--- a/FitApp.docx
+++ b/FitApp.docx
@@ -139,7 +139,27 @@
           <w:szCs w:val="24"/>
           <w:lang w:eastAsia="hu-HU"/>
         </w:rPr>
-        <w:t xml:space="preserve"> egy modern társkereső alkalmazáson volt, amelynek központi eleme az emberek közötti kapcsolatfelvétel és egy valós idejű chatfelület biztosítása lett volna. Azonban a piacelemzés és a felhasználói igények felmérése során a </w:t>
+        <w:t xml:space="preserve"> egy modern társkereső alkalmazáson volt, amelynek központi eleme </w:t>
+      </w:r>
+      <w:proofErr w:type="gramStart"/>
+      <w:r>
+        <w:rPr>
+          <w:rFonts w:ascii="Arial" w:eastAsia="Times New Roman" w:hAnsi="Arial" w:cs="Arial"/>
+          <w:sz w:val="24"/>
+          <w:szCs w:val="24"/>
+          <w:lang w:eastAsia="hu-HU"/>
+        </w:rPr>
+        <w:t>az</w:t>
+      </w:r>
+      <w:proofErr w:type="gramEnd"/>
+      <w:r>
+        <w:rPr>
+          <w:rFonts w:ascii="Arial" w:eastAsia="Times New Roman" w:hAnsi="Arial" w:cs="Arial"/>
+          <w:sz w:val="24"/>
+          <w:szCs w:val="24"/>
+          <w:lang w:eastAsia="hu-HU"/>
+        </w:rPr>
+        <w:t xml:space="preserve"> emberek közötti kapcsolatfelvétel és egy valós idejű chatfelület biztosítása lett volna. Azonban a piacelemzés és a felhasználói igények felmérése során a </w:t>
       </w:r>
       <w:proofErr w:type="gramStart"/>
       <w:r>
@@ -720,6 +740,60 @@
     <w:p>
       <w:pPr>
         <w:spacing w:before="100" w:beforeAutospacing="1" w:after="100" w:afterAutospacing="1" w:line="240" w:lineRule="auto"/>
+        <w:rPr>
+          <w:rFonts w:ascii="Arial" w:eastAsia="Times New Roman" w:hAnsi="Arial" w:cs="Arial"/>
+          <w:sz w:val="24"/>
+          <w:szCs w:val="24"/>
+          <w:lang w:eastAsia="hu-HU"/>
+        </w:rPr>
+      </w:pPr>
+      <w:r>
+        <w:rPr>
+          <w:rFonts w:ascii="Arial" w:eastAsia="Times New Roman" w:hAnsi="Arial" w:cs="Arial"/>
+          <w:sz w:val="24"/>
+          <w:szCs w:val="24"/>
+          <w:lang w:eastAsia="hu-HU"/>
+        </w:rPr>
+        <w:drawing>
+          <wp:inline distT="0" distB="0" distL="0" distR="0" wp14:anchorId="7BF8BAE8" wp14:editId="7CF24FCA">
+            <wp:extent cx="5022850" cy="2038595"/>
+            <wp:effectExtent l="0" t="0" r="6350" b="0"/>
+            <wp:docPr id="2" name="Kép 2"/>
+            <wp:cNvGraphicFramePr>
+              <a:graphicFrameLocks xmlns:a="http://schemas.openxmlformats.org/drawingml/2006/main" noChangeAspect="1"/>
+            </wp:cNvGraphicFramePr>
+            <a:graphic xmlns:a="http://schemas.openxmlformats.org/drawingml/2006/main">
+              <a:graphicData uri="http://schemas.openxmlformats.org/drawingml/2006/picture">
+                <pic:pic xmlns:pic="http://schemas.openxmlformats.org/drawingml/2006/picture">
+                  <pic:nvPicPr>
+                    <pic:cNvPr id="1" name=""/>
+                    <pic:cNvPicPr/>
+                  </pic:nvPicPr>
+                  <pic:blipFill>
+                    <a:blip r:embed="rId5"/>
+                    <a:stretch>
+                      <a:fillRect/>
+                    </a:stretch>
+                  </pic:blipFill>
+                  <pic:spPr>
+                    <a:xfrm>
+                      <a:off x="0" y="0"/>
+                      <a:ext cx="5048606" cy="2049048"/>
+                    </a:xfrm>
+                    <a:prstGeom prst="rect">
+                      <a:avLst/>
+                    </a:prstGeom>
+                  </pic:spPr>
+                </pic:pic>
+              </a:graphicData>
+            </a:graphic>
+          </wp:inline>
+        </w:drawing>
+      </w:r>
+    </w:p>
+    <w:p>
+      <w:pPr>
+        <w:spacing w:before="100" w:beforeAutospacing="1" w:after="100" w:afterAutospacing="1" w:line="240" w:lineRule="auto"/>
         <w:outlineLvl w:val="2"/>
         <w:rPr>
           <w:rFonts w:ascii="Arial" w:eastAsia="Times New Roman" w:hAnsi="Arial" w:cs="Arial"/>
@@ -739,6 +813,7 @@
           <w:szCs w:val="24"/>
           <w:lang w:eastAsia="hu-HU"/>
         </w:rPr>
+        <w:lastRenderedPageBreak/>
         <w:t xml:space="preserve">2.2. </w:t>
       </w:r>
       <w:proofErr w:type="spellStart"/>
@@ -1088,6 +1163,61 @@
     <w:p>
       <w:pPr>
         <w:spacing w:before="100" w:beforeAutospacing="1" w:after="100" w:afterAutospacing="1" w:line="240" w:lineRule="auto"/>
+        <w:ind w:left="360"/>
+        <w:rPr>
+          <w:rFonts w:ascii="Arial" w:eastAsia="Times New Roman" w:hAnsi="Arial" w:cs="Arial"/>
+          <w:sz w:val="24"/>
+          <w:szCs w:val="24"/>
+          <w:lang w:eastAsia="hu-HU"/>
+        </w:rPr>
+      </w:pPr>
+      <w:r>
+        <w:rPr>
+          <w:rFonts w:ascii="Arial" w:eastAsia="Times New Roman" w:hAnsi="Arial" w:cs="Arial"/>
+          <w:sz w:val="24"/>
+          <w:szCs w:val="24"/>
+          <w:lang w:eastAsia="hu-HU"/>
+        </w:rPr>
+        <w:drawing>
+          <wp:inline distT="0" distB="0" distL="0" distR="0" wp14:anchorId="0681189E" wp14:editId="45D6475C">
+            <wp:extent cx="4254500" cy="1609038"/>
+            <wp:effectExtent l="0" t="0" r="0" b="0"/>
+            <wp:docPr id="1" name="Kép 1"/>
+            <wp:cNvGraphicFramePr>
+              <a:graphicFrameLocks xmlns:a="http://schemas.openxmlformats.org/drawingml/2006/main" noChangeAspect="1"/>
+            </wp:cNvGraphicFramePr>
+            <a:graphic xmlns:a="http://schemas.openxmlformats.org/drawingml/2006/main">
+              <a:graphicData uri="http://schemas.openxmlformats.org/drawingml/2006/picture">
+                <pic:pic xmlns:pic="http://schemas.openxmlformats.org/drawingml/2006/picture">
+                  <pic:nvPicPr>
+                    <pic:cNvPr id="1" name=""/>
+                    <pic:cNvPicPr/>
+                  </pic:nvPicPr>
+                  <pic:blipFill>
+                    <a:blip r:embed="rId6"/>
+                    <a:stretch>
+                      <a:fillRect/>
+                    </a:stretch>
+                  </pic:blipFill>
+                  <pic:spPr>
+                    <a:xfrm>
+                      <a:off x="0" y="0"/>
+                      <a:ext cx="4289801" cy="1622389"/>
+                    </a:xfrm>
+                    <a:prstGeom prst="rect">
+                      <a:avLst/>
+                    </a:prstGeom>
+                  </pic:spPr>
+                </pic:pic>
+              </a:graphicData>
+            </a:graphic>
+          </wp:inline>
+        </w:drawing>
+      </w:r>
+    </w:p>
+    <w:p>
+      <w:pPr>
+        <w:spacing w:before="100" w:beforeAutospacing="1" w:after="100" w:afterAutospacing="1" w:line="240" w:lineRule="auto"/>
         <w:outlineLvl w:val="2"/>
         <w:rPr>
           <w:rFonts w:ascii="Arial" w:eastAsia="Times New Roman" w:hAnsi="Arial" w:cs="Arial"/>
@@ -1107,7 +1237,6 @@
           <w:szCs w:val="24"/>
           <w:lang w:eastAsia="hu-HU"/>
         </w:rPr>
-        <w:lastRenderedPageBreak/>
         <w:t xml:space="preserve">2.3. </w:t>
       </w:r>
       <w:proofErr w:type="spellStart"/>
@@ -1356,6 +1485,60 @@
     <w:p>
       <w:pPr>
         <w:spacing w:before="100" w:beforeAutospacing="1" w:after="100" w:afterAutospacing="1" w:line="240" w:lineRule="auto"/>
+        <w:rPr>
+          <w:rFonts w:ascii="Arial" w:eastAsia="Times New Roman" w:hAnsi="Arial" w:cs="Arial"/>
+          <w:sz w:val="24"/>
+          <w:szCs w:val="24"/>
+          <w:lang w:eastAsia="hu-HU"/>
+        </w:rPr>
+      </w:pPr>
+      <w:r>
+        <w:rPr>
+          <w:rFonts w:ascii="Arial" w:eastAsia="Times New Roman" w:hAnsi="Arial" w:cs="Arial"/>
+          <w:sz w:val="24"/>
+          <w:szCs w:val="24"/>
+          <w:lang w:eastAsia="hu-HU"/>
+        </w:rPr>
+        <w:drawing>
+          <wp:inline distT="0" distB="0" distL="0" distR="0" wp14:anchorId="3C94CCD8" wp14:editId="468F5434">
+            <wp:extent cx="3349718" cy="1606550"/>
+            <wp:effectExtent l="0" t="0" r="3175" b="0"/>
+            <wp:docPr id="3" name="Kép 3"/>
+            <wp:cNvGraphicFramePr>
+              <a:graphicFrameLocks xmlns:a="http://schemas.openxmlformats.org/drawingml/2006/main" noChangeAspect="1"/>
+            </wp:cNvGraphicFramePr>
+            <a:graphic xmlns:a="http://schemas.openxmlformats.org/drawingml/2006/main">
+              <a:graphicData uri="http://schemas.openxmlformats.org/drawingml/2006/picture">
+                <pic:pic xmlns:pic="http://schemas.openxmlformats.org/drawingml/2006/picture">
+                  <pic:nvPicPr>
+                    <pic:cNvPr id="1" name=""/>
+                    <pic:cNvPicPr/>
+                  </pic:nvPicPr>
+                  <pic:blipFill>
+                    <a:blip r:embed="rId7"/>
+                    <a:stretch>
+                      <a:fillRect/>
+                    </a:stretch>
+                  </pic:blipFill>
+                  <pic:spPr>
+                    <a:xfrm>
+                      <a:off x="0" y="0"/>
+                      <a:ext cx="3373180" cy="1617802"/>
+                    </a:xfrm>
+                    <a:prstGeom prst="rect">
+                      <a:avLst/>
+                    </a:prstGeom>
+                  </pic:spPr>
+                </pic:pic>
+              </a:graphicData>
+            </a:graphic>
+          </wp:inline>
+        </w:drawing>
+      </w:r>
+    </w:p>
+    <w:p>
+      <w:pPr>
+        <w:spacing w:before="100" w:beforeAutospacing="1" w:after="100" w:afterAutospacing="1" w:line="240" w:lineRule="auto"/>
         <w:outlineLvl w:val="2"/>
         <w:rPr>
           <w:rFonts w:ascii="Arial" w:eastAsia="Times New Roman" w:hAnsi="Arial" w:cs="Arial"/>
@@ -1596,6 +1779,61 @@
     <w:p>
       <w:pPr>
         <w:spacing w:before="100" w:beforeAutospacing="1" w:after="100" w:afterAutospacing="1" w:line="240" w:lineRule="auto"/>
+        <w:rPr>
+          <w:rFonts w:ascii="Arial" w:eastAsia="Times New Roman" w:hAnsi="Arial" w:cs="Arial"/>
+          <w:sz w:val="24"/>
+          <w:szCs w:val="24"/>
+          <w:lang w:eastAsia="hu-HU"/>
+        </w:rPr>
+      </w:pPr>
+      <w:r>
+        <w:rPr>
+          <w:rFonts w:ascii="Arial" w:eastAsia="Times New Roman" w:hAnsi="Arial" w:cs="Arial"/>
+          <w:sz w:val="24"/>
+          <w:szCs w:val="24"/>
+          <w:lang w:eastAsia="hu-HU"/>
+        </w:rPr>
+        <w:lastRenderedPageBreak/>
+        <w:drawing>
+          <wp:inline distT="0" distB="0" distL="0" distR="0" wp14:anchorId="1ADDC47D" wp14:editId="10E60FE6">
+            <wp:extent cx="4559300" cy="1321755"/>
+            <wp:effectExtent l="0" t="0" r="0" b="0"/>
+            <wp:docPr id="4" name="Kép 4"/>
+            <wp:cNvGraphicFramePr>
+              <a:graphicFrameLocks xmlns:a="http://schemas.openxmlformats.org/drawingml/2006/main" noChangeAspect="1"/>
+            </wp:cNvGraphicFramePr>
+            <a:graphic xmlns:a="http://schemas.openxmlformats.org/drawingml/2006/main">
+              <a:graphicData uri="http://schemas.openxmlformats.org/drawingml/2006/picture">
+                <pic:pic xmlns:pic="http://schemas.openxmlformats.org/drawingml/2006/picture">
+                  <pic:nvPicPr>
+                    <pic:cNvPr id="1" name=""/>
+                    <pic:cNvPicPr/>
+                  </pic:nvPicPr>
+                  <pic:blipFill>
+                    <a:blip r:embed="rId8"/>
+                    <a:stretch>
+                      <a:fillRect/>
+                    </a:stretch>
+                  </pic:blipFill>
+                  <pic:spPr>
+                    <a:xfrm>
+                      <a:off x="0" y="0"/>
+                      <a:ext cx="4613328" cy="1337418"/>
+                    </a:xfrm>
+                    <a:prstGeom prst="rect">
+                      <a:avLst/>
+                    </a:prstGeom>
+                  </pic:spPr>
+                </pic:pic>
+              </a:graphicData>
+            </a:graphic>
+          </wp:inline>
+        </w:drawing>
+      </w:r>
+    </w:p>
+    <w:p>
+      <w:pPr>
+        <w:spacing w:before="100" w:beforeAutospacing="1" w:after="100" w:afterAutospacing="1" w:line="240" w:lineRule="auto"/>
         <w:outlineLvl w:val="2"/>
         <w:rPr>
           <w:rFonts w:ascii="Arial" w:eastAsia="Times New Roman" w:hAnsi="Arial" w:cs="Arial"/>
@@ -1764,6 +2002,60 @@
     <w:p>
       <w:pPr>
         <w:spacing w:before="100" w:beforeAutospacing="1" w:after="100" w:afterAutospacing="1" w:line="240" w:lineRule="auto"/>
+        <w:rPr>
+          <w:rFonts w:ascii="Arial" w:eastAsia="Times New Roman" w:hAnsi="Arial" w:cs="Arial"/>
+          <w:sz w:val="24"/>
+          <w:szCs w:val="24"/>
+          <w:lang w:eastAsia="hu-HU"/>
+        </w:rPr>
+      </w:pPr>
+      <w:r>
+        <w:rPr>
+          <w:rFonts w:ascii="Arial" w:eastAsia="Times New Roman" w:hAnsi="Arial" w:cs="Arial"/>
+          <w:sz w:val="24"/>
+          <w:szCs w:val="24"/>
+          <w:lang w:eastAsia="hu-HU"/>
+        </w:rPr>
+        <w:drawing>
+          <wp:inline distT="0" distB="0" distL="0" distR="0" wp14:anchorId="5197F97F" wp14:editId="5B6E00FD">
+            <wp:extent cx="4184650" cy="1492212"/>
+            <wp:effectExtent l="0" t="0" r="6350" b="0"/>
+            <wp:docPr id="5" name="Kép 5"/>
+            <wp:cNvGraphicFramePr>
+              <a:graphicFrameLocks xmlns:a="http://schemas.openxmlformats.org/drawingml/2006/main" noChangeAspect="1"/>
+            </wp:cNvGraphicFramePr>
+            <a:graphic xmlns:a="http://schemas.openxmlformats.org/drawingml/2006/main">
+              <a:graphicData uri="http://schemas.openxmlformats.org/drawingml/2006/picture">
+                <pic:pic xmlns:pic="http://schemas.openxmlformats.org/drawingml/2006/picture">
+                  <pic:nvPicPr>
+                    <pic:cNvPr id="1" name=""/>
+                    <pic:cNvPicPr/>
+                  </pic:nvPicPr>
+                  <pic:blipFill>
+                    <a:blip r:embed="rId9"/>
+                    <a:stretch>
+                      <a:fillRect/>
+                    </a:stretch>
+                  </pic:blipFill>
+                  <pic:spPr>
+                    <a:xfrm>
+                      <a:off x="0" y="0"/>
+                      <a:ext cx="4233313" cy="1509565"/>
+                    </a:xfrm>
+                    <a:prstGeom prst="rect">
+                      <a:avLst/>
+                    </a:prstGeom>
+                  </pic:spPr>
+                </pic:pic>
+              </a:graphicData>
+            </a:graphic>
+          </wp:inline>
+        </w:drawing>
+      </w:r>
+    </w:p>
+    <w:p>
+      <w:pPr>
+        <w:spacing w:before="100" w:beforeAutospacing="1" w:after="100" w:afterAutospacing="1" w:line="240" w:lineRule="auto"/>
         <w:outlineLvl w:val="2"/>
         <w:rPr>
           <w:rFonts w:ascii="Arial" w:eastAsia="Times New Roman" w:hAnsi="Arial" w:cs="Arial"/>
@@ -1864,7 +2156,60 @@
     <w:p>
       <w:pPr>
         <w:spacing w:before="100" w:beforeAutospacing="1" w:after="100" w:afterAutospacing="1" w:line="240" w:lineRule="auto"/>
-        <w:outlineLvl w:val="2"/>
+        <w:rPr>
+          <w:rFonts w:ascii="Arial" w:eastAsia="Times New Roman" w:hAnsi="Arial" w:cs="Arial"/>
+          <w:sz w:val="24"/>
+          <w:szCs w:val="24"/>
+          <w:lang w:eastAsia="hu-HU"/>
+        </w:rPr>
+      </w:pPr>
+      <w:r>
+        <w:rPr>
+          <w:rFonts w:ascii="Arial" w:eastAsia="Times New Roman" w:hAnsi="Arial" w:cs="Arial"/>
+          <w:sz w:val="24"/>
+          <w:szCs w:val="24"/>
+          <w:lang w:eastAsia="hu-HU"/>
+        </w:rPr>
+        <w:drawing>
+          <wp:inline distT="0" distB="0" distL="0" distR="0" wp14:anchorId="390B04B1" wp14:editId="441F434A">
+            <wp:extent cx="4212998" cy="1206500"/>
+            <wp:effectExtent l="0" t="0" r="0" b="0"/>
+            <wp:docPr id="6" name="Kép 6"/>
+            <wp:cNvGraphicFramePr>
+              <a:graphicFrameLocks xmlns:a="http://schemas.openxmlformats.org/drawingml/2006/main" noChangeAspect="1"/>
+            </wp:cNvGraphicFramePr>
+            <a:graphic xmlns:a="http://schemas.openxmlformats.org/drawingml/2006/main">
+              <a:graphicData uri="http://schemas.openxmlformats.org/drawingml/2006/picture">
+                <pic:pic xmlns:pic="http://schemas.openxmlformats.org/drawingml/2006/picture">
+                  <pic:nvPicPr>
+                    <pic:cNvPr id="1" name=""/>
+                    <pic:cNvPicPr/>
+                  </pic:nvPicPr>
+                  <pic:blipFill>
+                    <a:blip r:embed="rId10"/>
+                    <a:stretch>
+                      <a:fillRect/>
+                    </a:stretch>
+                  </pic:blipFill>
+                  <pic:spPr>
+                    <a:xfrm>
+                      <a:off x="0" y="0"/>
+                      <a:ext cx="4227874" cy="1210760"/>
+                    </a:xfrm>
+                    <a:prstGeom prst="rect">
+                      <a:avLst/>
+                    </a:prstGeom>
+                  </pic:spPr>
+                </pic:pic>
+              </a:graphicData>
+            </a:graphic>
+          </wp:inline>
+        </w:drawing>
+      </w:r>
+    </w:p>
+    <w:p>
+      <w:pPr>
+        <w:spacing w:before="100" w:beforeAutospacing="1" w:after="100" w:afterAutospacing="1" w:line="240" w:lineRule="auto"/>
         <w:rPr>
           <w:rFonts w:ascii="Arial" w:eastAsia="Times New Roman" w:hAnsi="Arial" w:cs="Arial"/>
           <w:b/>
@@ -2155,6 +2500,7 @@
           <w:szCs w:val="24"/>
           <w:lang w:eastAsia="hu-HU"/>
         </w:rPr>
+        <w:lastRenderedPageBreak/>
         <w:t xml:space="preserve">3.1 </w:t>
       </w:r>
       <w:r>
@@ -2278,7 +2624,6 @@
           <w:szCs w:val="24"/>
           <w:lang w:eastAsia="hu-HU"/>
         </w:rPr>
-        <w:lastRenderedPageBreak/>
         <w:t xml:space="preserve">A </w:t>
       </w:r>
       <w:proofErr w:type="spellStart"/>
@@ -3455,7 +3800,6 @@
           <w:szCs w:val="24"/>
           <w:lang w:eastAsia="hu-HU"/>
         </w:rPr>
-        <w:lastRenderedPageBreak/>
         <w:t xml:space="preserve">BMR = 10 x </w:t>
       </w:r>
       <w:proofErr w:type="gramStart"/>
@@ -3477,6 +3821,71 @@
           <w:lang w:eastAsia="hu-HU"/>
         </w:rPr>
         <w:t>kg) + 6,25 x magasság(cm) – 5 x kor(év) -161</w:t>
+      </w:r>
+    </w:p>
+    <w:p>
+      <w:pPr>
+        <w:spacing w:after="0" w:line="240" w:lineRule="auto"/>
+        <w:rPr>
+          <w:rFonts w:ascii="Arial" w:eastAsia="Times New Roman" w:hAnsi="Arial" w:cs="Arial"/>
+          <w:sz w:val="24"/>
+          <w:szCs w:val="24"/>
+          <w:lang w:eastAsia="hu-HU"/>
+        </w:rPr>
+      </w:pPr>
+    </w:p>
+    <w:p>
+      <w:pPr>
+        <w:spacing w:after="0" w:line="240" w:lineRule="auto"/>
+        <w:rPr>
+          <w:rFonts w:ascii="Arial" w:eastAsia="Times New Roman" w:hAnsi="Arial" w:cs="Arial"/>
+          <w:sz w:val="24"/>
+          <w:szCs w:val="24"/>
+          <w:lang w:eastAsia="hu-HU"/>
+        </w:rPr>
+      </w:pPr>
+      <w:r>
+        <w:rPr>
+          <w:rFonts w:ascii="Arial" w:eastAsia="Times New Roman" w:hAnsi="Arial" w:cs="Arial"/>
+          <w:sz w:val="24"/>
+          <w:szCs w:val="24"/>
+          <w:lang w:eastAsia="hu-HU"/>
+        </w:rPr>
+        <w:drawing>
+          <wp:inline distT="0" distB="0" distL="0" distR="0" wp14:anchorId="61EB04F1" wp14:editId="7CFED54B">
+            <wp:extent cx="3606800" cy="1611371"/>
+            <wp:effectExtent l="0" t="0" r="0" b="8255"/>
+            <wp:docPr id="7" name="Kép 7"/>
+            <wp:cNvGraphicFramePr>
+              <a:graphicFrameLocks xmlns:a="http://schemas.openxmlformats.org/drawingml/2006/main" noChangeAspect="1"/>
+            </wp:cNvGraphicFramePr>
+            <a:graphic xmlns:a="http://schemas.openxmlformats.org/drawingml/2006/main">
+              <a:graphicData uri="http://schemas.openxmlformats.org/drawingml/2006/picture">
+                <pic:pic xmlns:pic="http://schemas.openxmlformats.org/drawingml/2006/picture">
+                  <pic:nvPicPr>
+                    <pic:cNvPr id="1" name=""/>
+                    <pic:cNvPicPr/>
+                  </pic:nvPicPr>
+                  <pic:blipFill>
+                    <a:blip r:embed="rId11"/>
+                    <a:stretch>
+                      <a:fillRect/>
+                    </a:stretch>
+                  </pic:blipFill>
+                  <pic:spPr>
+                    <a:xfrm>
+                      <a:off x="0" y="0"/>
+                      <a:ext cx="3655809" cy="1633266"/>
+                    </a:xfrm>
+                    <a:prstGeom prst="rect">
+                      <a:avLst/>
+                    </a:prstGeom>
+                  </pic:spPr>
+                </pic:pic>
+              </a:graphicData>
+            </a:graphic>
+          </wp:inline>
+        </w:drawing>
       </w:r>
     </w:p>
     <w:p>
@@ -4023,6 +4432,7 @@
                 <w:bdr w:val="none" w:sz="0" w:space="0" w:color="auto" w:frame="1"/>
                 <w:lang w:eastAsia="hu-HU"/>
               </w:rPr>
+              <w:lastRenderedPageBreak/>
               <w:t>Metódus</w:t>
             </w:r>
             <w:proofErr w:type="gramEnd"/>
@@ -5196,7 +5606,6 @@
           <w:sz w:val="24"/>
           <w:szCs w:val="24"/>
         </w:rPr>
-        <w:lastRenderedPageBreak/>
         <w:t xml:space="preserve">Az </w:t>
       </w:r>
       <w:proofErr w:type="spellStart"/>
@@ -5631,6 +6040,66 @@
     </w:p>
     <w:p>
       <w:pPr>
+        <w:rPr>
+          <w:rFonts w:ascii="Arial" w:hAnsi="Arial" w:cs="Arial"/>
+          <w:sz w:val="24"/>
+          <w:szCs w:val="24"/>
+        </w:rPr>
+      </w:pPr>
+      <w:r>
+        <w:rPr>
+          <w:rFonts w:ascii="Arial" w:hAnsi="Arial" w:cs="Arial"/>
+          <w:sz w:val="24"/>
+          <w:szCs w:val="24"/>
+        </w:rPr>
+        <w:lastRenderedPageBreak/>
+        <w:t>s</w:t>
+      </w:r>
+      <w:r>
+        <w:rPr>
+          <w:rFonts w:ascii="Arial" w:hAnsi="Arial" w:cs="Arial"/>
+          <w:sz w:val="24"/>
+          <w:szCs w:val="24"/>
+        </w:rPr>
+        <w:drawing>
+          <wp:inline distT="0" distB="0" distL="0" distR="0" wp14:anchorId="74D4028E" wp14:editId="3573D78B">
+            <wp:extent cx="3975100" cy="2548849"/>
+            <wp:effectExtent l="0" t="0" r="6350" b="4445"/>
+            <wp:docPr id="8" name="Kép 8"/>
+            <wp:cNvGraphicFramePr>
+              <a:graphicFrameLocks xmlns:a="http://schemas.openxmlformats.org/drawingml/2006/main" noChangeAspect="1"/>
+            </wp:cNvGraphicFramePr>
+            <a:graphic xmlns:a="http://schemas.openxmlformats.org/drawingml/2006/main">
+              <a:graphicData uri="http://schemas.openxmlformats.org/drawingml/2006/picture">
+                <pic:pic xmlns:pic="http://schemas.openxmlformats.org/drawingml/2006/picture">
+                  <pic:nvPicPr>
+                    <pic:cNvPr id="1" name=""/>
+                    <pic:cNvPicPr/>
+                  </pic:nvPicPr>
+                  <pic:blipFill>
+                    <a:blip r:embed="rId12"/>
+                    <a:stretch>
+                      <a:fillRect/>
+                    </a:stretch>
+                  </pic:blipFill>
+                  <pic:spPr>
+                    <a:xfrm>
+                      <a:off x="0" y="0"/>
+                      <a:ext cx="3998254" cy="2563695"/>
+                    </a:xfrm>
+                    <a:prstGeom prst="rect">
+                      <a:avLst/>
+                    </a:prstGeom>
+                  </pic:spPr>
+                </pic:pic>
+              </a:graphicData>
+            </a:graphic>
+          </wp:inline>
+        </w:drawing>
+      </w:r>
+    </w:p>
+    <w:p>
+      <w:pPr>
         <w:pStyle w:val="Listaszerbekezds"/>
         <w:ind w:left="1440"/>
         <w:rPr>
@@ -5691,6 +6160,14 @@
           <w:szCs w:val="24"/>
         </w:rPr>
         <w:t>Új felhasználói fiók létrehozása</w:t>
+      </w:r>
+      <w:r>
+        <w:rPr>
+          <w:rFonts w:ascii="Arial" w:hAnsi="Arial" w:cs="Arial"/>
+          <w:sz w:val="24"/>
+          <w:szCs w:val="24"/>
+        </w:rPr>
+        <w:t xml:space="preserve"> </w:t>
       </w:r>
     </w:p>
     <w:p>
@@ -5972,6 +6449,66 @@
       <w:pPr>
         <w:rPr>
           <w:rFonts w:ascii="Arial" w:hAnsi="Arial" w:cs="Arial"/>
+          <w:sz w:val="24"/>
+          <w:szCs w:val="24"/>
+        </w:rPr>
+      </w:pPr>
+      <w:r>
+        <w:rPr>
+          <w:rFonts w:ascii="Arial" w:hAnsi="Arial" w:cs="Arial"/>
+          <w:sz w:val="24"/>
+          <w:szCs w:val="24"/>
+        </w:rPr>
+        <w:drawing>
+          <wp:inline distT="0" distB="0" distL="0" distR="0" wp14:anchorId="501FF661" wp14:editId="29FFD561">
+            <wp:extent cx="4883150" cy="3141859"/>
+            <wp:effectExtent l="0" t="0" r="0" b="1905"/>
+            <wp:docPr id="9" name="Kép 9"/>
+            <wp:cNvGraphicFramePr>
+              <a:graphicFrameLocks xmlns:a="http://schemas.openxmlformats.org/drawingml/2006/main" noChangeAspect="1"/>
+            </wp:cNvGraphicFramePr>
+            <a:graphic xmlns:a="http://schemas.openxmlformats.org/drawingml/2006/main">
+              <a:graphicData uri="http://schemas.openxmlformats.org/drawingml/2006/picture">
+                <pic:pic xmlns:pic="http://schemas.openxmlformats.org/drawingml/2006/picture">
+                  <pic:nvPicPr>
+                    <pic:cNvPr id="1" name=""/>
+                    <pic:cNvPicPr/>
+                  </pic:nvPicPr>
+                  <pic:blipFill>
+                    <a:blip r:embed="rId13"/>
+                    <a:stretch>
+                      <a:fillRect/>
+                    </a:stretch>
+                  </pic:blipFill>
+                  <pic:spPr>
+                    <a:xfrm>
+                      <a:off x="0" y="0"/>
+                      <a:ext cx="4889240" cy="3145778"/>
+                    </a:xfrm>
+                    <a:prstGeom prst="rect">
+                      <a:avLst/>
+                    </a:prstGeom>
+                  </pic:spPr>
+                </pic:pic>
+              </a:graphicData>
+            </a:graphic>
+          </wp:inline>
+        </w:drawing>
+      </w:r>
+    </w:p>
+    <w:p>
+      <w:pPr>
+        <w:rPr>
+          <w:rFonts w:ascii="Arial" w:hAnsi="Arial" w:cs="Arial"/>
+          <w:sz w:val="24"/>
+          <w:szCs w:val="24"/>
+        </w:rPr>
+      </w:pPr>
+    </w:p>
+    <w:p>
+      <w:pPr>
+        <w:rPr>
+          <w:rFonts w:ascii="Arial" w:hAnsi="Arial" w:cs="Arial"/>
           <w:b/>
           <w:sz w:val="24"/>
           <w:szCs w:val="24"/>
@@ -5984,6 +6521,7 @@
           <w:sz w:val="24"/>
           <w:szCs w:val="24"/>
         </w:rPr>
+        <w:lastRenderedPageBreak/>
         <w:t xml:space="preserve">    </w:t>
       </w:r>
       <w:r>
@@ -6091,6 +6629,65 @@
           <w:szCs w:val="24"/>
         </w:rPr>
         <w:t>.</w:t>
+      </w:r>
+    </w:p>
+    <w:p>
+      <w:pPr>
+        <w:rPr>
+          <w:rFonts w:ascii="Arial" w:hAnsi="Arial" w:cs="Arial"/>
+          <w:sz w:val="24"/>
+          <w:szCs w:val="24"/>
+        </w:rPr>
+      </w:pPr>
+      <w:r>
+        <w:rPr>
+          <w:rFonts w:ascii="Arial" w:hAnsi="Arial" w:cs="Arial"/>
+          <w:sz w:val="24"/>
+          <w:szCs w:val="24"/>
+        </w:rPr>
+        <w:t>S</w:t>
+      </w:r>
+      <w:r>
+        <w:rPr>
+          <w:rFonts w:ascii="Arial" w:hAnsi="Arial" w:cs="Arial"/>
+          <w:sz w:val="24"/>
+          <w:szCs w:val="24"/>
+        </w:rPr>
+        <w:drawing>
+          <wp:inline distT="0" distB="0" distL="0" distR="0" wp14:anchorId="4BCAE22A" wp14:editId="37C9CB4B">
+            <wp:extent cx="2984500" cy="1843533"/>
+            <wp:effectExtent l="0" t="0" r="6350" b="4445"/>
+            <wp:docPr id="10" name="Kép 10"/>
+            <wp:cNvGraphicFramePr>
+              <a:graphicFrameLocks xmlns:a="http://schemas.openxmlformats.org/drawingml/2006/main" noChangeAspect="1"/>
+            </wp:cNvGraphicFramePr>
+            <a:graphic xmlns:a="http://schemas.openxmlformats.org/drawingml/2006/main">
+              <a:graphicData uri="http://schemas.openxmlformats.org/drawingml/2006/picture">
+                <pic:pic xmlns:pic="http://schemas.openxmlformats.org/drawingml/2006/picture">
+                  <pic:nvPicPr>
+                    <pic:cNvPr id="1" name=""/>
+                    <pic:cNvPicPr/>
+                  </pic:nvPicPr>
+                  <pic:blipFill>
+                    <a:blip r:embed="rId14"/>
+                    <a:stretch>
+                      <a:fillRect/>
+                    </a:stretch>
+                  </pic:blipFill>
+                  <pic:spPr>
+                    <a:xfrm>
+                      <a:off x="0" y="0"/>
+                      <a:ext cx="3012467" cy="1860808"/>
+                    </a:xfrm>
+                    <a:prstGeom prst="rect">
+                      <a:avLst/>
+                    </a:prstGeom>
+                  </pic:spPr>
+                </pic:pic>
+              </a:graphicData>
+            </a:graphic>
+          </wp:inline>
+        </w:drawing>
       </w:r>
     </w:p>
     <w:p>
@@ -6434,7 +7031,6 @@
           <w:sz w:val="24"/>
           <w:szCs w:val="24"/>
         </w:rPr>
-        <w:lastRenderedPageBreak/>
         <w:t xml:space="preserve">Mezők: </w:t>
       </w:r>
       <w:r>
@@ -6836,6 +7432,7 @@
           <w:sz w:val="24"/>
           <w:szCs w:val="24"/>
         </w:rPr>
+        <w:lastRenderedPageBreak/>
         <w:t xml:space="preserve">Az oldal lehetőséget biztosít a </w:t>
       </w:r>
       <w:proofErr w:type="gramStart"/>
@@ -7428,7 +8025,6 @@
           <w:sz w:val="24"/>
           <w:szCs w:val="24"/>
         </w:rPr>
-        <w:lastRenderedPageBreak/>
         <w:t>6.33 Design és UI</w:t>
       </w:r>
     </w:p>
@@ -7806,6 +8402,7 @@
           <w:sz w:val="24"/>
           <w:szCs w:val="24"/>
         </w:rPr>
+        <w:lastRenderedPageBreak/>
         <w:t xml:space="preserve">Továbbítás: A </w:t>
       </w:r>
       <w:proofErr w:type="spellStart"/>
@@ -7861,6 +8458,57 @@
           <w:szCs w:val="24"/>
         </w:rPr>
         <w:t xml:space="preserve"> a nézetnek, így a mezők nem lesznek üresek, ha a felhasználó már korábban megadta az adatokat</w:t>
+      </w:r>
+    </w:p>
+    <w:p>
+      <w:pPr>
+        <w:rPr>
+          <w:rFonts w:ascii="Arial" w:hAnsi="Arial" w:cs="Arial"/>
+          <w:sz w:val="24"/>
+          <w:szCs w:val="24"/>
+        </w:rPr>
+      </w:pPr>
+      <w:r>
+        <w:rPr>
+          <w:rFonts w:ascii="Arial" w:hAnsi="Arial" w:cs="Arial"/>
+          <w:sz w:val="24"/>
+          <w:szCs w:val="24"/>
+        </w:rPr>
+        <w:drawing>
+          <wp:inline distT="0" distB="0" distL="0" distR="0" wp14:anchorId="591E5193" wp14:editId="74A79316">
+            <wp:extent cx="3912546" cy="1555750"/>
+            <wp:effectExtent l="0" t="0" r="0" b="6350"/>
+            <wp:docPr id="11" name="Kép 11"/>
+            <wp:cNvGraphicFramePr>
+              <a:graphicFrameLocks xmlns:a="http://schemas.openxmlformats.org/drawingml/2006/main" noChangeAspect="1"/>
+            </wp:cNvGraphicFramePr>
+            <a:graphic xmlns:a="http://schemas.openxmlformats.org/drawingml/2006/main">
+              <a:graphicData uri="http://schemas.openxmlformats.org/drawingml/2006/picture">
+                <pic:pic xmlns:pic="http://schemas.openxmlformats.org/drawingml/2006/picture">
+                  <pic:nvPicPr>
+                    <pic:cNvPr id="1" name=""/>
+                    <pic:cNvPicPr/>
+                  </pic:nvPicPr>
+                  <pic:blipFill>
+                    <a:blip r:embed="rId15"/>
+                    <a:stretch>
+                      <a:fillRect/>
+                    </a:stretch>
+                  </pic:blipFill>
+                  <pic:spPr>
+                    <a:xfrm>
+                      <a:off x="0" y="0"/>
+                      <a:ext cx="3932954" cy="1563865"/>
+                    </a:xfrm>
+                    <a:prstGeom prst="rect">
+                      <a:avLst/>
+                    </a:prstGeom>
+                  </pic:spPr>
+                </pic:pic>
+              </a:graphicData>
+            </a:graphic>
+          </wp:inline>
+        </w:drawing>
       </w:r>
     </w:p>
     <w:p>
@@ -8248,15 +8896,59 @@
         </w:rPr>
         <w:t>Létrehozás: Ha nem talál (pl. új regisztráció első adatfelvétele), létrehoz egy új sort</w:t>
       </w:r>
-    </w:p>
-    <w:p>
-      <w:pPr>
-        <w:rPr>
-          <w:rFonts w:ascii="Arial" w:hAnsi="Arial" w:cs="Arial"/>
-          <w:sz w:val="24"/>
-          <w:szCs w:val="24"/>
-        </w:rPr>
-      </w:pPr>
+      <w:bookmarkStart w:id="0" w:name="_GoBack"/>
+      <w:bookmarkEnd w:id="0"/>
+    </w:p>
+    <w:p>
+      <w:pPr>
+        <w:rPr>
+          <w:rFonts w:ascii="Arial" w:hAnsi="Arial" w:cs="Arial"/>
+          <w:sz w:val="24"/>
+          <w:szCs w:val="24"/>
+        </w:rPr>
+      </w:pPr>
+      <w:r>
+        <w:rPr>
+          <w:rFonts w:ascii="Arial" w:hAnsi="Arial" w:cs="Arial"/>
+          <w:sz w:val="24"/>
+          <w:szCs w:val="24"/>
+        </w:rPr>
+        <w:drawing>
+          <wp:inline distT="0" distB="0" distL="0" distR="0" wp14:anchorId="5E75A061" wp14:editId="7AA7C4DC">
+            <wp:extent cx="4241800" cy="2758540"/>
+            <wp:effectExtent l="0" t="0" r="6350" b="3810"/>
+            <wp:docPr id="12" name="Kép 12"/>
+            <wp:cNvGraphicFramePr>
+              <a:graphicFrameLocks xmlns:a="http://schemas.openxmlformats.org/drawingml/2006/main" noChangeAspect="1"/>
+            </wp:cNvGraphicFramePr>
+            <a:graphic xmlns:a="http://schemas.openxmlformats.org/drawingml/2006/main">
+              <a:graphicData uri="http://schemas.openxmlformats.org/drawingml/2006/picture">
+                <pic:pic xmlns:pic="http://schemas.openxmlformats.org/drawingml/2006/picture">
+                  <pic:nvPicPr>
+                    <pic:cNvPr id="1" name=""/>
+                    <pic:cNvPicPr/>
+                  </pic:nvPicPr>
+                  <pic:blipFill>
+                    <a:blip r:embed="rId16"/>
+                    <a:stretch>
+                      <a:fillRect/>
+                    </a:stretch>
+                  </pic:blipFill>
+                  <pic:spPr>
+                    <a:xfrm>
+                      <a:off x="0" y="0"/>
+                      <a:ext cx="4293827" cy="2792374"/>
+                    </a:xfrm>
+                    <a:prstGeom prst="rect">
+                      <a:avLst/>
+                    </a:prstGeom>
+                  </pic:spPr>
+                </pic:pic>
+              </a:graphicData>
+            </a:graphic>
+          </wp:inline>
+        </w:drawing>
+      </w:r>
     </w:p>
     <w:p>
       <w:pPr>
@@ -8292,7 +8984,6 @@
           <w:sz w:val="24"/>
           <w:szCs w:val="24"/>
         </w:rPr>
-        <w:lastRenderedPageBreak/>
         <w:t>7.2 Adatbázis kapcsolat</w:t>
       </w:r>
     </w:p>
@@ -8787,8 +9478,6 @@
                 <w:lang w:eastAsia="hu-HU"/>
               </w:rPr>
             </w:pPr>
-            <w:bookmarkStart w:id="0" w:name="_GoBack"/>
-            <w:bookmarkEnd w:id="0"/>
           </w:p>
         </w:tc>
         <w:tc>

--- a/FitApp.docx
+++ b/FitApp.docx
@@ -5607,6 +5607,7 @@
       <w:r>
         <w:rPr>
           <w:rFonts w:ascii="Arial" w:eastAsia="Times New Roman" w:hAnsi="Arial" w:cs="Arial"/>
+          <w:noProof/>
           <w:sz w:val="24"/>
           <w:szCs w:val="24"/>
           <w:lang w:eastAsia="hu-HU"/>
@@ -5756,6 +5757,7 @@
       <w:r>
         <w:rPr>
           <w:rFonts w:ascii="Arial" w:eastAsia="Times New Roman" w:hAnsi="Arial" w:cs="Arial"/>
+          <w:noProof/>
           <w:sz w:val="24"/>
           <w:szCs w:val="24"/>
           <w:lang w:eastAsia="hu-HU"/>
@@ -5810,6 +5812,7 @@
       <w:r>
         <w:rPr>
           <w:rFonts w:ascii="Arial" w:eastAsia="Times New Roman" w:hAnsi="Arial" w:cs="Arial"/>
+          <w:noProof/>
           <w:sz w:val="24"/>
           <w:szCs w:val="24"/>
           <w:lang w:eastAsia="hu-HU"/>
@@ -5851,8 +5854,6 @@
           </wp:inline>
         </w:drawing>
       </w:r>
-      <w:bookmarkStart w:id="0" w:name="_GoBack"/>
-      <w:bookmarkEnd w:id="0"/>
     </w:p>
     <w:p>
       <w:pPr>
@@ -8261,14 +8262,6 @@
       <w:r>
         <w:rPr>
           <w:rFonts w:ascii="Arial" w:hAnsi="Arial" w:cs="Arial"/>
-          <w:sz w:val="24"/>
-          <w:szCs w:val="24"/>
-        </w:rPr>
-        <w:t>S</w:t>
-      </w:r>
-      <w:r>
-        <w:rPr>
-          <w:rFonts w:ascii="Arial" w:hAnsi="Arial" w:cs="Arial"/>
           <w:noProof/>
           <w:sz w:val="24"/>
           <w:szCs w:val="24"/>
@@ -8446,7 +8439,25 @@
           <w:sz w:val="24"/>
           <w:szCs w:val="24"/>
         </w:rPr>
-        <w:t xml:space="preserve"> terjeszti ki. Az </w:t>
+        <w:t xml:space="preserve"> terjeszti ki. </w:t>
+      </w:r>
+      <w:proofErr w:type="gramStart"/>
+      <w:r>
+        <w:rPr>
+          <w:rFonts w:ascii="Arial" w:hAnsi="Arial" w:cs="Arial"/>
+          <w:sz w:val="24"/>
+          <w:szCs w:val="24"/>
+        </w:rPr>
+        <w:t>Az</w:t>
+      </w:r>
+      <w:proofErr w:type="gramEnd"/>
+      <w:r>
+        <w:rPr>
+          <w:rFonts w:ascii="Arial" w:hAnsi="Arial" w:cs="Arial"/>
+          <w:sz w:val="24"/>
+          <w:szCs w:val="24"/>
+        </w:rPr>
+        <w:t xml:space="preserve"> </w:t>
       </w:r>
       <w:proofErr w:type="spellStart"/>
       <w:r>
@@ -8482,25 +8493,7 @@
           <w:sz w:val="24"/>
           <w:szCs w:val="24"/>
         </w:rPr>
-        <w:t xml:space="preserve"> és a benne lévő gombokat, Főoldal</w:t>
-      </w:r>
-      <w:proofErr w:type="gramStart"/>
-      <w:r>
-        <w:rPr>
-          <w:rFonts w:ascii="Arial" w:hAnsi="Arial" w:cs="Arial"/>
-          <w:sz w:val="24"/>
-          <w:szCs w:val="24"/>
-        </w:rPr>
-        <w:t>, …</w:t>
-      </w:r>
-      <w:proofErr w:type="gramEnd"/>
-      <w:r>
-        <w:rPr>
-          <w:rFonts w:ascii="Arial" w:hAnsi="Arial" w:cs="Arial"/>
-          <w:sz w:val="24"/>
-          <w:szCs w:val="24"/>
-        </w:rPr>
-        <w:t>. , bejelentkezés, kijelentkezés és regisztráció.</w:t>
+        <w:t xml:space="preserve"> és a benne lévő gombokat, Főoldal, …. , bejelentkezés, kijelentkezés és regisztráció.</w:t>
       </w:r>
       <w:r>
         <w:rPr>
@@ -12059,7 +12052,7 @@
           <w:sz w:val="24"/>
           <w:szCs w:val="24"/>
         </w:rPr>
-        <w:t>UserController</w:t>
+        <w:t>PersonalDataController</w:t>
       </w:r>
       <w:proofErr w:type="spellEnd"/>
       <w:r>
@@ -12671,6 +12664,74 @@
         </w:rPr>
         <w:t xml:space="preserve"> mező csak férfi és női értéket vehet fel, mivel ez nagyon fontos a pontos kalóriaszámításhoz</w:t>
       </w:r>
+      <w:r>
+        <w:rPr>
+          <w:rFonts w:ascii="Arial" w:hAnsi="Arial" w:cs="Arial"/>
+          <w:sz w:val="24"/>
+          <w:szCs w:val="24"/>
+        </w:rPr>
+        <w:br/>
+      </w:r>
+      <w:r>
+        <w:rPr>
+          <w:rFonts w:ascii="Arial" w:hAnsi="Arial" w:cs="Arial"/>
+          <w:sz w:val="24"/>
+          <w:szCs w:val="24"/>
+        </w:rPr>
+        <w:br/>
+      </w:r>
+      <w:bookmarkStart w:id="0" w:name="_GoBack"/>
+      <w:r>
+        <w:rPr>
+          <w:rFonts w:ascii="Arial" w:hAnsi="Arial" w:cs="Arial"/>
+          <w:sz w:val="24"/>
+          <w:szCs w:val="24"/>
+        </w:rPr>
+        <w:drawing>
+          <wp:inline distT="0" distB="0" distL="0" distR="0" wp14:anchorId="5D3E6A66" wp14:editId="388831FA">
+            <wp:extent cx="3600450" cy="1530350"/>
+            <wp:effectExtent l="0" t="0" r="0" b="0"/>
+            <wp:docPr id="47" name="Kép 47"/>
+            <wp:cNvGraphicFramePr>
+              <a:graphicFrameLocks xmlns:a="http://schemas.openxmlformats.org/drawingml/2006/main" noChangeAspect="1"/>
+            </wp:cNvGraphicFramePr>
+            <a:graphic xmlns:a="http://schemas.openxmlformats.org/drawingml/2006/main">
+              <a:graphicData uri="http://schemas.openxmlformats.org/drawingml/2006/picture">
+                <pic:pic xmlns:pic="http://schemas.openxmlformats.org/drawingml/2006/picture">
+                  <pic:nvPicPr>
+                    <pic:cNvPr id="1" name=""/>
+                    <pic:cNvPicPr/>
+                  </pic:nvPicPr>
+                  <pic:blipFill>
+                    <a:blip r:embed="rId32"/>
+                    <a:stretch>
+                      <a:fillRect/>
+                    </a:stretch>
+                  </pic:blipFill>
+                  <pic:spPr>
+                    <a:xfrm>
+                      <a:off x="0" y="0"/>
+                      <a:ext cx="3616428" cy="1537141"/>
+                    </a:xfrm>
+                    <a:prstGeom prst="rect">
+                      <a:avLst/>
+                    </a:prstGeom>
+                  </pic:spPr>
+                </pic:pic>
+              </a:graphicData>
+            </a:graphic>
+          </wp:inline>
+        </w:drawing>
+      </w:r>
+      <w:bookmarkEnd w:id="0"/>
+      <w:r>
+        <w:rPr>
+          <w:rFonts w:ascii="Arial" w:hAnsi="Arial" w:cs="Arial"/>
+          <w:sz w:val="24"/>
+          <w:szCs w:val="24"/>
+        </w:rPr>
+        <w:br/>
+      </w:r>
     </w:p>
     <w:p>
       <w:pPr>
@@ -12875,7 +12936,7 @@
                     <pic:cNvPicPr/>
                   </pic:nvPicPr>
                   <pic:blipFill>
-                    <a:blip r:embed="rId32"/>
+                    <a:blip r:embed="rId33"/>
                     <a:stretch>
                       <a:fillRect/>
                     </a:stretch>
@@ -14409,7 +14470,7 @@
                     <pic:cNvPicPr/>
                   </pic:nvPicPr>
                   <pic:blipFill>
-                    <a:blip r:embed="rId33"/>
+                    <a:blip r:embed="rId34"/>
                     <a:stretch>
                       <a:fillRect/>
                     </a:stretch>
@@ -14529,145 +14590,6 @@
             <wp:extent cx="5760720" cy="1015365"/>
             <wp:effectExtent l="0" t="0" r="0" b="0"/>
             <wp:docPr id="23" name="Kép 23"/>
-            <wp:cNvGraphicFramePr>
-              <a:graphicFrameLocks xmlns:a="http://schemas.openxmlformats.org/drawingml/2006/main" noChangeAspect="1"/>
-            </wp:cNvGraphicFramePr>
-            <a:graphic xmlns:a="http://schemas.openxmlformats.org/drawingml/2006/main">
-              <a:graphicData uri="http://schemas.openxmlformats.org/drawingml/2006/picture">
-                <pic:pic xmlns:pic="http://schemas.openxmlformats.org/drawingml/2006/picture">
-                  <pic:nvPicPr>
-                    <pic:cNvPr id="1" name=""/>
-                    <pic:cNvPicPr/>
-                  </pic:nvPicPr>
-                  <pic:blipFill>
-                    <a:blip r:embed="rId34"/>
-                    <a:stretch>
-                      <a:fillRect/>
-                    </a:stretch>
-                  </pic:blipFill>
-                  <pic:spPr>
-                    <a:xfrm>
-                      <a:off x="0" y="0"/>
-                      <a:ext cx="5760720" cy="1015365"/>
-                    </a:xfrm>
-                    <a:prstGeom prst="rect">
-                      <a:avLst/>
-                    </a:prstGeom>
-                  </pic:spPr>
-                </pic:pic>
-              </a:graphicData>
-            </a:graphic>
-          </wp:inline>
-        </w:drawing>
-      </w:r>
-    </w:p>
-    <w:p>
-      <w:pPr>
-        <w:pStyle w:val="Listaszerbekezds"/>
-        <w:numPr>
-          <w:ilvl w:val="0"/>
-          <w:numId w:val="41"/>
-        </w:numPr>
-        <w:rPr>
-          <w:rFonts w:ascii="Arial" w:hAnsi="Arial" w:cs="Arial"/>
-          <w:sz w:val="24"/>
-          <w:szCs w:val="24"/>
-        </w:rPr>
-      </w:pPr>
-      <w:proofErr w:type="gramStart"/>
-      <w:r>
-        <w:rPr>
-          <w:rFonts w:ascii="Arial" w:hAnsi="Arial" w:cs="Arial"/>
-          <w:sz w:val="24"/>
-          <w:szCs w:val="24"/>
-        </w:rPr>
-        <w:t>update(</w:t>
-      </w:r>
-      <w:proofErr w:type="gramEnd"/>
-      <w:r>
-        <w:rPr>
-          <w:rFonts w:ascii="Arial" w:hAnsi="Arial" w:cs="Arial"/>
-          <w:sz w:val="24"/>
-          <w:szCs w:val="24"/>
-        </w:rPr>
-        <w:t xml:space="preserve">): Megkeresi az adott </w:t>
-      </w:r>
-      <w:proofErr w:type="spellStart"/>
-      <w:r>
-        <w:rPr>
-          <w:rFonts w:ascii="Arial" w:hAnsi="Arial" w:cs="Arial"/>
-          <w:sz w:val="24"/>
-          <w:szCs w:val="24"/>
-        </w:rPr>
-        <w:t>azonosítójú</w:t>
-      </w:r>
-      <w:proofErr w:type="spellEnd"/>
-      <w:r>
-        <w:rPr>
-          <w:rFonts w:ascii="Arial" w:hAnsi="Arial" w:cs="Arial"/>
-          <w:sz w:val="24"/>
-          <w:szCs w:val="24"/>
-        </w:rPr>
-        <w:t>(</w:t>
-      </w:r>
-      <w:proofErr w:type="spellStart"/>
-      <w:r>
-        <w:rPr>
-          <w:rFonts w:ascii="Arial" w:hAnsi="Arial" w:cs="Arial"/>
-          <w:sz w:val="24"/>
-          <w:szCs w:val="24"/>
-        </w:rPr>
-        <w:t>id</w:t>
-      </w:r>
-      <w:proofErr w:type="spellEnd"/>
-      <w:r>
-        <w:rPr>
-          <w:rFonts w:ascii="Arial" w:hAnsi="Arial" w:cs="Arial"/>
-          <w:sz w:val="24"/>
-          <w:szCs w:val="24"/>
-        </w:rPr>
-        <w:t xml:space="preserve">) ételt, és frissíti az </w:t>
-      </w:r>
-      <w:proofErr w:type="spellStart"/>
-      <w:r>
-        <w:rPr>
-          <w:rFonts w:ascii="Arial" w:hAnsi="Arial" w:cs="Arial"/>
-          <w:sz w:val="24"/>
-          <w:szCs w:val="24"/>
-        </w:rPr>
-        <w:t>adatiat</w:t>
-      </w:r>
-      <w:proofErr w:type="spellEnd"/>
-      <w:r>
-        <w:rPr>
-          <w:rFonts w:ascii="Arial" w:hAnsi="Arial" w:cs="Arial"/>
-          <w:sz w:val="24"/>
-          <w:szCs w:val="24"/>
-        </w:rPr>
-        <w:t xml:space="preserve"> a módosított értékekkel</w:t>
-      </w:r>
-    </w:p>
-    <w:p>
-      <w:pPr>
-        <w:rPr>
-          <w:rFonts w:ascii="Arial" w:hAnsi="Arial" w:cs="Arial"/>
-          <w:sz w:val="24"/>
-          <w:szCs w:val="24"/>
-        </w:rPr>
-      </w:pPr>
-      <w:r>
-        <w:rPr>
-          <w:rFonts w:ascii="Arial" w:hAnsi="Arial" w:cs="Arial"/>
-          <w:noProof/>
-          <w:sz w:val="24"/>
-          <w:szCs w:val="24"/>
-          <w:lang w:eastAsia="hu-HU"/>
-        </w:rPr>
-        <w:drawing>
-          <wp:inline distT="0" distB="0" distL="0" distR="0" wp14:anchorId="3C637070" wp14:editId="6738DD2D">
-            <wp:extent cx="5760720" cy="1424940"/>
-            <wp:effectExtent l="0" t="0" r="0" b="3810"/>
-            <wp:docPr id="24" name="Kép 24"/>
             <wp:cNvGraphicFramePr>
               <a:graphicFrameLocks xmlns:a="http://schemas.openxmlformats.org/drawingml/2006/main" noChangeAspect="1"/>
             </wp:cNvGraphicFramePr>
@@ -14687,7 +14609,7 @@
                   <pic:spPr>
                     <a:xfrm>
                       <a:off x="0" y="0"/>
-                      <a:ext cx="5760720" cy="1424940"/>
+                      <a:ext cx="5760720" cy="1015365"/>
                     </a:xfrm>
                     <a:prstGeom prst="rect">
                       <a:avLst/>
@@ -14713,7 +14635,6 @@
           <w:szCs w:val="24"/>
         </w:rPr>
       </w:pPr>
-      <w:proofErr w:type="spellStart"/>
       <w:proofErr w:type="gramStart"/>
       <w:r>
         <w:rPr>
@@ -14721,7 +14642,25 @@
           <w:sz w:val="24"/>
           <w:szCs w:val="24"/>
         </w:rPr>
-        <w:t>destor</w:t>
+        <w:t>update(</w:t>
+      </w:r>
+      <w:proofErr w:type="gramEnd"/>
+      <w:r>
+        <w:rPr>
+          <w:rFonts w:ascii="Arial" w:hAnsi="Arial" w:cs="Arial"/>
+          <w:sz w:val="24"/>
+          <w:szCs w:val="24"/>
+        </w:rPr>
+        <w:t xml:space="preserve">): Megkeresi az adott </w:t>
+      </w:r>
+      <w:proofErr w:type="spellStart"/>
+      <w:r>
+        <w:rPr>
+          <w:rFonts w:ascii="Arial" w:hAnsi="Arial" w:cs="Arial"/>
+          <w:sz w:val="24"/>
+          <w:szCs w:val="24"/>
+        </w:rPr>
+        <w:t>azonosítójú</w:t>
       </w:r>
       <w:proofErr w:type="spellEnd"/>
       <w:r>
@@ -14732,32 +14671,41 @@
         </w:rPr>
         <w:t>(</w:t>
       </w:r>
-      <w:proofErr w:type="gramEnd"/>
-      <w:r>
-        <w:rPr>
-          <w:rFonts w:ascii="Arial" w:hAnsi="Arial" w:cs="Arial"/>
-          <w:sz w:val="24"/>
-          <w:szCs w:val="24"/>
-        </w:rPr>
-        <w:t xml:space="preserve">): </w:t>
-      </w:r>
-      <w:proofErr w:type="spellStart"/>
-      <w:r>
-        <w:rPr>
-          <w:rFonts w:ascii="Arial" w:hAnsi="Arial" w:cs="Arial"/>
-          <w:sz w:val="24"/>
-          <w:szCs w:val="24"/>
-        </w:rPr>
-        <w:t>Törli</w:t>
-      </w:r>
-      <w:proofErr w:type="spellEnd"/>
-      <w:r>
-        <w:rPr>
-          <w:rFonts w:ascii="Arial" w:hAnsi="Arial" w:cs="Arial"/>
-          <w:sz w:val="24"/>
-          <w:szCs w:val="24"/>
-        </w:rPr>
-        <w:t xml:space="preserve"> az elemet.</w:t>
+      <w:proofErr w:type="spellStart"/>
+      <w:r>
+        <w:rPr>
+          <w:rFonts w:ascii="Arial" w:hAnsi="Arial" w:cs="Arial"/>
+          <w:sz w:val="24"/>
+          <w:szCs w:val="24"/>
+        </w:rPr>
+        <w:t>id</w:t>
+      </w:r>
+      <w:proofErr w:type="spellEnd"/>
+      <w:r>
+        <w:rPr>
+          <w:rFonts w:ascii="Arial" w:hAnsi="Arial" w:cs="Arial"/>
+          <w:sz w:val="24"/>
+          <w:szCs w:val="24"/>
+        </w:rPr>
+        <w:t xml:space="preserve">) ételt, és frissíti az </w:t>
+      </w:r>
+      <w:proofErr w:type="spellStart"/>
+      <w:r>
+        <w:rPr>
+          <w:rFonts w:ascii="Arial" w:hAnsi="Arial" w:cs="Arial"/>
+          <w:sz w:val="24"/>
+          <w:szCs w:val="24"/>
+        </w:rPr>
+        <w:t>adatiat</w:t>
+      </w:r>
+      <w:proofErr w:type="spellEnd"/>
+      <w:r>
+        <w:rPr>
+          <w:rFonts w:ascii="Arial" w:hAnsi="Arial" w:cs="Arial"/>
+          <w:sz w:val="24"/>
+          <w:szCs w:val="24"/>
+        </w:rPr>
+        <w:t xml:space="preserve"> a módosított értékekkel</w:t>
       </w:r>
     </w:p>
     <w:p>
@@ -14776,12 +14724,11 @@
           <w:szCs w:val="24"/>
           <w:lang w:eastAsia="hu-HU"/>
         </w:rPr>
-        <w:lastRenderedPageBreak/>
         <w:drawing>
-          <wp:inline distT="0" distB="0" distL="0" distR="0" wp14:anchorId="60150C77" wp14:editId="0F999145">
-            <wp:extent cx="5760720" cy="1208405"/>
-            <wp:effectExtent l="0" t="0" r="0" b="0"/>
-            <wp:docPr id="25" name="Kép 25"/>
+          <wp:inline distT="0" distB="0" distL="0" distR="0" wp14:anchorId="3C637070" wp14:editId="6738DD2D">
+            <wp:extent cx="5760720" cy="1424940"/>
+            <wp:effectExtent l="0" t="0" r="0" b="3810"/>
+            <wp:docPr id="24" name="Kép 24"/>
             <wp:cNvGraphicFramePr>
               <a:graphicFrameLocks xmlns:a="http://schemas.openxmlformats.org/drawingml/2006/main" noChangeAspect="1"/>
             </wp:cNvGraphicFramePr>
@@ -14801,6 +14748,120 @@
                   <pic:spPr>
                     <a:xfrm>
                       <a:off x="0" y="0"/>
+                      <a:ext cx="5760720" cy="1424940"/>
+                    </a:xfrm>
+                    <a:prstGeom prst="rect">
+                      <a:avLst/>
+                    </a:prstGeom>
+                  </pic:spPr>
+                </pic:pic>
+              </a:graphicData>
+            </a:graphic>
+          </wp:inline>
+        </w:drawing>
+      </w:r>
+    </w:p>
+    <w:p>
+      <w:pPr>
+        <w:pStyle w:val="Listaszerbekezds"/>
+        <w:numPr>
+          <w:ilvl w:val="0"/>
+          <w:numId w:val="41"/>
+        </w:numPr>
+        <w:rPr>
+          <w:rFonts w:ascii="Arial" w:hAnsi="Arial" w:cs="Arial"/>
+          <w:sz w:val="24"/>
+          <w:szCs w:val="24"/>
+        </w:rPr>
+      </w:pPr>
+      <w:proofErr w:type="spellStart"/>
+      <w:proofErr w:type="gramStart"/>
+      <w:r>
+        <w:rPr>
+          <w:rFonts w:ascii="Arial" w:hAnsi="Arial" w:cs="Arial"/>
+          <w:sz w:val="24"/>
+          <w:szCs w:val="24"/>
+        </w:rPr>
+        <w:t>destor</w:t>
+      </w:r>
+      <w:proofErr w:type="spellEnd"/>
+      <w:r>
+        <w:rPr>
+          <w:rFonts w:ascii="Arial" w:hAnsi="Arial" w:cs="Arial"/>
+          <w:sz w:val="24"/>
+          <w:szCs w:val="24"/>
+        </w:rPr>
+        <w:t>(</w:t>
+      </w:r>
+      <w:proofErr w:type="gramEnd"/>
+      <w:r>
+        <w:rPr>
+          <w:rFonts w:ascii="Arial" w:hAnsi="Arial" w:cs="Arial"/>
+          <w:sz w:val="24"/>
+          <w:szCs w:val="24"/>
+        </w:rPr>
+        <w:t xml:space="preserve">): </w:t>
+      </w:r>
+      <w:proofErr w:type="spellStart"/>
+      <w:r>
+        <w:rPr>
+          <w:rFonts w:ascii="Arial" w:hAnsi="Arial" w:cs="Arial"/>
+          <w:sz w:val="24"/>
+          <w:szCs w:val="24"/>
+        </w:rPr>
+        <w:t>Törli</w:t>
+      </w:r>
+      <w:proofErr w:type="spellEnd"/>
+      <w:r>
+        <w:rPr>
+          <w:rFonts w:ascii="Arial" w:hAnsi="Arial" w:cs="Arial"/>
+          <w:sz w:val="24"/>
+          <w:szCs w:val="24"/>
+        </w:rPr>
+        <w:t xml:space="preserve"> az elemet.</w:t>
+      </w:r>
+    </w:p>
+    <w:p>
+      <w:pPr>
+        <w:rPr>
+          <w:rFonts w:ascii="Arial" w:hAnsi="Arial" w:cs="Arial"/>
+          <w:sz w:val="24"/>
+          <w:szCs w:val="24"/>
+        </w:rPr>
+      </w:pPr>
+      <w:r>
+        <w:rPr>
+          <w:rFonts w:ascii="Arial" w:hAnsi="Arial" w:cs="Arial"/>
+          <w:noProof/>
+          <w:sz w:val="24"/>
+          <w:szCs w:val="24"/>
+          <w:lang w:eastAsia="hu-HU"/>
+        </w:rPr>
+        <w:lastRenderedPageBreak/>
+        <w:drawing>
+          <wp:inline distT="0" distB="0" distL="0" distR="0" wp14:anchorId="60150C77" wp14:editId="0F999145">
+            <wp:extent cx="5760720" cy="1208405"/>
+            <wp:effectExtent l="0" t="0" r="0" b="0"/>
+            <wp:docPr id="25" name="Kép 25"/>
+            <wp:cNvGraphicFramePr>
+              <a:graphicFrameLocks xmlns:a="http://schemas.openxmlformats.org/drawingml/2006/main" noChangeAspect="1"/>
+            </wp:cNvGraphicFramePr>
+            <a:graphic xmlns:a="http://schemas.openxmlformats.org/drawingml/2006/main">
+              <a:graphicData uri="http://schemas.openxmlformats.org/drawingml/2006/picture">
+                <pic:pic xmlns:pic="http://schemas.openxmlformats.org/drawingml/2006/picture">
+                  <pic:nvPicPr>
+                    <pic:cNvPr id="1" name=""/>
+                    <pic:cNvPicPr/>
+                  </pic:nvPicPr>
+                  <pic:blipFill>
+                    <a:blip r:embed="rId37"/>
+                    <a:stretch>
+                      <a:fillRect/>
+                    </a:stretch>
+                  </pic:blipFill>
+                  <pic:spPr>
+                    <a:xfrm>
+                      <a:off x="0" y="0"/>
                       <a:ext cx="5760720" cy="1208405"/>
                     </a:xfrm>
                     <a:prstGeom prst="rect">
@@ -15045,7 +15106,7 @@
                     <pic:cNvPicPr/>
                   </pic:nvPicPr>
                   <pic:blipFill>
-                    <a:blip r:embed="rId37"/>
+                    <a:blip r:embed="rId38"/>
                     <a:stretch>
                       <a:fillRect/>
                     </a:stretch>
@@ -15620,6 +15681,7 @@
                 <w:bdr w:val="none" w:sz="0" w:space="0" w:color="auto" w:frame="1"/>
                 <w:lang w:eastAsia="hu-HU"/>
               </w:rPr>
+              <w:lastRenderedPageBreak/>
               <w:t>PUT</w:t>
             </w:r>
           </w:p>
@@ -15967,287 +16029,11 @@
           <w:szCs w:val="24"/>
           <w:lang w:eastAsia="hu-HU"/>
         </w:rPr>
-        <w:lastRenderedPageBreak/>
         <w:drawing>
           <wp:inline distT="0" distB="0" distL="0" distR="0" wp14:anchorId="0F53B58A" wp14:editId="2D9C1A83">
             <wp:extent cx="5760720" cy="1330325"/>
             <wp:effectExtent l="0" t="0" r="0" b="3175"/>
             <wp:docPr id="27" name="Kép 27"/>
-            <wp:cNvGraphicFramePr>
-              <a:graphicFrameLocks xmlns:a="http://schemas.openxmlformats.org/drawingml/2006/main" noChangeAspect="1"/>
-            </wp:cNvGraphicFramePr>
-            <a:graphic xmlns:a="http://schemas.openxmlformats.org/drawingml/2006/main">
-              <a:graphicData uri="http://schemas.openxmlformats.org/drawingml/2006/picture">
-                <pic:pic xmlns:pic="http://schemas.openxmlformats.org/drawingml/2006/picture">
-                  <pic:nvPicPr>
-                    <pic:cNvPr id="1" name=""/>
-                    <pic:cNvPicPr/>
-                  </pic:nvPicPr>
-                  <pic:blipFill>
-                    <a:blip r:embed="rId38"/>
-                    <a:stretch>
-                      <a:fillRect/>
-                    </a:stretch>
-                  </pic:blipFill>
-                  <pic:spPr>
-                    <a:xfrm>
-                      <a:off x="0" y="0"/>
-                      <a:ext cx="5760720" cy="1330325"/>
-                    </a:xfrm>
-                    <a:prstGeom prst="rect">
-                      <a:avLst/>
-                    </a:prstGeom>
-                  </pic:spPr>
-                </pic:pic>
-              </a:graphicData>
-            </a:graphic>
-          </wp:inline>
-        </w:drawing>
-      </w:r>
-    </w:p>
-    <w:p>
-      <w:pPr>
-        <w:rPr>
-          <w:rFonts w:ascii="Arial" w:hAnsi="Arial" w:cs="Arial"/>
-          <w:b/>
-          <w:sz w:val="24"/>
-          <w:szCs w:val="24"/>
-        </w:rPr>
-      </w:pPr>
-    </w:p>
-    <w:p>
-      <w:pPr>
-        <w:rPr>
-          <w:rFonts w:ascii="Arial" w:hAnsi="Arial" w:cs="Arial"/>
-          <w:b/>
-          <w:sz w:val="24"/>
-          <w:szCs w:val="24"/>
-        </w:rPr>
-      </w:pPr>
-      <w:r>
-        <w:rPr>
-          <w:rFonts w:ascii="Arial" w:hAnsi="Arial" w:cs="Arial"/>
-          <w:b/>
-          <w:sz w:val="24"/>
-          <w:szCs w:val="24"/>
-        </w:rPr>
-        <w:t>8.5 Rendszerközi kapcsolatok</w:t>
-      </w:r>
-    </w:p>
-    <w:p>
-      <w:pPr>
-        <w:rPr>
-          <w:rFonts w:ascii="Arial" w:hAnsi="Arial" w:cs="Arial"/>
-          <w:sz w:val="24"/>
-          <w:szCs w:val="24"/>
-        </w:rPr>
-      </w:pPr>
-      <w:r>
-        <w:rPr>
-          <w:rFonts w:ascii="Arial" w:hAnsi="Arial" w:cs="Arial"/>
-          <w:sz w:val="24"/>
-          <w:szCs w:val="24"/>
-        </w:rPr>
-        <w:t xml:space="preserve">Az </w:t>
-      </w:r>
-      <w:proofErr w:type="gramStart"/>
-      <w:r>
-        <w:rPr>
-          <w:rFonts w:ascii="Arial" w:hAnsi="Arial" w:cs="Arial"/>
-          <w:sz w:val="24"/>
-          <w:szCs w:val="24"/>
-        </w:rPr>
-        <w:t>élelmiszer-adatbázis(</w:t>
-      </w:r>
-      <w:proofErr w:type="spellStart"/>
-      <w:proofErr w:type="gramEnd"/>
-      <w:r>
-        <w:rPr>
-          <w:rFonts w:ascii="Arial" w:hAnsi="Arial" w:cs="Arial"/>
-          <w:sz w:val="24"/>
-          <w:szCs w:val="24"/>
-        </w:rPr>
-        <w:t>food</w:t>
-      </w:r>
-      <w:proofErr w:type="spellEnd"/>
-      <w:r>
-        <w:rPr>
-          <w:rFonts w:ascii="Arial" w:hAnsi="Arial" w:cs="Arial"/>
-          <w:sz w:val="24"/>
-          <w:szCs w:val="24"/>
-        </w:rPr>
-        <w:t xml:space="preserve"> modell) kulcsszerepet játszik a napi kalóriaszámítás folyamatában. A két </w:t>
-      </w:r>
-      <w:proofErr w:type="spellStart"/>
-      <w:r>
-        <w:rPr>
-          <w:rFonts w:ascii="Arial" w:hAnsi="Arial" w:cs="Arial"/>
-          <w:sz w:val="24"/>
-          <w:szCs w:val="24"/>
-        </w:rPr>
-        <w:t>controller</w:t>
-      </w:r>
-      <w:proofErr w:type="spellEnd"/>
-      <w:r>
-        <w:rPr>
-          <w:rFonts w:ascii="Arial" w:hAnsi="Arial" w:cs="Arial"/>
-          <w:sz w:val="24"/>
-          <w:szCs w:val="24"/>
-        </w:rPr>
-        <w:t xml:space="preserve"> közötti együttműködés nélkülözhetetlen</w:t>
-      </w:r>
-    </w:p>
-    <w:p>
-      <w:pPr>
-        <w:pStyle w:val="Listaszerbekezds"/>
-        <w:numPr>
-          <w:ilvl w:val="0"/>
-          <w:numId w:val="43"/>
-        </w:numPr>
-        <w:rPr>
-          <w:rFonts w:ascii="Arial" w:hAnsi="Arial" w:cs="Arial"/>
-          <w:sz w:val="24"/>
-          <w:szCs w:val="24"/>
-        </w:rPr>
-      </w:pPr>
-      <w:r>
-        <w:rPr>
-          <w:rFonts w:ascii="Arial" w:hAnsi="Arial" w:cs="Arial"/>
-          <w:sz w:val="24"/>
-          <w:szCs w:val="24"/>
-        </w:rPr>
-        <w:t xml:space="preserve">Adatintegritás és </w:t>
-      </w:r>
-      <w:proofErr w:type="spellStart"/>
-      <w:r>
-        <w:rPr>
-          <w:rFonts w:ascii="Arial" w:hAnsi="Arial" w:cs="Arial"/>
-          <w:sz w:val="24"/>
-          <w:szCs w:val="24"/>
-        </w:rPr>
-        <w:t>validáció</w:t>
-      </w:r>
-      <w:proofErr w:type="spellEnd"/>
-      <w:r>
-        <w:rPr>
-          <w:rFonts w:ascii="Arial" w:hAnsi="Arial" w:cs="Arial"/>
-          <w:sz w:val="24"/>
-          <w:szCs w:val="24"/>
-        </w:rPr>
-        <w:t xml:space="preserve">: Amikor a felhasználó ételt naplóz a </w:t>
-      </w:r>
-      <w:proofErr w:type="spellStart"/>
-      <w:r>
-        <w:rPr>
-          <w:rFonts w:ascii="Arial" w:hAnsi="Arial" w:cs="Arial"/>
-          <w:sz w:val="24"/>
-          <w:szCs w:val="24"/>
-        </w:rPr>
-        <w:t>DailyCalorieContoller</w:t>
-      </w:r>
-      <w:proofErr w:type="spellEnd"/>
-      <w:r>
-        <w:rPr>
-          <w:rFonts w:ascii="Arial" w:hAnsi="Arial" w:cs="Arial"/>
-          <w:sz w:val="24"/>
-          <w:szCs w:val="24"/>
-        </w:rPr>
-        <w:t>-&gt;</w:t>
-      </w:r>
-      <w:proofErr w:type="spellStart"/>
-      <w:r>
-        <w:rPr>
-          <w:rFonts w:ascii="Arial" w:hAnsi="Arial" w:cs="Arial"/>
-          <w:sz w:val="24"/>
-          <w:szCs w:val="24"/>
-        </w:rPr>
-        <w:t>storeFood</w:t>
-      </w:r>
-      <w:proofErr w:type="spellEnd"/>
-      <w:r>
-        <w:rPr>
-          <w:rFonts w:ascii="Arial" w:hAnsi="Arial" w:cs="Arial"/>
-          <w:sz w:val="24"/>
-          <w:szCs w:val="24"/>
-        </w:rPr>
-        <w:t xml:space="preserve">() </w:t>
-      </w:r>
-      <w:proofErr w:type="gramStart"/>
-      <w:r>
-        <w:rPr>
-          <w:rFonts w:ascii="Arial" w:hAnsi="Arial" w:cs="Arial"/>
-          <w:sz w:val="24"/>
-          <w:szCs w:val="24"/>
-        </w:rPr>
-        <w:t>metóduson</w:t>
-      </w:r>
-      <w:proofErr w:type="gramEnd"/>
-      <w:r>
-        <w:rPr>
-          <w:rFonts w:ascii="Arial" w:hAnsi="Arial" w:cs="Arial"/>
-          <w:sz w:val="24"/>
-          <w:szCs w:val="24"/>
-        </w:rPr>
-        <w:t xml:space="preserve"> keresztül, a rendszer egy szabályt futtat le. Ez </w:t>
-      </w:r>
-      <w:proofErr w:type="gramStart"/>
-      <w:r>
-        <w:rPr>
-          <w:rFonts w:ascii="Arial" w:hAnsi="Arial" w:cs="Arial"/>
-          <w:sz w:val="24"/>
-          <w:szCs w:val="24"/>
-        </w:rPr>
-        <w:t>garantálja</w:t>
-      </w:r>
-      <w:proofErr w:type="gramEnd"/>
-      <w:r>
-        <w:rPr>
-          <w:rFonts w:ascii="Arial" w:hAnsi="Arial" w:cs="Arial"/>
-          <w:sz w:val="24"/>
-          <w:szCs w:val="24"/>
-        </w:rPr>
-        <w:t xml:space="preserve"> hogy csak olyan ételt lehessen betenni a naplóban, amely már szerepel a </w:t>
-      </w:r>
-      <w:proofErr w:type="spellStart"/>
-      <w:r>
-        <w:rPr>
-          <w:rFonts w:ascii="Arial" w:hAnsi="Arial" w:cs="Arial"/>
-          <w:sz w:val="24"/>
-          <w:szCs w:val="24"/>
-        </w:rPr>
-        <w:t>foodcontroller</w:t>
-      </w:r>
-      <w:proofErr w:type="spellEnd"/>
-      <w:r>
-        <w:rPr>
-          <w:rFonts w:ascii="Arial" w:hAnsi="Arial" w:cs="Arial"/>
-          <w:sz w:val="24"/>
-          <w:szCs w:val="24"/>
-        </w:rPr>
-        <w:t xml:space="preserve"> által kezelt globális adatbázisban</w:t>
-      </w:r>
-    </w:p>
-    <w:p>
-      <w:pPr>
-        <w:rPr>
-          <w:rFonts w:ascii="Arial" w:hAnsi="Arial" w:cs="Arial"/>
-          <w:sz w:val="24"/>
-          <w:szCs w:val="24"/>
-        </w:rPr>
-      </w:pPr>
-      <w:r>
-        <w:rPr>
-          <w:rFonts w:ascii="Arial" w:hAnsi="Arial" w:cs="Arial"/>
-          <w:noProof/>
-          <w:sz w:val="24"/>
-          <w:szCs w:val="24"/>
-          <w:lang w:eastAsia="hu-HU"/>
-        </w:rPr>
-        <w:drawing>
-          <wp:inline distT="0" distB="0" distL="0" distR="0" wp14:anchorId="34B310CF" wp14:editId="47F40BE2">
-            <wp:extent cx="2806700" cy="2041293"/>
-            <wp:effectExtent l="0" t="0" r="0" b="0"/>
-            <wp:docPr id="28" name="Kép 28"/>
             <wp:cNvGraphicFramePr>
               <a:graphicFrameLocks xmlns:a="http://schemas.openxmlformats.org/drawingml/2006/main" noChangeAspect="1"/>
             </wp:cNvGraphicFramePr>
@@ -16267,7 +16053,7 @@
                   <pic:spPr>
                     <a:xfrm>
                       <a:off x="0" y="0"/>
-                      <a:ext cx="2821782" cy="2052262"/>
+                      <a:ext cx="5760720" cy="1330325"/>
                     </a:xfrm>
                     <a:prstGeom prst="rect">
                       <a:avLst/>
@@ -16282,6 +16068,98 @@
     </w:p>
     <w:p>
       <w:pPr>
+        <w:rPr>
+          <w:rFonts w:ascii="Arial" w:hAnsi="Arial" w:cs="Arial"/>
+          <w:b/>
+          <w:sz w:val="24"/>
+          <w:szCs w:val="24"/>
+        </w:rPr>
+      </w:pPr>
+    </w:p>
+    <w:p>
+      <w:pPr>
+        <w:rPr>
+          <w:rFonts w:ascii="Arial" w:hAnsi="Arial" w:cs="Arial"/>
+          <w:b/>
+          <w:sz w:val="24"/>
+          <w:szCs w:val="24"/>
+        </w:rPr>
+      </w:pPr>
+      <w:r>
+        <w:rPr>
+          <w:rFonts w:ascii="Arial" w:hAnsi="Arial" w:cs="Arial"/>
+          <w:b/>
+          <w:sz w:val="24"/>
+          <w:szCs w:val="24"/>
+        </w:rPr>
+        <w:t>8.5 Rendszerközi kapcsolatok</w:t>
+      </w:r>
+    </w:p>
+    <w:p>
+      <w:pPr>
+        <w:rPr>
+          <w:rFonts w:ascii="Arial" w:hAnsi="Arial" w:cs="Arial"/>
+          <w:sz w:val="24"/>
+          <w:szCs w:val="24"/>
+        </w:rPr>
+      </w:pPr>
+      <w:r>
+        <w:rPr>
+          <w:rFonts w:ascii="Arial" w:hAnsi="Arial" w:cs="Arial"/>
+          <w:sz w:val="24"/>
+          <w:szCs w:val="24"/>
+        </w:rPr>
+        <w:t xml:space="preserve">Az </w:t>
+      </w:r>
+      <w:proofErr w:type="gramStart"/>
+      <w:r>
+        <w:rPr>
+          <w:rFonts w:ascii="Arial" w:hAnsi="Arial" w:cs="Arial"/>
+          <w:sz w:val="24"/>
+          <w:szCs w:val="24"/>
+        </w:rPr>
+        <w:t>élelmiszer-adatbázis(</w:t>
+      </w:r>
+      <w:proofErr w:type="spellStart"/>
+      <w:proofErr w:type="gramEnd"/>
+      <w:r>
+        <w:rPr>
+          <w:rFonts w:ascii="Arial" w:hAnsi="Arial" w:cs="Arial"/>
+          <w:sz w:val="24"/>
+          <w:szCs w:val="24"/>
+        </w:rPr>
+        <w:t>food</w:t>
+      </w:r>
+      <w:proofErr w:type="spellEnd"/>
+      <w:r>
+        <w:rPr>
+          <w:rFonts w:ascii="Arial" w:hAnsi="Arial" w:cs="Arial"/>
+          <w:sz w:val="24"/>
+          <w:szCs w:val="24"/>
+        </w:rPr>
+        <w:t xml:space="preserve"> modell) kulcsszerepet játszik a napi kalóriaszámítás folyamatában. A két </w:t>
+      </w:r>
+      <w:proofErr w:type="spellStart"/>
+      <w:r>
+        <w:rPr>
+          <w:rFonts w:ascii="Arial" w:hAnsi="Arial" w:cs="Arial"/>
+          <w:sz w:val="24"/>
+          <w:szCs w:val="24"/>
+        </w:rPr>
+        <w:t>controller</w:t>
+      </w:r>
+      <w:proofErr w:type="spellEnd"/>
+      <w:r>
+        <w:rPr>
+          <w:rFonts w:ascii="Arial" w:hAnsi="Arial" w:cs="Arial"/>
+          <w:sz w:val="24"/>
+          <w:szCs w:val="24"/>
+        </w:rPr>
+        <w:t xml:space="preserve"> közötti együttműködés nélkülözhetetlen</w:t>
+      </w:r>
+    </w:p>
+    <w:p>
+      <w:pPr>
         <w:pStyle w:val="Listaszerbekezds"/>
         <w:numPr>
           <w:ilvl w:val="0"/>
@@ -16299,25 +16177,61 @@
           <w:sz w:val="24"/>
           <w:szCs w:val="24"/>
         </w:rPr>
-        <w:t xml:space="preserve">Adatátvitel: A napi számító oldal betöltésekor a </w:t>
-      </w:r>
-      <w:proofErr w:type="spellStart"/>
-      <w:r>
-        <w:rPr>
-          <w:rFonts w:ascii="Arial" w:hAnsi="Arial" w:cs="Arial"/>
-          <w:sz w:val="24"/>
-          <w:szCs w:val="24"/>
-        </w:rPr>
-        <w:t>DailyCalorieController</w:t>
-      </w:r>
-      <w:proofErr w:type="spellEnd"/>
-      <w:r>
-        <w:rPr>
-          <w:rFonts w:ascii="Arial" w:hAnsi="Arial" w:cs="Arial"/>
-          <w:sz w:val="24"/>
-          <w:szCs w:val="24"/>
-        </w:rPr>
-        <w:t xml:space="preserve">-&gt;index() </w:t>
+        <w:t xml:space="preserve">Adatintegritás és </w:t>
+      </w:r>
+      <w:proofErr w:type="spellStart"/>
+      <w:r>
+        <w:rPr>
+          <w:rFonts w:ascii="Arial" w:hAnsi="Arial" w:cs="Arial"/>
+          <w:sz w:val="24"/>
+          <w:szCs w:val="24"/>
+        </w:rPr>
+        <w:t>validáció</w:t>
+      </w:r>
+      <w:proofErr w:type="spellEnd"/>
+      <w:r>
+        <w:rPr>
+          <w:rFonts w:ascii="Arial" w:hAnsi="Arial" w:cs="Arial"/>
+          <w:sz w:val="24"/>
+          <w:szCs w:val="24"/>
+        </w:rPr>
+        <w:t xml:space="preserve">: Amikor a felhasználó ételt naplóz a </w:t>
+      </w:r>
+      <w:proofErr w:type="spellStart"/>
+      <w:r>
+        <w:rPr>
+          <w:rFonts w:ascii="Arial" w:hAnsi="Arial" w:cs="Arial"/>
+          <w:sz w:val="24"/>
+          <w:szCs w:val="24"/>
+        </w:rPr>
+        <w:t>DailyCalorieContoller</w:t>
+      </w:r>
+      <w:proofErr w:type="spellEnd"/>
+      <w:r>
+        <w:rPr>
+          <w:rFonts w:ascii="Arial" w:hAnsi="Arial" w:cs="Arial"/>
+          <w:sz w:val="24"/>
+          <w:szCs w:val="24"/>
+        </w:rPr>
+        <w:t>-&gt;</w:t>
+      </w:r>
+      <w:proofErr w:type="spellStart"/>
+      <w:r>
+        <w:rPr>
+          <w:rFonts w:ascii="Arial" w:hAnsi="Arial" w:cs="Arial"/>
+          <w:sz w:val="24"/>
+          <w:szCs w:val="24"/>
+        </w:rPr>
+        <w:t>storeFood</w:t>
+      </w:r>
+      <w:proofErr w:type="spellEnd"/>
+      <w:r>
+        <w:rPr>
+          <w:rFonts w:ascii="Arial" w:hAnsi="Arial" w:cs="Arial"/>
+          <w:sz w:val="24"/>
+          <w:szCs w:val="24"/>
+        </w:rPr>
+        <w:t xml:space="preserve">() </w:t>
       </w:r>
       <w:proofErr w:type="gramStart"/>
       <w:r>
@@ -16326,7 +16240,7 @@
           <w:sz w:val="24"/>
           <w:szCs w:val="24"/>
         </w:rPr>
-        <w:t>metódus</w:t>
+        <w:t>metóduson</w:t>
       </w:r>
       <w:proofErr w:type="gramEnd"/>
       <w:r>
@@ -16335,51 +16249,43 @@
           <w:sz w:val="24"/>
           <w:szCs w:val="24"/>
         </w:rPr>
-        <w:t xml:space="preserve"> lekéri a teljes élelmiszer-listát(</w:t>
-      </w:r>
-      <w:proofErr w:type="spellStart"/>
-      <w:r>
-        <w:rPr>
-          <w:rFonts w:ascii="Arial" w:hAnsi="Arial" w:cs="Arial"/>
-          <w:sz w:val="24"/>
-          <w:szCs w:val="24"/>
-        </w:rPr>
-        <w:t>food:all</w:t>
-      </w:r>
-      <w:proofErr w:type="spellEnd"/>
-      <w:r>
-        <w:rPr>
-          <w:rFonts w:ascii="Arial" w:hAnsi="Arial" w:cs="Arial"/>
-          <w:sz w:val="24"/>
-          <w:szCs w:val="24"/>
-        </w:rPr>
-        <w:t xml:space="preserve">()) és átadja azt a nézetnek. Ez lehetővé teszi, hogy a felhasználó egy legördülő menüből </w:t>
-      </w:r>
-      <w:proofErr w:type="spellStart"/>
-      <w:r>
-        <w:rPr>
-          <w:rFonts w:ascii="Arial" w:hAnsi="Arial" w:cs="Arial"/>
-          <w:sz w:val="24"/>
-          <w:szCs w:val="24"/>
-        </w:rPr>
-        <w:t>válasssza</w:t>
-      </w:r>
-      <w:proofErr w:type="spellEnd"/>
-      <w:r>
-        <w:rPr>
-          <w:rFonts w:ascii="Arial" w:hAnsi="Arial" w:cs="Arial"/>
-          <w:sz w:val="24"/>
-          <w:szCs w:val="24"/>
-        </w:rPr>
-        <w:t xml:space="preserve"> ki a rögzí</w:t>
-      </w:r>
-      <w:r>
-        <w:rPr>
-          <w:rFonts w:ascii="Arial" w:hAnsi="Arial" w:cs="Arial"/>
-          <w:sz w:val="24"/>
-          <w:szCs w:val="24"/>
-        </w:rPr>
-        <w:t>teni kívánt ételt</w:t>
+        <w:t xml:space="preserve"> keresztül, a rendszer egy szabályt futtat le. Ez </w:t>
+      </w:r>
+      <w:proofErr w:type="gramStart"/>
+      <w:r>
+        <w:rPr>
+          <w:rFonts w:ascii="Arial" w:hAnsi="Arial" w:cs="Arial"/>
+          <w:sz w:val="24"/>
+          <w:szCs w:val="24"/>
+        </w:rPr>
+        <w:t>garantálja</w:t>
+      </w:r>
+      <w:proofErr w:type="gramEnd"/>
+      <w:r>
+        <w:rPr>
+          <w:rFonts w:ascii="Arial" w:hAnsi="Arial" w:cs="Arial"/>
+          <w:sz w:val="24"/>
+          <w:szCs w:val="24"/>
+        </w:rPr>
+        <w:t xml:space="preserve"> hogy csak olyan ételt lehessen betenni a naplóban, amely már szerepel a </w:t>
+      </w:r>
+      <w:proofErr w:type="spellStart"/>
+      <w:r>
+        <w:rPr>
+          <w:rFonts w:ascii="Arial" w:hAnsi="Arial" w:cs="Arial"/>
+          <w:sz w:val="24"/>
+          <w:szCs w:val="24"/>
+        </w:rPr>
+        <w:t>foodcontroller</w:t>
+      </w:r>
+      <w:proofErr w:type="spellEnd"/>
+      <w:r>
+        <w:rPr>
+          <w:rFonts w:ascii="Arial" w:hAnsi="Arial" w:cs="Arial"/>
+          <w:sz w:val="24"/>
+          <w:szCs w:val="24"/>
+        </w:rPr>
+        <w:t xml:space="preserve"> által kezelt globális adatbázisban</w:t>
       </w:r>
     </w:p>
     <w:p>
@@ -16399,10 +16305,10 @@
           <w:lang w:eastAsia="hu-HU"/>
         </w:rPr>
         <w:drawing>
-          <wp:inline distT="0" distB="0" distL="0" distR="0" wp14:anchorId="58A1A148" wp14:editId="0F8AB23D">
-            <wp:extent cx="2833753" cy="1905000"/>
-            <wp:effectExtent l="0" t="0" r="5080" b="0"/>
-            <wp:docPr id="29" name="Kép 29"/>
+          <wp:inline distT="0" distB="0" distL="0" distR="0" wp14:anchorId="34B310CF" wp14:editId="47F40BE2">
+            <wp:extent cx="2806700" cy="2041293"/>
+            <wp:effectExtent l="0" t="0" r="0" b="0"/>
+            <wp:docPr id="28" name="Kép 28"/>
             <wp:cNvGraphicFramePr>
               <a:graphicFrameLocks xmlns:a="http://schemas.openxmlformats.org/drawingml/2006/main" noChangeAspect="1"/>
             </wp:cNvGraphicFramePr>
@@ -16422,7 +16328,7 @@
                   <pic:spPr>
                     <a:xfrm>
                       <a:off x="0" y="0"/>
-                      <a:ext cx="2853805" cy="1918480"/>
+                      <a:ext cx="2821782" cy="2052262"/>
                     </a:xfrm>
                     <a:prstGeom prst="rect">
                       <a:avLst/>
@@ -16454,195 +16360,111 @@
           <w:sz w:val="24"/>
           <w:szCs w:val="24"/>
         </w:rPr>
+        <w:t xml:space="preserve">Adatátvitel: A napi számító oldal betöltésekor a </w:t>
+      </w:r>
+      <w:proofErr w:type="spellStart"/>
+      <w:r>
+        <w:rPr>
+          <w:rFonts w:ascii="Arial" w:hAnsi="Arial" w:cs="Arial"/>
+          <w:sz w:val="24"/>
+          <w:szCs w:val="24"/>
+        </w:rPr>
+        <w:t>DailyCalorieController</w:t>
+      </w:r>
+      <w:proofErr w:type="spellEnd"/>
+      <w:r>
+        <w:rPr>
+          <w:rFonts w:ascii="Arial" w:hAnsi="Arial" w:cs="Arial"/>
+          <w:sz w:val="24"/>
+          <w:szCs w:val="24"/>
+        </w:rPr>
+        <w:t xml:space="preserve">-&gt;index() </w:t>
+      </w:r>
+      <w:proofErr w:type="gramStart"/>
+      <w:r>
+        <w:rPr>
+          <w:rFonts w:ascii="Arial" w:hAnsi="Arial" w:cs="Arial"/>
+          <w:sz w:val="24"/>
+          <w:szCs w:val="24"/>
+        </w:rPr>
+        <w:t>metódus</w:t>
+      </w:r>
+      <w:proofErr w:type="gramEnd"/>
+      <w:r>
+        <w:rPr>
+          <w:rFonts w:ascii="Arial" w:hAnsi="Arial" w:cs="Arial"/>
+          <w:sz w:val="24"/>
+          <w:szCs w:val="24"/>
+        </w:rPr>
+        <w:t xml:space="preserve"> lekéri a teljes élelmiszer-listát(</w:t>
+      </w:r>
+      <w:proofErr w:type="spellStart"/>
+      <w:r>
+        <w:rPr>
+          <w:rFonts w:ascii="Arial" w:hAnsi="Arial" w:cs="Arial"/>
+          <w:sz w:val="24"/>
+          <w:szCs w:val="24"/>
+        </w:rPr>
+        <w:t>food:all</w:t>
+      </w:r>
+      <w:proofErr w:type="spellEnd"/>
+      <w:r>
+        <w:rPr>
+          <w:rFonts w:ascii="Arial" w:hAnsi="Arial" w:cs="Arial"/>
+          <w:sz w:val="24"/>
+          <w:szCs w:val="24"/>
+        </w:rPr>
+        <w:t xml:space="preserve">()) és átadja azt a nézetnek. Ez lehetővé teszi, hogy a felhasználó egy legördülő menüből </w:t>
+      </w:r>
+      <w:proofErr w:type="spellStart"/>
+      <w:r>
+        <w:rPr>
+          <w:rFonts w:ascii="Arial" w:hAnsi="Arial" w:cs="Arial"/>
+          <w:sz w:val="24"/>
+          <w:szCs w:val="24"/>
+        </w:rPr>
+        <w:t>válasssza</w:t>
+      </w:r>
+      <w:proofErr w:type="spellEnd"/>
+      <w:r>
+        <w:rPr>
+          <w:rFonts w:ascii="Arial" w:hAnsi="Arial" w:cs="Arial"/>
+          <w:sz w:val="24"/>
+          <w:szCs w:val="24"/>
+        </w:rPr>
+        <w:t xml:space="preserve"> ki a rögzí</w:t>
+      </w:r>
+      <w:r>
+        <w:rPr>
+          <w:rFonts w:ascii="Arial" w:hAnsi="Arial" w:cs="Arial"/>
+          <w:sz w:val="24"/>
+          <w:szCs w:val="24"/>
+        </w:rPr>
+        <w:t>teni kívánt ételt</w:t>
+      </w:r>
+    </w:p>
+    <w:p>
+      <w:pPr>
+        <w:rPr>
+          <w:rFonts w:ascii="Arial" w:hAnsi="Arial" w:cs="Arial"/>
+          <w:sz w:val="24"/>
+          <w:szCs w:val="24"/>
+        </w:rPr>
+      </w:pPr>
+      <w:r>
+        <w:rPr>
+          <w:rFonts w:ascii="Arial" w:hAnsi="Arial" w:cs="Arial"/>
+          <w:noProof/>
+          <w:sz w:val="24"/>
+          <w:szCs w:val="24"/>
+          <w:lang w:eastAsia="hu-HU"/>
+        </w:rPr>
         <w:lastRenderedPageBreak/>
-        <w:t xml:space="preserve">A „Gyors rögzítés”: Ha egy étel nem szerepel az adatbázisban, a </w:t>
-      </w:r>
-      <w:proofErr w:type="spellStart"/>
-      <w:r>
-        <w:rPr>
-          <w:rFonts w:ascii="Arial" w:hAnsi="Arial" w:cs="Arial"/>
-          <w:sz w:val="24"/>
-          <w:szCs w:val="24"/>
-        </w:rPr>
-        <w:t>DailyCaloreiController</w:t>
-      </w:r>
-      <w:proofErr w:type="spellEnd"/>
-      <w:r>
-        <w:rPr>
-          <w:rFonts w:ascii="Arial" w:hAnsi="Arial" w:cs="Arial"/>
-          <w:sz w:val="24"/>
-          <w:szCs w:val="24"/>
-        </w:rPr>
-        <w:t xml:space="preserve"> képes egyetlen lépésben létrehozni az új rekordot a </w:t>
-      </w:r>
-      <w:proofErr w:type="spellStart"/>
-      <w:r>
-        <w:rPr>
-          <w:rFonts w:ascii="Arial" w:hAnsi="Arial" w:cs="Arial"/>
-          <w:sz w:val="24"/>
-          <w:szCs w:val="24"/>
-        </w:rPr>
-        <w:t>Food</w:t>
-      </w:r>
-      <w:proofErr w:type="spellEnd"/>
-      <w:r>
-        <w:rPr>
-          <w:rFonts w:ascii="Arial" w:hAnsi="Arial" w:cs="Arial"/>
-          <w:sz w:val="24"/>
-          <w:szCs w:val="24"/>
-        </w:rPr>
-        <w:t xml:space="preserve"> táblában </w:t>
-      </w:r>
-      <w:proofErr w:type="gramStart"/>
-      <w:r>
-        <w:rPr>
-          <w:rFonts w:ascii="Arial" w:hAnsi="Arial" w:cs="Arial"/>
-          <w:sz w:val="24"/>
-          <w:szCs w:val="24"/>
-        </w:rPr>
-        <w:t>ÉS</w:t>
-      </w:r>
-      <w:proofErr w:type="gramEnd"/>
-      <w:r>
-        <w:rPr>
-          <w:rFonts w:ascii="Arial" w:hAnsi="Arial" w:cs="Arial"/>
-          <w:sz w:val="24"/>
-          <w:szCs w:val="24"/>
-        </w:rPr>
-        <w:t xml:space="preserve"> azonnal </w:t>
-      </w:r>
-      <w:proofErr w:type="spellStart"/>
-      <w:r>
-        <w:rPr>
-          <w:rFonts w:ascii="Arial" w:hAnsi="Arial" w:cs="Arial"/>
-          <w:sz w:val="24"/>
-          <w:szCs w:val="24"/>
-        </w:rPr>
-        <w:t>azonnal</w:t>
-      </w:r>
-      <w:proofErr w:type="spellEnd"/>
-      <w:r>
-        <w:rPr>
-          <w:rFonts w:ascii="Arial" w:hAnsi="Arial" w:cs="Arial"/>
-          <w:sz w:val="24"/>
-          <w:szCs w:val="24"/>
-        </w:rPr>
-        <w:t xml:space="preserve"> </w:t>
-      </w:r>
-      <w:r>
-        <w:rPr>
-          <w:rFonts w:ascii="Arial" w:hAnsi="Arial" w:cs="Arial"/>
-          <w:sz w:val="24"/>
-          <w:szCs w:val="24"/>
-        </w:rPr>
-        <w:t>rögzíteni</w:t>
-      </w:r>
-      <w:r>
-        <w:rPr>
-          <w:rFonts w:ascii="Arial" w:hAnsi="Arial" w:cs="Arial"/>
-          <w:sz w:val="24"/>
-          <w:szCs w:val="24"/>
-        </w:rPr>
-        <w:t xml:space="preserve"> azt a felhasználó napi </w:t>
-      </w:r>
-      <w:proofErr w:type="spellStart"/>
-      <w:r>
-        <w:rPr>
-          <w:rFonts w:ascii="Arial" w:hAnsi="Arial" w:cs="Arial"/>
-          <w:sz w:val="24"/>
-          <w:szCs w:val="24"/>
-        </w:rPr>
-        <w:t>FoodLog-jában</w:t>
-      </w:r>
-      <w:proofErr w:type="spellEnd"/>
-      <w:r>
-        <w:rPr>
-          <w:rFonts w:ascii="Arial" w:hAnsi="Arial" w:cs="Arial"/>
-          <w:sz w:val="24"/>
-          <w:szCs w:val="24"/>
-        </w:rPr>
-        <w:t>. Majd ezt k</w:t>
-      </w:r>
-      <w:r>
-        <w:rPr>
-          <w:rFonts w:ascii="Arial" w:hAnsi="Arial" w:cs="Arial"/>
-          <w:sz w:val="24"/>
-          <w:szCs w:val="24"/>
-        </w:rPr>
-        <w:t xml:space="preserve">ésőbb törölni, vagy </w:t>
-      </w:r>
-      <w:proofErr w:type="spellStart"/>
-      <w:r>
-        <w:rPr>
-          <w:rFonts w:ascii="Arial" w:hAnsi="Arial" w:cs="Arial"/>
-          <w:sz w:val="24"/>
-          <w:szCs w:val="24"/>
-        </w:rPr>
-        <w:t>modosítani</w:t>
-      </w:r>
-      <w:proofErr w:type="spellEnd"/>
-      <w:r>
-        <w:rPr>
-          <w:rFonts w:ascii="Arial" w:hAnsi="Arial" w:cs="Arial"/>
-          <w:sz w:val="24"/>
-          <w:szCs w:val="24"/>
-        </w:rPr>
-        <w:t xml:space="preserve"> (</w:t>
-      </w:r>
-      <w:r>
-        <w:rPr>
-          <w:rFonts w:ascii="Arial" w:hAnsi="Arial" w:cs="Arial"/>
-          <w:sz w:val="24"/>
-          <w:szCs w:val="24"/>
-        </w:rPr>
-        <w:t>azaz mega</w:t>
-      </w:r>
-      <w:r>
-        <w:rPr>
-          <w:rFonts w:ascii="Arial" w:hAnsi="Arial" w:cs="Arial"/>
-          <w:sz w:val="24"/>
-          <w:szCs w:val="24"/>
-        </w:rPr>
-        <w:t>dni a makró tápanyagait is)</w:t>
-      </w:r>
-      <w:r>
-        <w:rPr>
-          <w:rFonts w:ascii="Arial" w:hAnsi="Arial" w:cs="Arial"/>
-          <w:sz w:val="24"/>
-          <w:szCs w:val="24"/>
-        </w:rPr>
-        <w:t xml:space="preserve"> is lehet</w:t>
-      </w:r>
-      <w:r>
-        <w:rPr>
-          <w:rFonts w:ascii="Arial" w:hAnsi="Arial" w:cs="Arial"/>
-          <w:sz w:val="24"/>
-          <w:szCs w:val="24"/>
-        </w:rPr>
-        <w:t>.</w:t>
-      </w:r>
-    </w:p>
-    <w:p>
-      <w:pPr>
-        <w:rPr>
-          <w:rFonts w:ascii="Arial" w:hAnsi="Arial" w:cs="Arial"/>
-          <w:sz w:val="24"/>
-          <w:szCs w:val="24"/>
-        </w:rPr>
-      </w:pPr>
-      <w:r>
-        <w:rPr>
-          <w:rFonts w:ascii="Arial" w:hAnsi="Arial" w:cs="Arial"/>
-          <w:noProof/>
-          <w:sz w:val="24"/>
-          <w:szCs w:val="24"/>
-          <w:lang w:eastAsia="hu-HU"/>
-        </w:rPr>
         <w:drawing>
-          <wp:inline distT="0" distB="0" distL="0" distR="0" wp14:anchorId="2C9BDA41" wp14:editId="3DC9174A">
-            <wp:extent cx="2882636" cy="2413000"/>
-            <wp:effectExtent l="0" t="0" r="0" b="6350"/>
-            <wp:docPr id="30" name="Kép 30"/>
+          <wp:inline distT="0" distB="0" distL="0" distR="0" wp14:anchorId="58A1A148" wp14:editId="0F8AB23D">
+            <wp:extent cx="2833753" cy="1905000"/>
+            <wp:effectExtent l="0" t="0" r="5080" b="0"/>
+            <wp:docPr id="29" name="Kép 29"/>
             <wp:cNvGraphicFramePr>
               <a:graphicFrameLocks xmlns:a="http://schemas.openxmlformats.org/drawingml/2006/main" noChangeAspect="1"/>
             </wp:cNvGraphicFramePr>
@@ -16662,6 +16484,245 @@
                   <pic:spPr>
                     <a:xfrm>
                       <a:off x="0" y="0"/>
+                      <a:ext cx="2853805" cy="1918480"/>
+                    </a:xfrm>
+                    <a:prstGeom prst="rect">
+                      <a:avLst/>
+                    </a:prstGeom>
+                  </pic:spPr>
+                </pic:pic>
+              </a:graphicData>
+            </a:graphic>
+          </wp:inline>
+        </w:drawing>
+      </w:r>
+    </w:p>
+    <w:p>
+      <w:pPr>
+        <w:pStyle w:val="Listaszerbekezds"/>
+        <w:numPr>
+          <w:ilvl w:val="0"/>
+          <w:numId w:val="43"/>
+        </w:numPr>
+        <w:rPr>
+          <w:rFonts w:ascii="Arial" w:hAnsi="Arial" w:cs="Arial"/>
+          <w:sz w:val="24"/>
+          <w:szCs w:val="24"/>
+        </w:rPr>
+      </w:pPr>
+      <w:r>
+        <w:rPr>
+          <w:rFonts w:ascii="Arial" w:hAnsi="Arial" w:cs="Arial"/>
+          <w:sz w:val="24"/>
+          <w:szCs w:val="24"/>
+        </w:rPr>
+        <w:t xml:space="preserve">A „Gyors rögzítés”: Ha egy étel nem szerepel az adatbázisban, a </w:t>
+      </w:r>
+      <w:proofErr w:type="spellStart"/>
+      <w:r>
+        <w:rPr>
+          <w:rFonts w:ascii="Arial" w:hAnsi="Arial" w:cs="Arial"/>
+          <w:sz w:val="24"/>
+          <w:szCs w:val="24"/>
+        </w:rPr>
+        <w:t>DailyCaloreiController</w:t>
+      </w:r>
+      <w:proofErr w:type="spellEnd"/>
+      <w:r>
+        <w:rPr>
+          <w:rFonts w:ascii="Arial" w:hAnsi="Arial" w:cs="Arial"/>
+          <w:sz w:val="24"/>
+          <w:szCs w:val="24"/>
+        </w:rPr>
+        <w:t xml:space="preserve"> képes egyetlen lépésben létrehozni az új rekordot a </w:t>
+      </w:r>
+      <w:proofErr w:type="spellStart"/>
+      <w:r>
+        <w:rPr>
+          <w:rFonts w:ascii="Arial" w:hAnsi="Arial" w:cs="Arial"/>
+          <w:sz w:val="24"/>
+          <w:szCs w:val="24"/>
+        </w:rPr>
+        <w:t>Food</w:t>
+      </w:r>
+      <w:proofErr w:type="spellEnd"/>
+      <w:r>
+        <w:rPr>
+          <w:rFonts w:ascii="Arial" w:hAnsi="Arial" w:cs="Arial"/>
+          <w:sz w:val="24"/>
+          <w:szCs w:val="24"/>
+        </w:rPr>
+        <w:t xml:space="preserve"> táblában </w:t>
+      </w:r>
+      <w:proofErr w:type="gramStart"/>
+      <w:r>
+        <w:rPr>
+          <w:rFonts w:ascii="Arial" w:hAnsi="Arial" w:cs="Arial"/>
+          <w:sz w:val="24"/>
+          <w:szCs w:val="24"/>
+        </w:rPr>
+        <w:t>ÉS</w:t>
+      </w:r>
+      <w:proofErr w:type="gramEnd"/>
+      <w:r>
+        <w:rPr>
+          <w:rFonts w:ascii="Arial" w:hAnsi="Arial" w:cs="Arial"/>
+          <w:sz w:val="24"/>
+          <w:szCs w:val="24"/>
+        </w:rPr>
+        <w:t xml:space="preserve"> azonnal </w:t>
+      </w:r>
+      <w:proofErr w:type="spellStart"/>
+      <w:r>
+        <w:rPr>
+          <w:rFonts w:ascii="Arial" w:hAnsi="Arial" w:cs="Arial"/>
+          <w:sz w:val="24"/>
+          <w:szCs w:val="24"/>
+        </w:rPr>
+        <w:t>azonnal</w:t>
+      </w:r>
+      <w:proofErr w:type="spellEnd"/>
+      <w:r>
+        <w:rPr>
+          <w:rFonts w:ascii="Arial" w:hAnsi="Arial" w:cs="Arial"/>
+          <w:sz w:val="24"/>
+          <w:szCs w:val="24"/>
+        </w:rPr>
+        <w:t xml:space="preserve"> </w:t>
+      </w:r>
+      <w:r>
+        <w:rPr>
+          <w:rFonts w:ascii="Arial" w:hAnsi="Arial" w:cs="Arial"/>
+          <w:sz w:val="24"/>
+          <w:szCs w:val="24"/>
+        </w:rPr>
+        <w:t>rögzíteni</w:t>
+      </w:r>
+      <w:r>
+        <w:rPr>
+          <w:rFonts w:ascii="Arial" w:hAnsi="Arial" w:cs="Arial"/>
+          <w:sz w:val="24"/>
+          <w:szCs w:val="24"/>
+        </w:rPr>
+        <w:t xml:space="preserve"> azt a felhasználó napi </w:t>
+      </w:r>
+      <w:proofErr w:type="spellStart"/>
+      <w:r>
+        <w:rPr>
+          <w:rFonts w:ascii="Arial" w:hAnsi="Arial" w:cs="Arial"/>
+          <w:sz w:val="24"/>
+          <w:szCs w:val="24"/>
+        </w:rPr>
+        <w:t>FoodLog-jában</w:t>
+      </w:r>
+      <w:proofErr w:type="spellEnd"/>
+      <w:r>
+        <w:rPr>
+          <w:rFonts w:ascii="Arial" w:hAnsi="Arial" w:cs="Arial"/>
+          <w:sz w:val="24"/>
+          <w:szCs w:val="24"/>
+        </w:rPr>
+        <w:t>. Majd ezt k</w:t>
+      </w:r>
+      <w:r>
+        <w:rPr>
+          <w:rFonts w:ascii="Arial" w:hAnsi="Arial" w:cs="Arial"/>
+          <w:sz w:val="24"/>
+          <w:szCs w:val="24"/>
+        </w:rPr>
+        <w:t xml:space="preserve">ésőbb törölni, vagy </w:t>
+      </w:r>
+      <w:proofErr w:type="spellStart"/>
+      <w:r>
+        <w:rPr>
+          <w:rFonts w:ascii="Arial" w:hAnsi="Arial" w:cs="Arial"/>
+          <w:sz w:val="24"/>
+          <w:szCs w:val="24"/>
+        </w:rPr>
+        <w:t>modosítani</w:t>
+      </w:r>
+      <w:proofErr w:type="spellEnd"/>
+      <w:r>
+        <w:rPr>
+          <w:rFonts w:ascii="Arial" w:hAnsi="Arial" w:cs="Arial"/>
+          <w:sz w:val="24"/>
+          <w:szCs w:val="24"/>
+        </w:rPr>
+        <w:t xml:space="preserve"> (</w:t>
+      </w:r>
+      <w:r>
+        <w:rPr>
+          <w:rFonts w:ascii="Arial" w:hAnsi="Arial" w:cs="Arial"/>
+          <w:sz w:val="24"/>
+          <w:szCs w:val="24"/>
+        </w:rPr>
+        <w:t>azaz mega</w:t>
+      </w:r>
+      <w:r>
+        <w:rPr>
+          <w:rFonts w:ascii="Arial" w:hAnsi="Arial" w:cs="Arial"/>
+          <w:sz w:val="24"/>
+          <w:szCs w:val="24"/>
+        </w:rPr>
+        <w:t>dni a makró tápanyagait is)</w:t>
+      </w:r>
+      <w:r>
+        <w:rPr>
+          <w:rFonts w:ascii="Arial" w:hAnsi="Arial" w:cs="Arial"/>
+          <w:sz w:val="24"/>
+          <w:szCs w:val="24"/>
+        </w:rPr>
+        <w:t xml:space="preserve"> is lehet</w:t>
+      </w:r>
+      <w:r>
+        <w:rPr>
+          <w:rFonts w:ascii="Arial" w:hAnsi="Arial" w:cs="Arial"/>
+          <w:sz w:val="24"/>
+          <w:szCs w:val="24"/>
+        </w:rPr>
+        <w:t>.</w:t>
+      </w:r>
+    </w:p>
+    <w:p>
+      <w:pPr>
+        <w:rPr>
+          <w:rFonts w:ascii="Arial" w:hAnsi="Arial" w:cs="Arial"/>
+          <w:sz w:val="24"/>
+          <w:szCs w:val="24"/>
+        </w:rPr>
+      </w:pPr>
+      <w:r>
+        <w:rPr>
+          <w:rFonts w:ascii="Arial" w:hAnsi="Arial" w:cs="Arial"/>
+          <w:noProof/>
+          <w:sz w:val="24"/>
+          <w:szCs w:val="24"/>
+          <w:lang w:eastAsia="hu-HU"/>
+        </w:rPr>
+        <w:drawing>
+          <wp:inline distT="0" distB="0" distL="0" distR="0" wp14:anchorId="2C9BDA41" wp14:editId="3DC9174A">
+            <wp:extent cx="2882636" cy="2413000"/>
+            <wp:effectExtent l="0" t="0" r="0" b="6350"/>
+            <wp:docPr id="30" name="Kép 30"/>
+            <wp:cNvGraphicFramePr>
+              <a:graphicFrameLocks xmlns:a="http://schemas.openxmlformats.org/drawingml/2006/main" noChangeAspect="1"/>
+            </wp:cNvGraphicFramePr>
+            <a:graphic xmlns:a="http://schemas.openxmlformats.org/drawingml/2006/main">
+              <a:graphicData uri="http://schemas.openxmlformats.org/drawingml/2006/picture">
+                <pic:pic xmlns:pic="http://schemas.openxmlformats.org/drawingml/2006/picture">
+                  <pic:nvPicPr>
+                    <pic:cNvPr id="1" name=""/>
+                    <pic:cNvPicPr/>
+                  </pic:nvPicPr>
+                  <pic:blipFill>
+                    <a:blip r:embed="rId42"/>
+                    <a:stretch>
+                      <a:fillRect/>
+                    </a:stretch>
+                  </pic:blipFill>
+                  <pic:spPr>
+                    <a:xfrm>
+                      <a:off x="0" y="0"/>
                       <a:ext cx="2895382" cy="2423669"/>
                     </a:xfrm>
                     <a:prstGeom prst="rect">
@@ -16673,6 +16734,2568 @@
             </a:graphic>
           </wp:inline>
         </w:drawing>
+      </w:r>
+      <w:r>
+        <w:rPr>
+          <w:rFonts w:ascii="Arial" w:hAnsi="Arial" w:cs="Arial"/>
+          <w:sz w:val="24"/>
+          <w:szCs w:val="24"/>
+        </w:rPr>
+        <w:t>ű</w:t>
+      </w:r>
+    </w:p>
+    <w:p>
+      <w:pPr>
+        <w:rPr>
+          <w:rFonts w:ascii="Arial" w:hAnsi="Arial" w:cs="Arial"/>
+          <w:sz w:val="24"/>
+          <w:szCs w:val="24"/>
+        </w:rPr>
+      </w:pPr>
+    </w:p>
+    <w:p>
+      <w:pPr>
+        <w:rPr>
+          <w:rFonts w:ascii="Arial" w:hAnsi="Arial" w:cs="Arial"/>
+          <w:b/>
+          <w:sz w:val="24"/>
+          <w:szCs w:val="24"/>
+        </w:rPr>
+      </w:pPr>
+      <w:r>
+        <w:rPr>
+          <w:rFonts w:ascii="Arial" w:hAnsi="Arial" w:cs="Arial"/>
+          <w:b/>
+          <w:sz w:val="24"/>
+          <w:szCs w:val="24"/>
+        </w:rPr>
+        <w:t xml:space="preserve">9. Mobil </w:t>
+      </w:r>
+      <w:proofErr w:type="gramStart"/>
+      <w:r>
+        <w:rPr>
+          <w:rFonts w:ascii="Arial" w:hAnsi="Arial" w:cs="Arial"/>
+          <w:b/>
+          <w:sz w:val="24"/>
+          <w:szCs w:val="24"/>
+        </w:rPr>
+        <w:t>applik</w:t>
+      </w:r>
+      <w:r>
+        <w:rPr>
+          <w:rFonts w:ascii="Arial" w:hAnsi="Arial" w:cs="Arial"/>
+          <w:b/>
+          <w:sz w:val="24"/>
+          <w:szCs w:val="24"/>
+        </w:rPr>
+        <w:t>áció</w:t>
+      </w:r>
+      <w:proofErr w:type="gramEnd"/>
+      <w:r>
+        <w:rPr>
+          <w:rFonts w:ascii="Arial" w:hAnsi="Arial" w:cs="Arial"/>
+          <w:b/>
+          <w:sz w:val="24"/>
+          <w:szCs w:val="24"/>
+        </w:rPr>
+        <w:t xml:space="preserve"> (</w:t>
+      </w:r>
+      <w:proofErr w:type="spellStart"/>
+      <w:r>
+        <w:rPr>
+          <w:rFonts w:ascii="Arial" w:hAnsi="Arial" w:cs="Arial"/>
+          <w:b/>
+          <w:sz w:val="24"/>
+          <w:szCs w:val="24"/>
+        </w:rPr>
+        <w:t>maui</w:t>
+      </w:r>
+      <w:proofErr w:type="spellEnd"/>
+      <w:r>
+        <w:rPr>
+          <w:rFonts w:ascii="Arial" w:hAnsi="Arial" w:cs="Arial"/>
+          <w:b/>
+          <w:sz w:val="24"/>
+          <w:szCs w:val="24"/>
+        </w:rPr>
+        <w:t>) kiszolgálása API-</w:t>
+      </w:r>
+      <w:proofErr w:type="spellStart"/>
+      <w:r>
+        <w:rPr>
+          <w:rFonts w:ascii="Arial" w:hAnsi="Arial" w:cs="Arial"/>
+          <w:b/>
+          <w:sz w:val="24"/>
+          <w:szCs w:val="24"/>
+        </w:rPr>
+        <w:t>val</w:t>
+      </w:r>
+      <w:proofErr w:type="spellEnd"/>
+    </w:p>
+    <w:p>
+      <w:pPr>
+        <w:tabs>
+          <w:tab w:val="left" w:pos="980"/>
+        </w:tabs>
+        <w:rPr>
+          <w:rFonts w:ascii="Arial" w:hAnsi="Arial" w:cs="Arial"/>
+          <w:sz w:val="24"/>
+          <w:szCs w:val="24"/>
+        </w:rPr>
+      </w:pPr>
+      <w:r>
+        <w:rPr>
+          <w:rFonts w:ascii="Arial" w:hAnsi="Arial" w:cs="Arial"/>
+          <w:sz w:val="24"/>
+          <w:szCs w:val="24"/>
+        </w:rPr>
+        <w:t xml:space="preserve">A </w:t>
+      </w:r>
+      <w:proofErr w:type="spellStart"/>
+      <w:r>
+        <w:rPr>
+          <w:rFonts w:ascii="Arial" w:hAnsi="Arial" w:cs="Arial"/>
+          <w:sz w:val="24"/>
+          <w:szCs w:val="24"/>
+        </w:rPr>
+        <w:t>FitApp</w:t>
+      </w:r>
+      <w:proofErr w:type="spellEnd"/>
+      <w:r>
+        <w:rPr>
+          <w:rFonts w:ascii="Arial" w:hAnsi="Arial" w:cs="Arial"/>
+          <w:sz w:val="24"/>
+          <w:szCs w:val="24"/>
+        </w:rPr>
+        <w:t xml:space="preserve"> egy REST API </w:t>
+      </w:r>
+      <w:proofErr w:type="spellStart"/>
+      <w:r>
+        <w:rPr>
+          <w:rFonts w:ascii="Arial" w:hAnsi="Arial" w:cs="Arial"/>
+          <w:sz w:val="24"/>
+          <w:szCs w:val="24"/>
+        </w:rPr>
+        <w:t>intefésszel</w:t>
+      </w:r>
+      <w:proofErr w:type="spellEnd"/>
+      <w:r>
+        <w:rPr>
+          <w:rFonts w:ascii="Arial" w:hAnsi="Arial" w:cs="Arial"/>
+          <w:sz w:val="24"/>
+          <w:szCs w:val="24"/>
+        </w:rPr>
+        <w:t xml:space="preserve"> bővült, amely lehetővé teszi a .NET MAUI alapú </w:t>
+      </w:r>
+      <w:proofErr w:type="spellStart"/>
+      <w:r>
+        <w:rPr>
+          <w:rFonts w:ascii="Arial" w:hAnsi="Arial" w:cs="Arial"/>
+          <w:sz w:val="24"/>
+          <w:szCs w:val="24"/>
+        </w:rPr>
+        <w:t>mobilalkamazás</w:t>
+      </w:r>
+      <w:proofErr w:type="spellEnd"/>
+      <w:r>
+        <w:rPr>
+          <w:rFonts w:ascii="Arial" w:hAnsi="Arial" w:cs="Arial"/>
+          <w:sz w:val="24"/>
+          <w:szCs w:val="24"/>
+        </w:rPr>
+        <w:t xml:space="preserve"> számára az adatok elérését és a felhasználói </w:t>
+      </w:r>
+      <w:proofErr w:type="gramStart"/>
+      <w:r>
+        <w:rPr>
+          <w:rFonts w:ascii="Arial" w:hAnsi="Arial" w:cs="Arial"/>
+          <w:sz w:val="24"/>
+          <w:szCs w:val="24"/>
+        </w:rPr>
+        <w:t>interakciókat</w:t>
+      </w:r>
+      <w:proofErr w:type="gramEnd"/>
+      <w:r>
+        <w:rPr>
+          <w:rFonts w:ascii="Arial" w:hAnsi="Arial" w:cs="Arial"/>
+          <w:sz w:val="24"/>
+          <w:szCs w:val="24"/>
+        </w:rPr>
+        <w:t>.</w:t>
+      </w:r>
+    </w:p>
+    <w:p>
+      <w:pPr>
+        <w:tabs>
+          <w:tab w:val="left" w:pos="980"/>
+        </w:tabs>
+        <w:rPr>
+          <w:rFonts w:ascii="Arial" w:hAnsi="Arial" w:cs="Arial"/>
+          <w:b/>
+          <w:sz w:val="24"/>
+          <w:szCs w:val="24"/>
+        </w:rPr>
+      </w:pPr>
+      <w:r>
+        <w:rPr>
+          <w:rFonts w:ascii="Arial" w:hAnsi="Arial" w:cs="Arial"/>
+          <w:b/>
+          <w:sz w:val="24"/>
+          <w:szCs w:val="24"/>
+        </w:rPr>
+        <w:t>9.1 Biztonsági Modell (</w:t>
+      </w:r>
+      <w:proofErr w:type="spellStart"/>
+      <w:r>
+        <w:rPr>
+          <w:rFonts w:ascii="Arial" w:hAnsi="Arial" w:cs="Arial"/>
+          <w:b/>
+          <w:sz w:val="24"/>
+          <w:szCs w:val="24"/>
+        </w:rPr>
+        <w:t>Laravel</w:t>
+      </w:r>
+      <w:proofErr w:type="spellEnd"/>
+      <w:r>
+        <w:rPr>
+          <w:rFonts w:ascii="Arial" w:hAnsi="Arial" w:cs="Arial"/>
+          <w:b/>
+          <w:sz w:val="24"/>
+          <w:szCs w:val="24"/>
+        </w:rPr>
+        <w:t xml:space="preserve"> </w:t>
+      </w:r>
+      <w:proofErr w:type="spellStart"/>
+      <w:r>
+        <w:rPr>
+          <w:rFonts w:ascii="Arial" w:hAnsi="Arial" w:cs="Arial"/>
+          <w:b/>
+          <w:sz w:val="24"/>
+          <w:szCs w:val="24"/>
+        </w:rPr>
+        <w:t>Sactum</w:t>
+      </w:r>
+      <w:proofErr w:type="spellEnd"/>
+      <w:r>
+        <w:rPr>
+          <w:rFonts w:ascii="Arial" w:hAnsi="Arial" w:cs="Arial"/>
+          <w:b/>
+          <w:sz w:val="24"/>
+          <w:szCs w:val="24"/>
+        </w:rPr>
+        <w:t>)</w:t>
+      </w:r>
+    </w:p>
+    <w:p>
+      <w:pPr>
+        <w:tabs>
+          <w:tab w:val="left" w:pos="980"/>
+        </w:tabs>
+        <w:rPr>
+          <w:rFonts w:ascii="Arial" w:hAnsi="Arial" w:cs="Arial"/>
+          <w:sz w:val="24"/>
+          <w:szCs w:val="24"/>
+        </w:rPr>
+      </w:pPr>
+      <w:r>
+        <w:rPr>
+          <w:rFonts w:ascii="Arial" w:hAnsi="Arial" w:cs="Arial"/>
+          <w:sz w:val="24"/>
+          <w:szCs w:val="24"/>
+        </w:rPr>
+        <w:t xml:space="preserve">A </w:t>
+      </w:r>
+      <w:proofErr w:type="spellStart"/>
+      <w:r>
+        <w:rPr>
+          <w:rFonts w:ascii="Arial" w:hAnsi="Arial" w:cs="Arial"/>
+          <w:sz w:val="24"/>
+          <w:szCs w:val="24"/>
+        </w:rPr>
+        <w:t>mobilalkamazás</w:t>
+      </w:r>
+      <w:proofErr w:type="spellEnd"/>
+      <w:r>
+        <w:rPr>
+          <w:rFonts w:ascii="Arial" w:hAnsi="Arial" w:cs="Arial"/>
+          <w:sz w:val="24"/>
+          <w:szCs w:val="24"/>
+        </w:rPr>
+        <w:t xml:space="preserve"> nem munkamenet kezelést használ, hanem </w:t>
+      </w:r>
+      <w:proofErr w:type="spellStart"/>
+      <w:r>
+        <w:rPr>
+          <w:rFonts w:ascii="Arial" w:hAnsi="Arial" w:cs="Arial"/>
+          <w:sz w:val="24"/>
+          <w:szCs w:val="24"/>
+        </w:rPr>
+        <w:t>Laravel</w:t>
+      </w:r>
+      <w:proofErr w:type="spellEnd"/>
+      <w:r>
+        <w:rPr>
+          <w:rFonts w:ascii="Arial" w:hAnsi="Arial" w:cs="Arial"/>
+          <w:sz w:val="24"/>
+          <w:szCs w:val="24"/>
+        </w:rPr>
+        <w:t xml:space="preserve"> </w:t>
+      </w:r>
+      <w:proofErr w:type="spellStart"/>
+      <w:r>
+        <w:rPr>
+          <w:rFonts w:ascii="Arial" w:hAnsi="Arial" w:cs="Arial"/>
+          <w:sz w:val="24"/>
+          <w:szCs w:val="24"/>
+        </w:rPr>
+        <w:t>Sactumot</w:t>
+      </w:r>
+      <w:proofErr w:type="spellEnd"/>
+      <w:r>
+        <w:rPr>
+          <w:rFonts w:ascii="Arial" w:hAnsi="Arial" w:cs="Arial"/>
+          <w:sz w:val="24"/>
+          <w:szCs w:val="24"/>
+        </w:rPr>
+        <w:t xml:space="preserve"> </w:t>
+      </w:r>
+      <w:proofErr w:type="spellStart"/>
+      <w:r>
+        <w:rPr>
+          <w:rFonts w:ascii="Arial" w:hAnsi="Arial" w:cs="Arial"/>
+          <w:sz w:val="24"/>
+          <w:szCs w:val="24"/>
+        </w:rPr>
+        <w:t>alkamaz</w:t>
+      </w:r>
+      <w:proofErr w:type="spellEnd"/>
+    </w:p>
+    <w:p>
+      <w:pPr>
+        <w:pStyle w:val="Listaszerbekezds"/>
+        <w:numPr>
+          <w:ilvl w:val="0"/>
+          <w:numId w:val="43"/>
+        </w:numPr>
+        <w:tabs>
+          <w:tab w:val="left" w:pos="980"/>
+        </w:tabs>
+        <w:rPr>
+          <w:rFonts w:ascii="Arial" w:hAnsi="Arial" w:cs="Arial"/>
+          <w:sz w:val="24"/>
+          <w:szCs w:val="24"/>
+        </w:rPr>
+      </w:pPr>
+      <w:proofErr w:type="spellStart"/>
+      <w:r>
+        <w:rPr>
+          <w:rFonts w:ascii="Arial" w:hAnsi="Arial" w:cs="Arial"/>
+          <w:sz w:val="24"/>
+          <w:szCs w:val="24"/>
+        </w:rPr>
+        <w:t>Token</w:t>
+      </w:r>
+      <w:proofErr w:type="spellEnd"/>
+      <w:r>
+        <w:rPr>
+          <w:rFonts w:ascii="Arial" w:hAnsi="Arial" w:cs="Arial"/>
+          <w:sz w:val="24"/>
+          <w:szCs w:val="24"/>
+        </w:rPr>
+        <w:t xml:space="preserve"> alapú azonosítás: Sikeres bejelentkezés után a szerver egy egyedi, titkosított karaktersort (</w:t>
+      </w:r>
+      <w:proofErr w:type="spellStart"/>
+      <w:r>
+        <w:rPr>
+          <w:rFonts w:ascii="Arial" w:hAnsi="Arial" w:cs="Arial"/>
+          <w:sz w:val="24"/>
+          <w:szCs w:val="24"/>
+        </w:rPr>
+        <w:t>Bearor</w:t>
+      </w:r>
+      <w:proofErr w:type="spellEnd"/>
+      <w:r>
+        <w:rPr>
+          <w:rFonts w:ascii="Arial" w:hAnsi="Arial" w:cs="Arial"/>
+          <w:sz w:val="24"/>
+          <w:szCs w:val="24"/>
+        </w:rPr>
+        <w:t xml:space="preserve"> </w:t>
+      </w:r>
+      <w:proofErr w:type="spellStart"/>
+      <w:r>
+        <w:rPr>
+          <w:rFonts w:ascii="Arial" w:hAnsi="Arial" w:cs="Arial"/>
+          <w:sz w:val="24"/>
+          <w:szCs w:val="24"/>
+        </w:rPr>
+        <w:t>Token</w:t>
+      </w:r>
+      <w:proofErr w:type="spellEnd"/>
+      <w:r>
+        <w:rPr>
+          <w:rFonts w:ascii="Arial" w:hAnsi="Arial" w:cs="Arial"/>
+          <w:sz w:val="24"/>
+          <w:szCs w:val="24"/>
+        </w:rPr>
+        <w:t>) küld vissza.</w:t>
+      </w:r>
+    </w:p>
+    <w:p>
+      <w:pPr>
+        <w:pStyle w:val="Listaszerbekezds"/>
+        <w:numPr>
+          <w:ilvl w:val="0"/>
+          <w:numId w:val="43"/>
+        </w:numPr>
+        <w:tabs>
+          <w:tab w:val="left" w:pos="980"/>
+        </w:tabs>
+        <w:rPr>
+          <w:rFonts w:ascii="Arial" w:hAnsi="Arial" w:cs="Arial"/>
+          <w:sz w:val="24"/>
+          <w:szCs w:val="24"/>
+        </w:rPr>
+      </w:pPr>
+      <w:r>
+        <w:rPr>
+          <w:rFonts w:ascii="Arial" w:hAnsi="Arial" w:cs="Arial"/>
+          <w:sz w:val="24"/>
+          <w:szCs w:val="24"/>
+        </w:rPr>
+        <w:t xml:space="preserve">Védelem: A </w:t>
+      </w:r>
+      <w:proofErr w:type="spellStart"/>
+      <w:r>
+        <w:rPr>
+          <w:rFonts w:ascii="Arial" w:hAnsi="Arial" w:cs="Arial"/>
+          <w:sz w:val="24"/>
+          <w:szCs w:val="24"/>
+        </w:rPr>
+        <w:t>auth</w:t>
+      </w:r>
+      <w:proofErr w:type="spellEnd"/>
+      <w:r>
+        <w:rPr>
+          <w:rFonts w:ascii="Arial" w:hAnsi="Arial" w:cs="Arial"/>
+          <w:sz w:val="24"/>
+          <w:szCs w:val="24"/>
+        </w:rPr>
+        <w:t>::</w:t>
+      </w:r>
+      <w:proofErr w:type="spellStart"/>
+      <w:r>
+        <w:rPr>
+          <w:rFonts w:ascii="Arial" w:hAnsi="Arial" w:cs="Arial"/>
+          <w:sz w:val="24"/>
+          <w:szCs w:val="24"/>
+        </w:rPr>
+        <w:t>sactum</w:t>
+      </w:r>
+      <w:proofErr w:type="spellEnd"/>
+      <w:r>
+        <w:rPr>
+          <w:rFonts w:ascii="Arial" w:hAnsi="Arial" w:cs="Arial"/>
+          <w:sz w:val="24"/>
+          <w:szCs w:val="24"/>
+        </w:rPr>
+        <w:t xml:space="preserve"> </w:t>
+      </w:r>
+      <w:proofErr w:type="spellStart"/>
+      <w:r>
+        <w:rPr>
+          <w:rFonts w:ascii="Arial" w:hAnsi="Arial" w:cs="Arial"/>
+          <w:sz w:val="24"/>
+          <w:szCs w:val="24"/>
+        </w:rPr>
+        <w:t>middleware</w:t>
+      </w:r>
+      <w:proofErr w:type="spellEnd"/>
+      <w:r>
+        <w:rPr>
+          <w:rFonts w:ascii="Arial" w:hAnsi="Arial" w:cs="Arial"/>
+          <w:sz w:val="24"/>
+          <w:szCs w:val="24"/>
+        </w:rPr>
+        <w:t xml:space="preserve"> biztosítja, hogy a </w:t>
+      </w:r>
+      <w:proofErr w:type="gramStart"/>
+      <w:r>
+        <w:rPr>
+          <w:rFonts w:ascii="Arial" w:hAnsi="Arial" w:cs="Arial"/>
+          <w:sz w:val="24"/>
+          <w:szCs w:val="24"/>
+        </w:rPr>
+        <w:t>privát</w:t>
+      </w:r>
+      <w:proofErr w:type="gramEnd"/>
+      <w:r>
+        <w:rPr>
+          <w:rFonts w:ascii="Arial" w:hAnsi="Arial" w:cs="Arial"/>
+          <w:sz w:val="24"/>
+          <w:szCs w:val="24"/>
+        </w:rPr>
+        <w:t xml:space="preserve"> adatokhoz (</w:t>
+      </w:r>
+      <w:proofErr w:type="spellStart"/>
+      <w:r>
+        <w:rPr>
+          <w:rFonts w:ascii="Arial" w:hAnsi="Arial" w:cs="Arial"/>
+          <w:sz w:val="24"/>
+          <w:szCs w:val="24"/>
+        </w:rPr>
+        <w:t>pl</w:t>
+      </w:r>
+      <w:proofErr w:type="spellEnd"/>
+      <w:r>
+        <w:rPr>
+          <w:rFonts w:ascii="Arial" w:hAnsi="Arial" w:cs="Arial"/>
+          <w:sz w:val="24"/>
+          <w:szCs w:val="24"/>
+        </w:rPr>
+        <w:t xml:space="preserve"> napi statisztikák) csak az érvényes kulccsal rendelkező eszközök férjenek hozzá.</w:t>
+      </w:r>
+    </w:p>
+    <w:p>
+      <w:pPr>
+        <w:tabs>
+          <w:tab w:val="left" w:pos="980"/>
+        </w:tabs>
+        <w:rPr>
+          <w:rFonts w:ascii="Arial" w:hAnsi="Arial" w:cs="Arial"/>
+          <w:b/>
+          <w:sz w:val="24"/>
+          <w:szCs w:val="24"/>
+        </w:rPr>
+      </w:pPr>
+      <w:r>
+        <w:rPr>
+          <w:rFonts w:ascii="Arial" w:hAnsi="Arial" w:cs="Arial"/>
+          <w:b/>
+          <w:sz w:val="24"/>
+          <w:szCs w:val="24"/>
+        </w:rPr>
+        <w:t xml:space="preserve">9.2 API Végpontok és </w:t>
+      </w:r>
+      <w:proofErr w:type="spellStart"/>
+      <w:r>
+        <w:rPr>
+          <w:rFonts w:ascii="Arial" w:hAnsi="Arial" w:cs="Arial"/>
+          <w:b/>
+          <w:sz w:val="24"/>
+          <w:szCs w:val="24"/>
+        </w:rPr>
+        <w:t>Controllerek</w:t>
+      </w:r>
+      <w:proofErr w:type="spellEnd"/>
+    </w:p>
+    <w:p>
+      <w:pPr>
+        <w:tabs>
+          <w:tab w:val="left" w:pos="980"/>
+        </w:tabs>
+        <w:rPr>
+          <w:rFonts w:ascii="Arial" w:hAnsi="Arial" w:cs="Arial"/>
+          <w:sz w:val="24"/>
+          <w:szCs w:val="24"/>
+        </w:rPr>
+      </w:pPr>
+      <w:r>
+        <w:rPr>
+          <w:rFonts w:ascii="Arial" w:hAnsi="Arial" w:cs="Arial"/>
+          <w:sz w:val="24"/>
+          <w:szCs w:val="24"/>
+        </w:rPr>
+        <w:lastRenderedPageBreak/>
+        <w:t>A kommunikáció az adatbázis és a mobil között két fő kontrolleren keresztül valósul meg</w:t>
+      </w:r>
+    </w:p>
+    <w:p>
+      <w:pPr>
+        <w:tabs>
+          <w:tab w:val="left" w:pos="980"/>
+        </w:tabs>
+        <w:rPr>
+          <w:rFonts w:ascii="Arial" w:hAnsi="Arial" w:cs="Arial"/>
+          <w:b/>
+          <w:sz w:val="24"/>
+          <w:szCs w:val="24"/>
+        </w:rPr>
+      </w:pPr>
+      <w:r>
+        <w:rPr>
+          <w:rFonts w:ascii="Arial" w:hAnsi="Arial" w:cs="Arial"/>
+          <w:b/>
+          <w:sz w:val="24"/>
+          <w:szCs w:val="24"/>
+        </w:rPr>
+        <w:t xml:space="preserve">9.21 </w:t>
+      </w:r>
+      <w:proofErr w:type="spellStart"/>
+      <w:r>
+        <w:rPr>
+          <w:rFonts w:ascii="Arial" w:hAnsi="Arial" w:cs="Arial"/>
+          <w:b/>
+          <w:sz w:val="24"/>
+          <w:szCs w:val="24"/>
+        </w:rPr>
+        <w:t>AuthController</w:t>
+      </w:r>
+      <w:proofErr w:type="spellEnd"/>
+      <w:r>
+        <w:rPr>
+          <w:rFonts w:ascii="Arial" w:hAnsi="Arial" w:cs="Arial"/>
+          <w:b/>
+          <w:sz w:val="24"/>
+          <w:szCs w:val="24"/>
+        </w:rPr>
+        <w:t xml:space="preserve"> (Mobil hitelesítés)</w:t>
+      </w:r>
+    </w:p>
+    <w:p>
+      <w:pPr>
+        <w:tabs>
+          <w:tab w:val="left" w:pos="980"/>
+        </w:tabs>
+        <w:rPr>
+          <w:rFonts w:ascii="Arial" w:hAnsi="Arial" w:cs="Arial"/>
+          <w:sz w:val="24"/>
+          <w:szCs w:val="24"/>
+        </w:rPr>
+      </w:pPr>
+      <w:r>
+        <w:rPr>
+          <w:rFonts w:ascii="Arial" w:hAnsi="Arial" w:cs="Arial"/>
+          <w:sz w:val="24"/>
+          <w:szCs w:val="24"/>
+        </w:rPr>
+        <w:t xml:space="preserve">A bejelentkezés folyamat során a rendszer nem </w:t>
+      </w:r>
+      <w:proofErr w:type="gramStart"/>
+      <w:r>
+        <w:rPr>
+          <w:rFonts w:ascii="Arial" w:hAnsi="Arial" w:cs="Arial"/>
+          <w:sz w:val="24"/>
+          <w:szCs w:val="24"/>
+        </w:rPr>
+        <w:t>nézetet(</w:t>
+      </w:r>
+      <w:proofErr w:type="spellStart"/>
+      <w:proofErr w:type="gramEnd"/>
+      <w:r>
+        <w:rPr>
+          <w:rFonts w:ascii="Arial" w:hAnsi="Arial" w:cs="Arial"/>
+          <w:sz w:val="24"/>
+          <w:szCs w:val="24"/>
+        </w:rPr>
+        <w:t>Blade</w:t>
+      </w:r>
+      <w:proofErr w:type="spellEnd"/>
+      <w:r>
+        <w:rPr>
+          <w:rFonts w:ascii="Arial" w:hAnsi="Arial" w:cs="Arial"/>
+          <w:sz w:val="24"/>
+          <w:szCs w:val="24"/>
+        </w:rPr>
+        <w:t>), hanem JSON választ ad vissza</w:t>
+      </w:r>
+    </w:p>
+    <w:p>
+      <w:pPr>
+        <w:tabs>
+          <w:tab w:val="left" w:pos="980"/>
+        </w:tabs>
+        <w:rPr>
+          <w:rFonts w:ascii="Arial" w:hAnsi="Arial" w:cs="Arial"/>
+          <w:sz w:val="24"/>
+          <w:szCs w:val="24"/>
+        </w:rPr>
+      </w:pPr>
+    </w:p>
+    <w:p>
+      <w:pPr>
+        <w:pStyle w:val="Listaszerbekezds"/>
+        <w:numPr>
+          <w:ilvl w:val="0"/>
+          <w:numId w:val="47"/>
+        </w:numPr>
+        <w:tabs>
+          <w:tab w:val="left" w:pos="980"/>
+        </w:tabs>
+        <w:rPr>
+          <w:rFonts w:ascii="Arial" w:hAnsi="Arial" w:cs="Arial"/>
+          <w:sz w:val="24"/>
+          <w:szCs w:val="24"/>
+        </w:rPr>
+      </w:pPr>
+      <w:r>
+        <w:rPr>
+          <w:rFonts w:ascii="Arial" w:hAnsi="Arial" w:cs="Arial"/>
+          <w:sz w:val="24"/>
+          <w:szCs w:val="24"/>
+        </w:rPr>
+        <w:t xml:space="preserve">Login: </w:t>
+      </w:r>
+      <w:proofErr w:type="spellStart"/>
+      <w:r>
+        <w:rPr>
+          <w:rFonts w:ascii="Arial" w:hAnsi="Arial" w:cs="Arial"/>
+          <w:sz w:val="24"/>
+          <w:szCs w:val="24"/>
+        </w:rPr>
+        <w:t>Ellenrőrzi</w:t>
+      </w:r>
+      <w:proofErr w:type="spellEnd"/>
+      <w:r>
+        <w:rPr>
+          <w:rFonts w:ascii="Arial" w:hAnsi="Arial" w:cs="Arial"/>
+          <w:sz w:val="24"/>
+          <w:szCs w:val="24"/>
+        </w:rPr>
+        <w:t xml:space="preserve"> a hitelesítő adatokat, majd a </w:t>
+      </w:r>
+      <w:proofErr w:type="spellStart"/>
+      <w:proofErr w:type="gramStart"/>
+      <w:r>
+        <w:rPr>
+          <w:rFonts w:ascii="Arial" w:hAnsi="Arial" w:cs="Arial"/>
+          <w:sz w:val="24"/>
+          <w:szCs w:val="24"/>
+        </w:rPr>
+        <w:t>createToken</w:t>
+      </w:r>
+      <w:proofErr w:type="spellEnd"/>
+      <w:r>
+        <w:rPr>
+          <w:rFonts w:ascii="Arial" w:hAnsi="Arial" w:cs="Arial"/>
+          <w:sz w:val="24"/>
+          <w:szCs w:val="24"/>
+        </w:rPr>
+        <w:t>(</w:t>
+      </w:r>
+      <w:proofErr w:type="gramEnd"/>
+      <w:r>
+        <w:rPr>
+          <w:rFonts w:ascii="Arial" w:hAnsi="Arial" w:cs="Arial"/>
+          <w:sz w:val="24"/>
+          <w:szCs w:val="24"/>
+        </w:rPr>
+        <w:t>’</w:t>
+      </w:r>
+      <w:proofErr w:type="spellStart"/>
+      <w:r>
+        <w:rPr>
+          <w:rFonts w:ascii="Arial" w:hAnsi="Arial" w:cs="Arial"/>
+          <w:sz w:val="24"/>
+          <w:szCs w:val="24"/>
+        </w:rPr>
+        <w:t>api_token</w:t>
+      </w:r>
+      <w:proofErr w:type="spellEnd"/>
+      <w:r>
+        <w:rPr>
+          <w:rFonts w:ascii="Arial" w:hAnsi="Arial" w:cs="Arial"/>
+          <w:sz w:val="24"/>
+          <w:szCs w:val="24"/>
+        </w:rPr>
+        <w:t>’)-&gt;</w:t>
+      </w:r>
+      <w:proofErr w:type="spellStart"/>
+      <w:r>
+        <w:rPr>
+          <w:rFonts w:ascii="Arial" w:hAnsi="Arial" w:cs="Arial"/>
+          <w:sz w:val="24"/>
+          <w:szCs w:val="24"/>
+        </w:rPr>
+        <w:t>plainTextToken</w:t>
+      </w:r>
+      <w:proofErr w:type="spellEnd"/>
+      <w:r>
+        <w:rPr>
+          <w:rFonts w:ascii="Arial" w:hAnsi="Arial" w:cs="Arial"/>
+          <w:sz w:val="24"/>
+          <w:szCs w:val="24"/>
+        </w:rPr>
+        <w:t xml:space="preserve"> függvénnyel létrehozza a mobil számára a hozzáférési kulcsot.</w:t>
+      </w:r>
+      <w:r>
+        <w:rPr>
+          <w:rFonts w:ascii="Arial" w:hAnsi="Arial" w:cs="Arial"/>
+          <w:sz w:val="24"/>
+          <w:szCs w:val="24"/>
+        </w:rPr>
+        <w:t xml:space="preserve"> Majd visszaküldi a mobilnak a </w:t>
+      </w:r>
+      <w:proofErr w:type="spellStart"/>
+      <w:r>
+        <w:rPr>
+          <w:rFonts w:ascii="Arial" w:hAnsi="Arial" w:cs="Arial"/>
+          <w:sz w:val="24"/>
+          <w:szCs w:val="24"/>
+        </w:rPr>
+        <w:t>tokent</w:t>
+      </w:r>
+      <w:proofErr w:type="spellEnd"/>
+      <w:r>
+        <w:rPr>
+          <w:rFonts w:ascii="Arial" w:hAnsi="Arial" w:cs="Arial"/>
+          <w:sz w:val="24"/>
+          <w:szCs w:val="24"/>
+        </w:rPr>
+        <w:t xml:space="preserve"> és az </w:t>
+      </w:r>
+      <w:proofErr w:type="spellStart"/>
+      <w:r>
+        <w:rPr>
+          <w:rFonts w:ascii="Arial" w:hAnsi="Arial" w:cs="Arial"/>
+          <w:sz w:val="24"/>
+          <w:szCs w:val="24"/>
+        </w:rPr>
+        <w:t>user</w:t>
+      </w:r>
+      <w:proofErr w:type="spellEnd"/>
+      <w:r>
+        <w:rPr>
+          <w:rFonts w:ascii="Arial" w:hAnsi="Arial" w:cs="Arial"/>
+          <w:sz w:val="24"/>
+          <w:szCs w:val="24"/>
+        </w:rPr>
+        <w:t xml:space="preserve"> adatait</w:t>
+      </w:r>
+    </w:p>
+    <w:p>
+      <w:pPr>
+        <w:tabs>
+          <w:tab w:val="left" w:pos="980"/>
+        </w:tabs>
+        <w:rPr>
+          <w:rFonts w:ascii="Arial" w:hAnsi="Arial" w:cs="Arial"/>
+          <w:sz w:val="24"/>
+          <w:szCs w:val="24"/>
+        </w:rPr>
+      </w:pPr>
+      <w:r>
+        <w:rPr>
+          <w:rFonts w:ascii="Arial" w:hAnsi="Arial" w:cs="Arial"/>
+          <w:sz w:val="24"/>
+          <w:szCs w:val="24"/>
+        </w:rPr>
+        <w:drawing>
+          <wp:inline distT="0" distB="0" distL="0" distR="0" wp14:anchorId="1EC18BE0" wp14:editId="576DB4AD">
+            <wp:extent cx="3473450" cy="3942473"/>
+            <wp:effectExtent l="0" t="0" r="0" b="1270"/>
+            <wp:docPr id="37" name="Kép 37"/>
+            <wp:cNvGraphicFramePr>
+              <a:graphicFrameLocks xmlns:a="http://schemas.openxmlformats.org/drawingml/2006/main" noChangeAspect="1"/>
+            </wp:cNvGraphicFramePr>
+            <a:graphic xmlns:a="http://schemas.openxmlformats.org/drawingml/2006/main">
+              <a:graphicData uri="http://schemas.openxmlformats.org/drawingml/2006/picture">
+                <pic:pic xmlns:pic="http://schemas.openxmlformats.org/drawingml/2006/picture">
+                  <pic:nvPicPr>
+                    <pic:cNvPr id="1" name=""/>
+                    <pic:cNvPicPr/>
+                  </pic:nvPicPr>
+                  <pic:blipFill>
+                    <a:blip r:embed="rId43"/>
+                    <a:stretch>
+                      <a:fillRect/>
+                    </a:stretch>
+                  </pic:blipFill>
+                  <pic:spPr>
+                    <a:xfrm>
+                      <a:off x="0" y="0"/>
+                      <a:ext cx="3480656" cy="3950652"/>
+                    </a:xfrm>
+                    <a:prstGeom prst="rect">
+                      <a:avLst/>
+                    </a:prstGeom>
+                  </pic:spPr>
+                </pic:pic>
+              </a:graphicData>
+            </a:graphic>
+          </wp:inline>
+        </w:drawing>
+      </w:r>
+    </w:p>
+    <w:p>
+      <w:pPr>
+        <w:pStyle w:val="Listaszerbekezds"/>
+        <w:numPr>
+          <w:ilvl w:val="0"/>
+          <w:numId w:val="47"/>
+        </w:numPr>
+        <w:tabs>
+          <w:tab w:val="left" w:pos="980"/>
+        </w:tabs>
+        <w:rPr>
+          <w:rFonts w:ascii="Arial" w:hAnsi="Arial" w:cs="Arial"/>
+          <w:sz w:val="24"/>
+          <w:szCs w:val="24"/>
+        </w:rPr>
+      </w:pPr>
+      <w:r>
+        <w:rPr>
+          <w:rFonts w:ascii="Arial" w:hAnsi="Arial" w:cs="Arial"/>
+          <w:sz w:val="24"/>
+          <w:szCs w:val="24"/>
+        </w:rPr>
+        <w:t xml:space="preserve">Logout: Ha a felhasználó be van jelentkezve és rendelkezik a </w:t>
+      </w:r>
+      <w:proofErr w:type="spellStart"/>
+      <w:r>
+        <w:rPr>
+          <w:rFonts w:ascii="Arial" w:hAnsi="Arial" w:cs="Arial"/>
+          <w:sz w:val="24"/>
+          <w:szCs w:val="24"/>
+        </w:rPr>
+        <w:t>tokenjével</w:t>
+      </w:r>
+      <w:proofErr w:type="spellEnd"/>
+      <w:r>
+        <w:rPr>
+          <w:rFonts w:ascii="Arial" w:hAnsi="Arial" w:cs="Arial"/>
+          <w:sz w:val="24"/>
+          <w:szCs w:val="24"/>
+        </w:rPr>
+        <w:t xml:space="preserve">, akkor tud kijelentkezni. Ennek </w:t>
+      </w:r>
+      <w:proofErr w:type="gramStart"/>
+      <w:r>
+        <w:rPr>
+          <w:rFonts w:ascii="Arial" w:hAnsi="Arial" w:cs="Arial"/>
+          <w:sz w:val="24"/>
+          <w:szCs w:val="24"/>
+        </w:rPr>
+        <w:t>folyamata</w:t>
+      </w:r>
+      <w:proofErr w:type="gramEnd"/>
+      <w:r>
+        <w:rPr>
+          <w:rFonts w:ascii="Arial" w:hAnsi="Arial" w:cs="Arial"/>
+          <w:sz w:val="24"/>
+          <w:szCs w:val="24"/>
+        </w:rPr>
+        <w:t xml:space="preserve"> hogy a rendszer </w:t>
+      </w:r>
+      <w:proofErr w:type="spellStart"/>
+      <w:r>
+        <w:rPr>
+          <w:rFonts w:ascii="Arial" w:hAnsi="Arial" w:cs="Arial"/>
+          <w:sz w:val="24"/>
+          <w:szCs w:val="24"/>
+        </w:rPr>
+        <w:t>törli</w:t>
+      </w:r>
+      <w:proofErr w:type="spellEnd"/>
+      <w:r>
+        <w:rPr>
+          <w:rFonts w:ascii="Arial" w:hAnsi="Arial" w:cs="Arial"/>
+          <w:sz w:val="24"/>
+          <w:szCs w:val="24"/>
+        </w:rPr>
+        <w:t xml:space="preserve"> az adatbázisból a felhasználó aktuális </w:t>
+      </w:r>
+      <w:proofErr w:type="spellStart"/>
+      <w:r>
+        <w:rPr>
+          <w:rFonts w:ascii="Arial" w:hAnsi="Arial" w:cs="Arial"/>
+          <w:sz w:val="24"/>
+          <w:szCs w:val="24"/>
+        </w:rPr>
+        <w:t>tokenjét</w:t>
+      </w:r>
+      <w:proofErr w:type="spellEnd"/>
+      <w:r>
+        <w:rPr>
+          <w:rFonts w:ascii="Arial" w:hAnsi="Arial" w:cs="Arial"/>
+          <w:sz w:val="24"/>
+          <w:szCs w:val="24"/>
+        </w:rPr>
+        <w:t xml:space="preserve"> (</w:t>
+      </w:r>
+      <w:proofErr w:type="spellStart"/>
+      <w:r>
+        <w:rPr>
+          <w:rFonts w:ascii="Arial" w:hAnsi="Arial" w:cs="Arial"/>
+          <w:sz w:val="24"/>
+          <w:szCs w:val="24"/>
+        </w:rPr>
+        <w:t>currentAccessToken</w:t>
+      </w:r>
+      <w:proofErr w:type="spellEnd"/>
+      <w:r>
+        <w:rPr>
+          <w:rFonts w:ascii="Arial" w:hAnsi="Arial" w:cs="Arial"/>
+          <w:sz w:val="24"/>
+          <w:szCs w:val="24"/>
+        </w:rPr>
+        <w:t>()-&gt;</w:t>
+      </w:r>
+      <w:proofErr w:type="spellStart"/>
+      <w:r>
+        <w:rPr>
+          <w:rFonts w:ascii="Arial" w:hAnsi="Arial" w:cs="Arial"/>
+          <w:sz w:val="24"/>
+          <w:szCs w:val="24"/>
+        </w:rPr>
+        <w:t>delete</w:t>
+      </w:r>
+      <w:proofErr w:type="spellEnd"/>
+      <w:r>
+        <w:rPr>
+          <w:rFonts w:ascii="Arial" w:hAnsi="Arial" w:cs="Arial"/>
+          <w:sz w:val="24"/>
+          <w:szCs w:val="24"/>
+        </w:rPr>
+        <w:t xml:space="preserve">() ), így a kulcs többé nem használható, magyarul nem fog hozzáférni semmi olyan dologhoz ami </w:t>
+      </w:r>
+      <w:proofErr w:type="spellStart"/>
+      <w:r>
+        <w:rPr>
+          <w:rFonts w:ascii="Arial" w:hAnsi="Arial" w:cs="Arial"/>
+          <w:sz w:val="24"/>
+          <w:szCs w:val="24"/>
+        </w:rPr>
+        <w:t>token</w:t>
+      </w:r>
+      <w:proofErr w:type="spellEnd"/>
+      <w:r>
+        <w:rPr>
+          <w:rFonts w:ascii="Arial" w:hAnsi="Arial" w:cs="Arial"/>
+          <w:sz w:val="24"/>
+          <w:szCs w:val="24"/>
+        </w:rPr>
+        <w:t xml:space="preserve"> </w:t>
+      </w:r>
+      <w:r>
+        <w:rPr>
+          <w:rFonts w:ascii="Arial" w:hAnsi="Arial" w:cs="Arial"/>
+          <w:sz w:val="24"/>
+          <w:szCs w:val="24"/>
+        </w:rPr>
+        <w:t xml:space="preserve">a </w:t>
+      </w:r>
+      <w:r>
+        <w:rPr>
+          <w:rFonts w:ascii="Arial" w:hAnsi="Arial" w:cs="Arial"/>
+          <w:sz w:val="24"/>
+          <w:szCs w:val="24"/>
+        </w:rPr>
+        <w:t>meglétével lehetséges cselekvés</w:t>
+      </w:r>
+    </w:p>
+    <w:p>
+      <w:pPr>
+        <w:tabs>
+          <w:tab w:val="left" w:pos="980"/>
+        </w:tabs>
+        <w:rPr>
+          <w:rFonts w:ascii="Arial" w:hAnsi="Arial" w:cs="Arial"/>
+          <w:sz w:val="24"/>
+          <w:szCs w:val="24"/>
+        </w:rPr>
+      </w:pPr>
+      <w:r>
+        <w:rPr>
+          <w:rFonts w:ascii="Arial" w:hAnsi="Arial" w:cs="Arial"/>
+          <w:sz w:val="24"/>
+          <w:szCs w:val="24"/>
+        </w:rPr>
+        <w:lastRenderedPageBreak/>
+        <w:drawing>
+          <wp:inline distT="0" distB="0" distL="0" distR="0" wp14:anchorId="1488EA6A" wp14:editId="32E592BB">
+            <wp:extent cx="3854450" cy="1885163"/>
+            <wp:effectExtent l="0" t="0" r="0" b="1270"/>
+            <wp:docPr id="39" name="Kép 39"/>
+            <wp:cNvGraphicFramePr>
+              <a:graphicFrameLocks xmlns:a="http://schemas.openxmlformats.org/drawingml/2006/main" noChangeAspect="1"/>
+            </wp:cNvGraphicFramePr>
+            <a:graphic xmlns:a="http://schemas.openxmlformats.org/drawingml/2006/main">
+              <a:graphicData uri="http://schemas.openxmlformats.org/drawingml/2006/picture">
+                <pic:pic xmlns:pic="http://schemas.openxmlformats.org/drawingml/2006/picture">
+                  <pic:nvPicPr>
+                    <pic:cNvPr id="1" name=""/>
+                    <pic:cNvPicPr/>
+                  </pic:nvPicPr>
+                  <pic:blipFill>
+                    <a:blip r:embed="rId44"/>
+                    <a:stretch>
+                      <a:fillRect/>
+                    </a:stretch>
+                  </pic:blipFill>
+                  <pic:spPr>
+                    <a:xfrm>
+                      <a:off x="0" y="0"/>
+                      <a:ext cx="3911886" cy="1913254"/>
+                    </a:xfrm>
+                    <a:prstGeom prst="rect">
+                      <a:avLst/>
+                    </a:prstGeom>
+                  </pic:spPr>
+                </pic:pic>
+              </a:graphicData>
+            </a:graphic>
+          </wp:inline>
+        </w:drawing>
+      </w:r>
+    </w:p>
+    <w:p>
+      <w:pPr>
+        <w:tabs>
+          <w:tab w:val="left" w:pos="980"/>
+        </w:tabs>
+        <w:rPr>
+          <w:rFonts w:ascii="Arial" w:hAnsi="Arial" w:cs="Arial"/>
+          <w:b/>
+          <w:sz w:val="24"/>
+          <w:szCs w:val="24"/>
+        </w:rPr>
+      </w:pPr>
+      <w:r>
+        <w:rPr>
+          <w:rFonts w:ascii="Arial" w:hAnsi="Arial" w:cs="Arial"/>
+          <w:b/>
+          <w:sz w:val="24"/>
+          <w:szCs w:val="24"/>
+        </w:rPr>
+        <w:t>9.22</w:t>
+      </w:r>
+      <w:r>
+        <w:rPr>
+          <w:rFonts w:ascii="Arial" w:hAnsi="Arial" w:cs="Arial"/>
+          <w:b/>
+          <w:sz w:val="24"/>
+          <w:szCs w:val="24"/>
+        </w:rPr>
+        <w:t xml:space="preserve"> </w:t>
+      </w:r>
+      <w:proofErr w:type="spellStart"/>
+      <w:r>
+        <w:rPr>
+          <w:rFonts w:ascii="Arial" w:hAnsi="Arial" w:cs="Arial"/>
+          <w:b/>
+          <w:sz w:val="24"/>
+          <w:szCs w:val="24"/>
+        </w:rPr>
+        <w:t>DailyCalorieController</w:t>
+      </w:r>
+      <w:proofErr w:type="spellEnd"/>
+      <w:r>
+        <w:rPr>
+          <w:rFonts w:ascii="Arial" w:hAnsi="Arial" w:cs="Arial"/>
+          <w:b/>
+          <w:sz w:val="24"/>
+          <w:szCs w:val="24"/>
+        </w:rPr>
+        <w:t xml:space="preserve"> </w:t>
+      </w:r>
+    </w:p>
+    <w:p>
+      <w:pPr>
+        <w:tabs>
+          <w:tab w:val="left" w:pos="980"/>
+        </w:tabs>
+        <w:rPr>
+          <w:rFonts w:ascii="Arial" w:hAnsi="Arial" w:cs="Arial"/>
+          <w:sz w:val="24"/>
+          <w:szCs w:val="24"/>
+        </w:rPr>
+      </w:pPr>
+      <w:r>
+        <w:rPr>
+          <w:rFonts w:ascii="Arial" w:hAnsi="Arial" w:cs="Arial"/>
+          <w:sz w:val="24"/>
+          <w:szCs w:val="24"/>
+        </w:rPr>
+        <w:t xml:space="preserve">Ez a </w:t>
+      </w:r>
+      <w:proofErr w:type="spellStart"/>
+      <w:r>
+        <w:rPr>
+          <w:rFonts w:ascii="Arial" w:hAnsi="Arial" w:cs="Arial"/>
+          <w:sz w:val="24"/>
+          <w:szCs w:val="24"/>
+        </w:rPr>
+        <w:t>controller</w:t>
+      </w:r>
+      <w:proofErr w:type="spellEnd"/>
+      <w:r>
+        <w:rPr>
+          <w:rFonts w:ascii="Arial" w:hAnsi="Arial" w:cs="Arial"/>
+          <w:sz w:val="24"/>
+          <w:szCs w:val="24"/>
+        </w:rPr>
+        <w:t xml:space="preserve"> felelős azért, hogy a </w:t>
+      </w:r>
+      <w:proofErr w:type="spellStart"/>
+      <w:r>
+        <w:rPr>
+          <w:rFonts w:ascii="Arial" w:hAnsi="Arial" w:cs="Arial"/>
+          <w:sz w:val="24"/>
+          <w:szCs w:val="24"/>
+        </w:rPr>
+        <w:t>mobilappon</w:t>
+      </w:r>
+      <w:proofErr w:type="spellEnd"/>
+      <w:r>
+        <w:rPr>
+          <w:rFonts w:ascii="Arial" w:hAnsi="Arial" w:cs="Arial"/>
+          <w:sz w:val="24"/>
+          <w:szCs w:val="24"/>
+        </w:rPr>
+        <w:t xml:space="preserve"> az alapvető adatok a felhasználónak meglegyenek. Ez egy csak olvasható (GET) végpont, amit több tábla adatait gyúrja ös</w:t>
+      </w:r>
+      <w:r>
+        <w:rPr>
+          <w:rFonts w:ascii="Arial" w:hAnsi="Arial" w:cs="Arial"/>
+          <w:sz w:val="24"/>
+          <w:szCs w:val="24"/>
+        </w:rPr>
+        <w:t xml:space="preserve">sze egyetlen </w:t>
+      </w:r>
+      <w:proofErr w:type="gramStart"/>
+      <w:r>
+        <w:rPr>
+          <w:rFonts w:ascii="Arial" w:hAnsi="Arial" w:cs="Arial"/>
+          <w:sz w:val="24"/>
+          <w:szCs w:val="24"/>
+        </w:rPr>
+        <w:t>válasszá(</w:t>
+      </w:r>
+      <w:proofErr w:type="spellStart"/>
+      <w:proofErr w:type="gramEnd"/>
+      <w:r>
+        <w:rPr>
+          <w:rFonts w:ascii="Arial" w:hAnsi="Arial" w:cs="Arial"/>
+          <w:sz w:val="24"/>
+          <w:szCs w:val="24"/>
+        </w:rPr>
+        <w:t>response</w:t>
+      </w:r>
+      <w:proofErr w:type="spellEnd"/>
+      <w:r>
+        <w:rPr>
+          <w:rFonts w:ascii="Arial" w:hAnsi="Arial" w:cs="Arial"/>
+          <w:sz w:val="24"/>
+          <w:szCs w:val="24"/>
+        </w:rPr>
+        <w:t>)</w:t>
+      </w:r>
+    </w:p>
+    <w:p>
+      <w:pPr>
+        <w:tabs>
+          <w:tab w:val="left" w:pos="980"/>
+        </w:tabs>
+        <w:rPr>
+          <w:rFonts w:ascii="Arial" w:hAnsi="Arial" w:cs="Arial"/>
+          <w:sz w:val="24"/>
+          <w:szCs w:val="24"/>
+        </w:rPr>
+      </w:pPr>
+      <w:r>
+        <w:rPr>
+          <w:rFonts w:ascii="Arial" w:hAnsi="Arial" w:cs="Arial"/>
+          <w:sz w:val="24"/>
+          <w:szCs w:val="24"/>
+        </w:rPr>
+        <w:t>Logikai lépések:</w:t>
+      </w:r>
+    </w:p>
+    <w:p>
+      <w:pPr>
+        <w:pStyle w:val="Listaszerbekezds"/>
+        <w:numPr>
+          <w:ilvl w:val="0"/>
+          <w:numId w:val="48"/>
+        </w:numPr>
+        <w:tabs>
+          <w:tab w:val="left" w:pos="980"/>
+        </w:tabs>
+        <w:rPr>
+          <w:rFonts w:ascii="Arial" w:hAnsi="Arial" w:cs="Arial"/>
+          <w:sz w:val="24"/>
+          <w:szCs w:val="24"/>
+        </w:rPr>
+      </w:pPr>
+      <w:r>
+        <w:rPr>
+          <w:rFonts w:ascii="Arial" w:hAnsi="Arial" w:cs="Arial"/>
+          <w:sz w:val="24"/>
+          <w:szCs w:val="24"/>
+        </w:rPr>
+        <w:t xml:space="preserve">Személyes adatok ellenőrzése: Az első dolog hogy megnézi, hogy </w:t>
+      </w:r>
+      <w:proofErr w:type="gramStart"/>
+      <w:r>
+        <w:rPr>
+          <w:rFonts w:ascii="Arial" w:hAnsi="Arial" w:cs="Arial"/>
+          <w:sz w:val="24"/>
+          <w:szCs w:val="24"/>
+        </w:rPr>
+        <w:t>a</w:t>
+      </w:r>
+      <w:proofErr w:type="gramEnd"/>
+      <w:r>
+        <w:rPr>
+          <w:rFonts w:ascii="Arial" w:hAnsi="Arial" w:cs="Arial"/>
+          <w:sz w:val="24"/>
+          <w:szCs w:val="24"/>
+        </w:rPr>
+        <w:t xml:space="preserve"> </w:t>
+      </w:r>
+      <w:proofErr w:type="spellStart"/>
+      <w:r>
+        <w:rPr>
+          <w:rFonts w:ascii="Arial" w:hAnsi="Arial" w:cs="Arial"/>
+          <w:sz w:val="24"/>
+          <w:szCs w:val="24"/>
+        </w:rPr>
+        <w:t>usernek</w:t>
+      </w:r>
+      <w:proofErr w:type="spellEnd"/>
+      <w:r>
+        <w:rPr>
+          <w:rFonts w:ascii="Arial" w:hAnsi="Arial" w:cs="Arial"/>
+          <w:sz w:val="24"/>
+          <w:szCs w:val="24"/>
+        </w:rPr>
+        <w:t xml:space="preserve"> van-e a </w:t>
+      </w:r>
+      <w:proofErr w:type="spellStart"/>
+      <w:r>
+        <w:rPr>
+          <w:rFonts w:ascii="Arial" w:hAnsi="Arial" w:cs="Arial"/>
+          <w:sz w:val="24"/>
+          <w:szCs w:val="24"/>
+        </w:rPr>
+        <w:t>personalData</w:t>
+      </w:r>
+      <w:proofErr w:type="spellEnd"/>
+      <w:r>
+        <w:rPr>
+          <w:rFonts w:ascii="Arial" w:hAnsi="Arial" w:cs="Arial"/>
+          <w:sz w:val="24"/>
+          <w:szCs w:val="24"/>
+        </w:rPr>
+        <w:t xml:space="preserve"> táblában adata. Ha nincs, a kód nem folytatódik </w:t>
+      </w:r>
+      <w:proofErr w:type="gramStart"/>
+      <w:r>
+        <w:rPr>
+          <w:rFonts w:ascii="Arial" w:hAnsi="Arial" w:cs="Arial"/>
+          <w:sz w:val="24"/>
+          <w:szCs w:val="24"/>
+        </w:rPr>
+        <w:t>tovább</w:t>
+      </w:r>
+      <w:proofErr w:type="gramEnd"/>
+      <w:r>
+        <w:rPr>
+          <w:rFonts w:ascii="Arial" w:hAnsi="Arial" w:cs="Arial"/>
+          <w:sz w:val="24"/>
+          <w:szCs w:val="24"/>
+        </w:rPr>
+        <w:t xml:space="preserve"> mert felesleges, és egy 404-es hibával kéri a felhasználót az adatok pótlására, melyet weben tehetnek meg</w:t>
+      </w:r>
+      <w:r>
+        <w:rPr>
+          <w:rFonts w:ascii="Arial" w:hAnsi="Arial" w:cs="Arial"/>
+          <w:sz w:val="24"/>
+          <w:szCs w:val="24"/>
+        </w:rPr>
+        <w:br/>
+      </w:r>
+    </w:p>
+    <w:p>
+      <w:pPr>
+        <w:pStyle w:val="Listaszerbekezds"/>
+        <w:tabs>
+          <w:tab w:val="left" w:pos="980"/>
+        </w:tabs>
+        <w:rPr>
+          <w:rFonts w:ascii="Arial" w:hAnsi="Arial" w:cs="Arial"/>
+          <w:sz w:val="24"/>
+          <w:szCs w:val="24"/>
+        </w:rPr>
+      </w:pPr>
+      <w:r>
+        <w:rPr>
+          <w:rFonts w:ascii="Arial" w:hAnsi="Arial" w:cs="Arial"/>
+          <w:sz w:val="24"/>
+          <w:szCs w:val="24"/>
+        </w:rPr>
+        <w:drawing>
+          <wp:inline distT="0" distB="0" distL="0" distR="0" wp14:anchorId="42A01261" wp14:editId="6D5D0E07">
+            <wp:extent cx="3682367" cy="1498600"/>
+            <wp:effectExtent l="0" t="0" r="0" b="6350"/>
+            <wp:docPr id="40" name="Kép 40"/>
+            <wp:cNvGraphicFramePr>
+              <a:graphicFrameLocks xmlns:a="http://schemas.openxmlformats.org/drawingml/2006/main" noChangeAspect="1"/>
+            </wp:cNvGraphicFramePr>
+            <a:graphic xmlns:a="http://schemas.openxmlformats.org/drawingml/2006/main">
+              <a:graphicData uri="http://schemas.openxmlformats.org/drawingml/2006/picture">
+                <pic:pic xmlns:pic="http://schemas.openxmlformats.org/drawingml/2006/picture">
+                  <pic:nvPicPr>
+                    <pic:cNvPr id="1" name=""/>
+                    <pic:cNvPicPr/>
+                  </pic:nvPicPr>
+                  <pic:blipFill>
+                    <a:blip r:embed="rId45"/>
+                    <a:stretch>
+                      <a:fillRect/>
+                    </a:stretch>
+                  </pic:blipFill>
+                  <pic:spPr>
+                    <a:xfrm>
+                      <a:off x="0" y="0"/>
+                      <a:ext cx="3693287" cy="1503044"/>
+                    </a:xfrm>
+                    <a:prstGeom prst="rect">
+                      <a:avLst/>
+                    </a:prstGeom>
+                  </pic:spPr>
+                </pic:pic>
+              </a:graphicData>
+            </a:graphic>
+          </wp:inline>
+        </w:drawing>
+      </w:r>
+      <w:r>
+        <w:rPr>
+          <w:rFonts w:ascii="Arial" w:hAnsi="Arial" w:cs="Arial"/>
+          <w:sz w:val="24"/>
+          <w:szCs w:val="24"/>
+        </w:rPr>
+        <w:br/>
+      </w:r>
+    </w:p>
+    <w:p>
+      <w:pPr>
+        <w:pStyle w:val="Listaszerbekezds"/>
+        <w:numPr>
+          <w:ilvl w:val="0"/>
+          <w:numId w:val="48"/>
+        </w:numPr>
+        <w:tabs>
+          <w:tab w:val="left" w:pos="980"/>
+        </w:tabs>
+        <w:rPr>
+          <w:rFonts w:ascii="Arial" w:hAnsi="Arial" w:cs="Arial"/>
+          <w:sz w:val="24"/>
+          <w:szCs w:val="24"/>
+        </w:rPr>
+      </w:pPr>
+      <w:r>
+        <w:rPr>
+          <w:rFonts w:ascii="Arial" w:hAnsi="Arial" w:cs="Arial"/>
+          <w:sz w:val="24"/>
+          <w:szCs w:val="24"/>
+        </w:rPr>
+        <w:t xml:space="preserve">Súly menedzsment: </w:t>
+      </w:r>
+      <w:r>
+        <w:rPr>
+          <w:rFonts w:ascii="Arial" w:hAnsi="Arial" w:cs="Arial"/>
+          <w:sz w:val="24"/>
+          <w:szCs w:val="24"/>
+        </w:rPr>
+        <w:t xml:space="preserve">A </w:t>
+      </w:r>
+      <w:proofErr w:type="gramStart"/>
+      <w:r>
+        <w:rPr>
+          <w:rFonts w:ascii="Arial" w:hAnsi="Arial" w:cs="Arial"/>
+          <w:sz w:val="24"/>
+          <w:szCs w:val="24"/>
+        </w:rPr>
+        <w:t>fix</w:t>
+      </w:r>
+      <w:proofErr w:type="gramEnd"/>
+      <w:r>
+        <w:rPr>
+          <w:rFonts w:ascii="Arial" w:hAnsi="Arial" w:cs="Arial"/>
+          <w:sz w:val="24"/>
+          <w:szCs w:val="24"/>
+        </w:rPr>
+        <w:t xml:space="preserve"> profiladatok helyett a rendszer a </w:t>
+      </w:r>
+      <w:proofErr w:type="spellStart"/>
+      <w:r>
+        <w:rPr>
+          <w:rFonts w:ascii="Arial" w:hAnsi="Arial" w:cs="Arial"/>
+          <w:sz w:val="24"/>
+          <w:szCs w:val="24"/>
+        </w:rPr>
+        <w:t>WeightLogController</w:t>
+      </w:r>
+      <w:proofErr w:type="spellEnd"/>
+      <w:r>
+        <w:rPr>
+          <w:rFonts w:ascii="Arial" w:hAnsi="Arial" w:cs="Arial"/>
+          <w:sz w:val="24"/>
+          <w:szCs w:val="24"/>
+        </w:rPr>
+        <w:t>::</w:t>
+      </w:r>
+      <w:proofErr w:type="spellStart"/>
+      <w:r>
+        <w:rPr>
+          <w:rFonts w:ascii="Arial" w:hAnsi="Arial" w:cs="Arial"/>
+          <w:sz w:val="24"/>
+          <w:szCs w:val="24"/>
+        </w:rPr>
+        <w:t>currentWeight</w:t>
+      </w:r>
+      <w:proofErr w:type="spellEnd"/>
+      <w:r>
+        <w:rPr>
+          <w:rFonts w:ascii="Arial" w:hAnsi="Arial" w:cs="Arial"/>
+          <w:sz w:val="24"/>
+          <w:szCs w:val="24"/>
+        </w:rPr>
+        <w:t>()</w:t>
+      </w:r>
+      <w:r>
+        <w:rPr>
+          <w:rFonts w:ascii="Arial" w:hAnsi="Arial" w:cs="Arial"/>
+          <w:sz w:val="24"/>
+          <w:szCs w:val="24"/>
+        </w:rPr>
+        <w:t xml:space="preserve"> függvényt hívja meg. Ez biztosítja az adatok naprakészségét, ha létezik frissebb bejegyzés a </w:t>
+      </w:r>
+      <w:proofErr w:type="gramStart"/>
+      <w:r>
+        <w:rPr>
+          <w:rFonts w:ascii="Arial" w:hAnsi="Arial" w:cs="Arial"/>
+          <w:sz w:val="24"/>
+          <w:szCs w:val="24"/>
+        </w:rPr>
+        <w:t>súlynaplóban</w:t>
+      </w:r>
+      <w:proofErr w:type="gramEnd"/>
+      <w:r>
+        <w:rPr>
+          <w:rFonts w:ascii="Arial" w:hAnsi="Arial" w:cs="Arial"/>
+          <w:sz w:val="24"/>
+          <w:szCs w:val="24"/>
+        </w:rPr>
+        <w:t xml:space="preserve"> akkor azzal a súllyal számolunk tovább.</w:t>
+      </w:r>
+      <w:r>
+        <w:rPr>
+          <w:rFonts w:ascii="Arial" w:hAnsi="Arial" w:cs="Arial"/>
+          <w:sz w:val="24"/>
+          <w:szCs w:val="24"/>
+        </w:rPr>
+        <w:br/>
+      </w:r>
+      <w:r>
+        <w:rPr>
+          <w:rFonts w:ascii="Arial" w:hAnsi="Arial" w:cs="Arial"/>
+          <w:sz w:val="24"/>
+          <w:szCs w:val="24"/>
+        </w:rPr>
+        <w:drawing>
+          <wp:inline distT="0" distB="0" distL="0" distR="0" wp14:anchorId="4255DC36" wp14:editId="467F84E5">
+            <wp:extent cx="3619500" cy="391793"/>
+            <wp:effectExtent l="0" t="0" r="0" b="8890"/>
+            <wp:docPr id="41" name="Kép 41"/>
+            <wp:cNvGraphicFramePr>
+              <a:graphicFrameLocks xmlns:a="http://schemas.openxmlformats.org/drawingml/2006/main" noChangeAspect="1"/>
+            </wp:cNvGraphicFramePr>
+            <a:graphic xmlns:a="http://schemas.openxmlformats.org/drawingml/2006/main">
+              <a:graphicData uri="http://schemas.openxmlformats.org/drawingml/2006/picture">
+                <pic:pic xmlns:pic="http://schemas.openxmlformats.org/drawingml/2006/picture">
+                  <pic:nvPicPr>
+                    <pic:cNvPr id="1" name=""/>
+                    <pic:cNvPicPr/>
+                  </pic:nvPicPr>
+                  <pic:blipFill>
+                    <a:blip r:embed="rId46"/>
+                    <a:stretch>
+                      <a:fillRect/>
+                    </a:stretch>
+                  </pic:blipFill>
+                  <pic:spPr>
+                    <a:xfrm>
+                      <a:off x="0" y="0"/>
+                      <a:ext cx="3893711" cy="421475"/>
+                    </a:xfrm>
+                    <a:prstGeom prst="rect">
+                      <a:avLst/>
+                    </a:prstGeom>
+                  </pic:spPr>
+                </pic:pic>
+              </a:graphicData>
+            </a:graphic>
+          </wp:inline>
+        </w:drawing>
+      </w:r>
+      <w:r>
+        <w:rPr>
+          <w:rFonts w:ascii="Arial" w:hAnsi="Arial" w:cs="Arial"/>
+          <w:sz w:val="24"/>
+          <w:szCs w:val="24"/>
+        </w:rPr>
+        <w:br/>
+      </w:r>
+    </w:p>
+    <w:p>
+      <w:pPr>
+        <w:pStyle w:val="Listaszerbekezds"/>
+        <w:numPr>
+          <w:ilvl w:val="0"/>
+          <w:numId w:val="48"/>
+        </w:numPr>
+        <w:tabs>
+          <w:tab w:val="left" w:pos="980"/>
+        </w:tabs>
+        <w:rPr>
+          <w:rFonts w:ascii="Arial" w:hAnsi="Arial" w:cs="Arial"/>
+          <w:sz w:val="24"/>
+          <w:szCs w:val="24"/>
+        </w:rPr>
+      </w:pPr>
+      <w:r>
+        <w:rPr>
+          <w:rFonts w:ascii="Arial" w:hAnsi="Arial" w:cs="Arial"/>
+          <w:sz w:val="24"/>
+          <w:szCs w:val="24"/>
+        </w:rPr>
+        <w:t xml:space="preserve">Arányosított kalóriaszámítás: </w:t>
+      </w:r>
+      <w:r>
+        <w:rPr>
+          <w:rFonts w:ascii="Arial" w:hAnsi="Arial" w:cs="Arial"/>
+          <w:sz w:val="24"/>
+          <w:szCs w:val="24"/>
+        </w:rPr>
+        <w:t xml:space="preserve">A rendszer lekéri a felhasználó mai napjához tartozó összes étkezési naplóbejegyzést. </w:t>
+      </w:r>
+      <w:r>
+        <w:rPr>
+          <w:rFonts w:ascii="Arial" w:hAnsi="Arial" w:cs="Arial"/>
+          <w:sz w:val="24"/>
+          <w:szCs w:val="24"/>
+        </w:rPr>
+        <w:br/>
+      </w:r>
+      <w:r>
+        <w:rPr>
+          <w:rFonts w:ascii="Arial" w:hAnsi="Arial" w:cs="Arial"/>
+          <w:sz w:val="24"/>
+          <w:szCs w:val="24"/>
+        </w:rPr>
+        <w:br/>
+      </w:r>
+      <w:r>
+        <w:rPr>
+          <w:rFonts w:ascii="Arial" w:hAnsi="Arial" w:cs="Arial"/>
+          <w:sz w:val="24"/>
+          <w:szCs w:val="24"/>
+        </w:rPr>
+        <w:drawing>
+          <wp:inline distT="0" distB="0" distL="0" distR="0" wp14:anchorId="7776E7D3" wp14:editId="7311148A">
+            <wp:extent cx="3638550" cy="522199"/>
+            <wp:effectExtent l="0" t="0" r="0" b="0"/>
+            <wp:docPr id="42" name="Kép 42"/>
+            <wp:cNvGraphicFramePr>
+              <a:graphicFrameLocks xmlns:a="http://schemas.openxmlformats.org/drawingml/2006/main" noChangeAspect="1"/>
+            </wp:cNvGraphicFramePr>
+            <a:graphic xmlns:a="http://schemas.openxmlformats.org/drawingml/2006/main">
+              <a:graphicData uri="http://schemas.openxmlformats.org/drawingml/2006/picture">
+                <pic:pic xmlns:pic="http://schemas.openxmlformats.org/drawingml/2006/picture">
+                  <pic:nvPicPr>
+                    <pic:cNvPr id="1" name=""/>
+                    <pic:cNvPicPr/>
+                  </pic:nvPicPr>
+                  <pic:blipFill>
+                    <a:blip r:embed="rId47"/>
+                    <a:stretch>
+                      <a:fillRect/>
+                    </a:stretch>
+                  </pic:blipFill>
+                  <pic:spPr>
+                    <a:xfrm>
+                      <a:off x="0" y="0"/>
+                      <a:ext cx="3694686" cy="530256"/>
+                    </a:xfrm>
+                    <a:prstGeom prst="rect">
+                      <a:avLst/>
+                    </a:prstGeom>
+                  </pic:spPr>
+                </pic:pic>
+              </a:graphicData>
+            </a:graphic>
+          </wp:inline>
+        </w:drawing>
+      </w:r>
+      <w:r>
+        <w:rPr>
+          <w:rFonts w:ascii="Arial" w:hAnsi="Arial" w:cs="Arial"/>
+          <w:sz w:val="24"/>
+          <w:szCs w:val="24"/>
+        </w:rPr>
+        <w:br/>
+      </w:r>
+    </w:p>
+    <w:p>
+      <w:pPr>
+        <w:pStyle w:val="Listaszerbekezds"/>
+        <w:numPr>
+          <w:ilvl w:val="0"/>
+          <w:numId w:val="48"/>
+        </w:numPr>
+        <w:tabs>
+          <w:tab w:val="left" w:pos="980"/>
+        </w:tabs>
+        <w:rPr>
+          <w:rFonts w:ascii="Arial" w:hAnsi="Arial" w:cs="Arial"/>
+          <w:sz w:val="24"/>
+          <w:szCs w:val="24"/>
+        </w:rPr>
+      </w:pPr>
+      <w:r>
+        <w:rPr>
+          <w:rFonts w:ascii="Arial" w:hAnsi="Arial" w:cs="Arial"/>
+          <w:sz w:val="24"/>
+          <w:szCs w:val="24"/>
+        </w:rPr>
+        <w:t xml:space="preserve">Személyre szabott </w:t>
+      </w:r>
+      <w:proofErr w:type="gramStart"/>
+      <w:r>
+        <w:rPr>
+          <w:rFonts w:ascii="Arial" w:hAnsi="Arial" w:cs="Arial"/>
+          <w:sz w:val="24"/>
+          <w:szCs w:val="24"/>
+        </w:rPr>
+        <w:t>kalkulációk</w:t>
+      </w:r>
+      <w:proofErr w:type="gramEnd"/>
+      <w:r>
+        <w:rPr>
+          <w:rFonts w:ascii="Arial" w:hAnsi="Arial" w:cs="Arial"/>
+          <w:sz w:val="24"/>
+          <w:szCs w:val="24"/>
+        </w:rPr>
+        <w:t>:</w:t>
+      </w:r>
+    </w:p>
+    <w:p>
+      <w:pPr>
+        <w:pStyle w:val="Listaszerbekezds"/>
+        <w:numPr>
+          <w:ilvl w:val="1"/>
+          <w:numId w:val="48"/>
+        </w:numPr>
+        <w:tabs>
+          <w:tab w:val="left" w:pos="980"/>
+        </w:tabs>
+        <w:rPr>
+          <w:rFonts w:ascii="Arial" w:hAnsi="Arial" w:cs="Arial"/>
+          <w:sz w:val="24"/>
+          <w:szCs w:val="24"/>
+        </w:rPr>
+      </w:pPr>
+      <w:r>
+        <w:rPr>
+          <w:rFonts w:ascii="Arial" w:hAnsi="Arial" w:cs="Arial"/>
+          <w:sz w:val="24"/>
+          <w:szCs w:val="24"/>
+        </w:rPr>
+        <w:lastRenderedPageBreak/>
+        <w:t xml:space="preserve">Kor meghatározása: A </w:t>
+      </w:r>
+      <w:proofErr w:type="spellStart"/>
+      <w:r>
+        <w:rPr>
+          <w:rFonts w:ascii="Arial" w:hAnsi="Arial" w:cs="Arial"/>
+          <w:sz w:val="24"/>
+          <w:szCs w:val="24"/>
+        </w:rPr>
+        <w:t>Carbon</w:t>
+      </w:r>
+      <w:proofErr w:type="spellEnd"/>
+      <w:r>
+        <w:rPr>
+          <w:rFonts w:ascii="Arial" w:hAnsi="Arial" w:cs="Arial"/>
+          <w:sz w:val="24"/>
+          <w:szCs w:val="24"/>
+        </w:rPr>
+        <w:t xml:space="preserve"> segítségével a születési </w:t>
+      </w:r>
+      <w:proofErr w:type="gramStart"/>
+      <w:r>
+        <w:rPr>
+          <w:rFonts w:ascii="Arial" w:hAnsi="Arial" w:cs="Arial"/>
+          <w:sz w:val="24"/>
+          <w:szCs w:val="24"/>
+        </w:rPr>
+        <w:t>dátumból</w:t>
+      </w:r>
+      <w:proofErr w:type="gramEnd"/>
+      <w:r>
+        <w:rPr>
+          <w:rFonts w:ascii="Arial" w:hAnsi="Arial" w:cs="Arial"/>
+          <w:sz w:val="24"/>
+          <w:szCs w:val="24"/>
+        </w:rPr>
+        <w:t xml:space="preserve"> kiszámítja az aktuális </w:t>
+      </w:r>
+      <w:proofErr w:type="spellStart"/>
+      <w:r>
+        <w:rPr>
+          <w:rFonts w:ascii="Arial" w:hAnsi="Arial" w:cs="Arial"/>
+          <w:sz w:val="24"/>
+          <w:szCs w:val="24"/>
+        </w:rPr>
+        <w:t>életkrot</w:t>
+      </w:r>
+      <w:proofErr w:type="spellEnd"/>
+      <w:r>
+        <w:rPr>
+          <w:rFonts w:ascii="Arial" w:hAnsi="Arial" w:cs="Arial"/>
+          <w:sz w:val="24"/>
+          <w:szCs w:val="24"/>
+        </w:rPr>
+        <w:br/>
+      </w:r>
+      <w:r>
+        <w:rPr>
+          <w:rFonts w:ascii="Arial" w:hAnsi="Arial" w:cs="Arial"/>
+          <w:sz w:val="24"/>
+          <w:szCs w:val="24"/>
+        </w:rPr>
+        <w:br/>
+      </w:r>
+      <w:r>
+        <w:rPr>
+          <w:rFonts w:ascii="Arial" w:hAnsi="Arial" w:cs="Arial"/>
+          <w:sz w:val="24"/>
+          <w:szCs w:val="24"/>
+        </w:rPr>
+        <w:drawing>
+          <wp:inline distT="0" distB="0" distL="0" distR="0" wp14:anchorId="0499534A" wp14:editId="34CEDA54">
+            <wp:extent cx="3194050" cy="482554"/>
+            <wp:effectExtent l="0" t="0" r="0" b="0"/>
+            <wp:docPr id="43" name="Kép 43"/>
+            <wp:cNvGraphicFramePr>
+              <a:graphicFrameLocks xmlns:a="http://schemas.openxmlformats.org/drawingml/2006/main" noChangeAspect="1"/>
+            </wp:cNvGraphicFramePr>
+            <a:graphic xmlns:a="http://schemas.openxmlformats.org/drawingml/2006/main">
+              <a:graphicData uri="http://schemas.openxmlformats.org/drawingml/2006/picture">
+                <pic:pic xmlns:pic="http://schemas.openxmlformats.org/drawingml/2006/picture">
+                  <pic:nvPicPr>
+                    <pic:cNvPr id="1" name=""/>
+                    <pic:cNvPicPr/>
+                  </pic:nvPicPr>
+                  <pic:blipFill>
+                    <a:blip r:embed="rId48"/>
+                    <a:stretch>
+                      <a:fillRect/>
+                    </a:stretch>
+                  </pic:blipFill>
+                  <pic:spPr>
+                    <a:xfrm>
+                      <a:off x="0" y="0"/>
+                      <a:ext cx="3276624" cy="495029"/>
+                    </a:xfrm>
+                    <a:prstGeom prst="rect">
+                      <a:avLst/>
+                    </a:prstGeom>
+                  </pic:spPr>
+                </pic:pic>
+              </a:graphicData>
+            </a:graphic>
+          </wp:inline>
+        </w:drawing>
+      </w:r>
+      <w:r>
+        <w:rPr>
+          <w:rFonts w:ascii="Arial" w:hAnsi="Arial" w:cs="Arial"/>
+          <w:sz w:val="24"/>
+          <w:szCs w:val="24"/>
+        </w:rPr>
+        <w:br/>
+      </w:r>
+    </w:p>
+    <w:p>
+      <w:pPr>
+        <w:pStyle w:val="Listaszerbekezds"/>
+        <w:numPr>
+          <w:ilvl w:val="1"/>
+          <w:numId w:val="48"/>
+        </w:numPr>
+        <w:tabs>
+          <w:tab w:val="left" w:pos="980"/>
+        </w:tabs>
+        <w:rPr>
+          <w:rFonts w:ascii="Arial" w:hAnsi="Arial" w:cs="Arial"/>
+          <w:sz w:val="24"/>
+          <w:szCs w:val="24"/>
+        </w:rPr>
+      </w:pPr>
+      <w:r>
+        <w:rPr>
+          <w:rFonts w:ascii="Arial" w:hAnsi="Arial" w:cs="Arial"/>
+          <w:sz w:val="24"/>
+          <w:szCs w:val="24"/>
+        </w:rPr>
+        <w:t xml:space="preserve">BMR (alapanyagcsere): Meghatározza a szervezet alapvető kalóriaigényét, figyelembe véve a </w:t>
+      </w:r>
+      <w:proofErr w:type="spellStart"/>
+      <w:r>
+        <w:rPr>
+          <w:rFonts w:ascii="Arial" w:hAnsi="Arial" w:cs="Arial"/>
+          <w:sz w:val="24"/>
+          <w:szCs w:val="24"/>
+        </w:rPr>
+        <w:t>biologiai</w:t>
+      </w:r>
+      <w:proofErr w:type="spellEnd"/>
+      <w:r>
+        <w:rPr>
+          <w:rFonts w:ascii="Arial" w:hAnsi="Arial" w:cs="Arial"/>
+          <w:sz w:val="24"/>
+          <w:szCs w:val="24"/>
+        </w:rPr>
+        <w:t xml:space="preserve"> nem szerinti eltéréseket.</w:t>
+      </w:r>
+      <w:r>
+        <w:rPr>
+          <w:rFonts w:ascii="Arial" w:hAnsi="Arial" w:cs="Arial"/>
+          <w:sz w:val="24"/>
+          <w:szCs w:val="24"/>
+        </w:rPr>
+        <w:br/>
+      </w:r>
+      <w:r>
+        <w:rPr>
+          <w:rFonts w:ascii="Arial" w:hAnsi="Arial" w:cs="Arial"/>
+          <w:sz w:val="24"/>
+          <w:szCs w:val="24"/>
+        </w:rPr>
+        <w:br/>
+      </w:r>
+      <w:r>
+        <w:rPr>
+          <w:rFonts w:ascii="Arial" w:hAnsi="Arial" w:cs="Arial"/>
+          <w:sz w:val="24"/>
+          <w:szCs w:val="24"/>
+        </w:rPr>
+        <w:drawing>
+          <wp:inline distT="0" distB="0" distL="0" distR="0" wp14:anchorId="467C6CD6" wp14:editId="2E682662">
+            <wp:extent cx="3205562" cy="438150"/>
+            <wp:effectExtent l="0" t="0" r="0" b="0"/>
+            <wp:docPr id="44" name="Kép 44"/>
+            <wp:cNvGraphicFramePr>
+              <a:graphicFrameLocks xmlns:a="http://schemas.openxmlformats.org/drawingml/2006/main" noChangeAspect="1"/>
+            </wp:cNvGraphicFramePr>
+            <a:graphic xmlns:a="http://schemas.openxmlformats.org/drawingml/2006/main">
+              <a:graphicData uri="http://schemas.openxmlformats.org/drawingml/2006/picture">
+                <pic:pic xmlns:pic="http://schemas.openxmlformats.org/drawingml/2006/picture">
+                  <pic:nvPicPr>
+                    <pic:cNvPr id="1" name=""/>
+                    <pic:cNvPicPr/>
+                  </pic:nvPicPr>
+                  <pic:blipFill>
+                    <a:blip r:embed="rId49"/>
+                    <a:stretch>
+                      <a:fillRect/>
+                    </a:stretch>
+                  </pic:blipFill>
+                  <pic:spPr>
+                    <a:xfrm>
+                      <a:off x="0" y="0"/>
+                      <a:ext cx="3220940" cy="440252"/>
+                    </a:xfrm>
+                    <a:prstGeom prst="rect">
+                      <a:avLst/>
+                    </a:prstGeom>
+                  </pic:spPr>
+                </pic:pic>
+              </a:graphicData>
+            </a:graphic>
+          </wp:inline>
+        </w:drawing>
+      </w:r>
+      <w:r>
+        <w:rPr>
+          <w:rFonts w:ascii="Arial" w:hAnsi="Arial" w:cs="Arial"/>
+          <w:sz w:val="24"/>
+          <w:szCs w:val="24"/>
+        </w:rPr>
+        <w:br/>
+      </w:r>
+    </w:p>
+    <w:p>
+      <w:pPr>
+        <w:pStyle w:val="Listaszerbekezds"/>
+        <w:tabs>
+          <w:tab w:val="left" w:pos="980"/>
+        </w:tabs>
+        <w:ind w:left="1440"/>
+        <w:rPr>
+          <w:rFonts w:ascii="Arial" w:hAnsi="Arial" w:cs="Arial"/>
+          <w:sz w:val="24"/>
+          <w:szCs w:val="24"/>
+        </w:rPr>
+      </w:pPr>
+      <w:r>
+        <w:rPr>
+          <w:rFonts w:ascii="Arial" w:hAnsi="Arial" w:cs="Arial"/>
+          <w:sz w:val="24"/>
+          <w:szCs w:val="24"/>
+        </w:rPr>
+        <w:br/>
+      </w:r>
+    </w:p>
+    <w:p>
+      <w:pPr>
+        <w:pStyle w:val="Listaszerbekezds"/>
+        <w:numPr>
+          <w:ilvl w:val="1"/>
+          <w:numId w:val="48"/>
+        </w:numPr>
+        <w:tabs>
+          <w:tab w:val="left" w:pos="980"/>
+        </w:tabs>
+        <w:rPr>
+          <w:rFonts w:ascii="Arial" w:hAnsi="Arial" w:cs="Arial"/>
+          <w:sz w:val="24"/>
+          <w:szCs w:val="24"/>
+        </w:rPr>
+      </w:pPr>
+      <w:r>
+        <w:rPr>
+          <w:rFonts w:ascii="Arial" w:hAnsi="Arial" w:cs="Arial"/>
+          <w:sz w:val="24"/>
+          <w:szCs w:val="24"/>
+        </w:rPr>
+        <w:t xml:space="preserve">TDEE (napi energiaszükséglet): Az alapértéket </w:t>
+      </w:r>
+      <w:proofErr w:type="gramStart"/>
+      <w:r>
+        <w:rPr>
+          <w:rFonts w:ascii="Arial" w:hAnsi="Arial" w:cs="Arial"/>
+          <w:sz w:val="24"/>
+          <w:szCs w:val="24"/>
+        </w:rPr>
+        <w:t>korrigálja</w:t>
+      </w:r>
+      <w:proofErr w:type="gramEnd"/>
+      <w:r>
+        <w:rPr>
+          <w:rFonts w:ascii="Arial" w:hAnsi="Arial" w:cs="Arial"/>
+          <w:sz w:val="24"/>
+          <w:szCs w:val="24"/>
+        </w:rPr>
+        <w:t xml:space="preserve"> a felhasználó életmód-szorzójával(</w:t>
+      </w:r>
+      <w:proofErr w:type="spellStart"/>
+      <w:r>
+        <w:rPr>
+          <w:rFonts w:ascii="Arial" w:hAnsi="Arial" w:cs="Arial"/>
+          <w:sz w:val="24"/>
+          <w:szCs w:val="24"/>
+        </w:rPr>
+        <w:t>lifestyle</w:t>
+      </w:r>
+      <w:proofErr w:type="spellEnd"/>
+      <w:r>
+        <w:rPr>
+          <w:rFonts w:ascii="Arial" w:hAnsi="Arial" w:cs="Arial"/>
+          <w:sz w:val="24"/>
+          <w:szCs w:val="24"/>
+        </w:rPr>
+        <w:t xml:space="preserve">), így kapva egy végső napi kalóriakeretet, amihez a </w:t>
+      </w:r>
+      <w:proofErr w:type="spellStart"/>
+      <w:r>
+        <w:rPr>
+          <w:rFonts w:ascii="Arial" w:hAnsi="Arial" w:cs="Arial"/>
+          <w:sz w:val="24"/>
+          <w:szCs w:val="24"/>
+        </w:rPr>
+        <w:t>mobilapp</w:t>
+      </w:r>
+      <w:proofErr w:type="spellEnd"/>
+      <w:r>
+        <w:rPr>
+          <w:rFonts w:ascii="Arial" w:hAnsi="Arial" w:cs="Arial"/>
+          <w:sz w:val="24"/>
+          <w:szCs w:val="24"/>
+        </w:rPr>
+        <w:t xml:space="preserve"> viszonyítani tud</w:t>
+      </w:r>
+      <w:r>
+        <w:rPr>
+          <w:rFonts w:ascii="Arial" w:hAnsi="Arial" w:cs="Arial"/>
+          <w:sz w:val="24"/>
+          <w:szCs w:val="24"/>
+        </w:rPr>
+        <w:br/>
+      </w:r>
+      <w:r>
+        <w:rPr>
+          <w:rFonts w:ascii="Arial" w:hAnsi="Arial" w:cs="Arial"/>
+          <w:sz w:val="24"/>
+          <w:szCs w:val="24"/>
+        </w:rPr>
+        <w:br/>
+      </w:r>
+      <w:r>
+        <w:rPr>
+          <w:rFonts w:ascii="Arial" w:hAnsi="Arial" w:cs="Arial"/>
+          <w:sz w:val="24"/>
+          <w:szCs w:val="24"/>
+        </w:rPr>
+        <w:drawing>
+          <wp:inline distT="0" distB="0" distL="0" distR="0" wp14:anchorId="365EFC4F" wp14:editId="0F5C0718">
+            <wp:extent cx="3498812" cy="901700"/>
+            <wp:effectExtent l="0" t="0" r="6985" b="0"/>
+            <wp:docPr id="45" name="Kép 45"/>
+            <wp:cNvGraphicFramePr>
+              <a:graphicFrameLocks xmlns:a="http://schemas.openxmlformats.org/drawingml/2006/main" noChangeAspect="1"/>
+            </wp:cNvGraphicFramePr>
+            <a:graphic xmlns:a="http://schemas.openxmlformats.org/drawingml/2006/main">
+              <a:graphicData uri="http://schemas.openxmlformats.org/drawingml/2006/picture">
+                <pic:pic xmlns:pic="http://schemas.openxmlformats.org/drawingml/2006/picture">
+                  <pic:nvPicPr>
+                    <pic:cNvPr id="1" name=""/>
+                    <pic:cNvPicPr/>
+                  </pic:nvPicPr>
+                  <pic:blipFill>
+                    <a:blip r:embed="rId50"/>
+                    <a:stretch>
+                      <a:fillRect/>
+                    </a:stretch>
+                  </pic:blipFill>
+                  <pic:spPr>
+                    <a:xfrm>
+                      <a:off x="0" y="0"/>
+                      <a:ext cx="3534756" cy="910963"/>
+                    </a:xfrm>
+                    <a:prstGeom prst="rect">
+                      <a:avLst/>
+                    </a:prstGeom>
+                  </pic:spPr>
+                </pic:pic>
+              </a:graphicData>
+            </a:graphic>
+          </wp:inline>
+        </w:drawing>
+      </w:r>
+      <w:r>
+        <w:rPr>
+          <w:rFonts w:ascii="Arial" w:hAnsi="Arial" w:cs="Arial"/>
+          <w:sz w:val="24"/>
+          <w:szCs w:val="24"/>
+        </w:rPr>
+        <w:br/>
+      </w:r>
+    </w:p>
+    <w:p>
+      <w:pPr>
+        <w:pStyle w:val="Listaszerbekezds"/>
+        <w:numPr>
+          <w:ilvl w:val="1"/>
+          <w:numId w:val="48"/>
+        </w:numPr>
+        <w:tabs>
+          <w:tab w:val="left" w:pos="980"/>
+        </w:tabs>
+        <w:rPr>
+          <w:rFonts w:ascii="Arial" w:hAnsi="Arial" w:cs="Arial"/>
+          <w:sz w:val="24"/>
+          <w:szCs w:val="24"/>
+        </w:rPr>
+      </w:pPr>
+      <w:r>
+        <w:rPr>
+          <w:rFonts w:ascii="Arial" w:hAnsi="Arial" w:cs="Arial"/>
+          <w:sz w:val="24"/>
+          <w:szCs w:val="24"/>
+        </w:rPr>
+        <w:t xml:space="preserve">Majd személyes adatok visszaküldése JSON formátumban </w:t>
+      </w:r>
+      <w:proofErr w:type="spellStart"/>
+      <w:r>
+        <w:rPr>
+          <w:rFonts w:ascii="Arial" w:hAnsi="Arial" w:cs="Arial"/>
+          <w:sz w:val="24"/>
+          <w:szCs w:val="24"/>
+        </w:rPr>
+        <w:t>response-al</w:t>
+      </w:r>
+      <w:proofErr w:type="spellEnd"/>
+      <w:r>
+        <w:rPr>
+          <w:rFonts w:ascii="Arial" w:hAnsi="Arial" w:cs="Arial"/>
+          <w:sz w:val="24"/>
+          <w:szCs w:val="24"/>
+        </w:rPr>
+        <w:br/>
+      </w:r>
+      <w:r>
+        <w:rPr>
+          <w:rFonts w:ascii="Arial" w:hAnsi="Arial" w:cs="Arial"/>
+          <w:sz w:val="24"/>
+          <w:szCs w:val="24"/>
+        </w:rPr>
+        <w:br/>
+      </w:r>
+      <w:r>
+        <w:rPr>
+          <w:rFonts w:ascii="Arial" w:hAnsi="Arial" w:cs="Arial"/>
+          <w:sz w:val="24"/>
+          <w:szCs w:val="24"/>
+        </w:rPr>
+        <w:drawing>
+          <wp:inline distT="0" distB="0" distL="0" distR="0" wp14:anchorId="2C06CB06" wp14:editId="2C706061">
+            <wp:extent cx="3463456" cy="1816100"/>
+            <wp:effectExtent l="0" t="0" r="3810" b="0"/>
+            <wp:docPr id="46" name="Kép 46"/>
+            <wp:cNvGraphicFramePr>
+              <a:graphicFrameLocks xmlns:a="http://schemas.openxmlformats.org/drawingml/2006/main" noChangeAspect="1"/>
+            </wp:cNvGraphicFramePr>
+            <a:graphic xmlns:a="http://schemas.openxmlformats.org/drawingml/2006/main">
+              <a:graphicData uri="http://schemas.openxmlformats.org/drawingml/2006/picture">
+                <pic:pic xmlns:pic="http://schemas.openxmlformats.org/drawingml/2006/picture">
+                  <pic:nvPicPr>
+                    <pic:cNvPr id="1" name=""/>
+                    <pic:cNvPicPr/>
+                  </pic:nvPicPr>
+                  <pic:blipFill>
+                    <a:blip r:embed="rId51"/>
+                    <a:stretch>
+                      <a:fillRect/>
+                    </a:stretch>
+                  </pic:blipFill>
+                  <pic:spPr>
+                    <a:xfrm>
+                      <a:off x="0" y="0"/>
+                      <a:ext cx="3478019" cy="1823736"/>
+                    </a:xfrm>
+                    <a:prstGeom prst="rect">
+                      <a:avLst/>
+                    </a:prstGeom>
+                  </pic:spPr>
+                </pic:pic>
+              </a:graphicData>
+            </a:graphic>
+          </wp:inline>
+        </w:drawing>
+      </w:r>
+      <w:r>
+        <w:rPr>
+          <w:rFonts w:ascii="Arial" w:hAnsi="Arial" w:cs="Arial"/>
+          <w:sz w:val="24"/>
+          <w:szCs w:val="24"/>
+        </w:rPr>
+        <w:br/>
+      </w:r>
+    </w:p>
+    <w:p>
+      <w:pPr>
+        <w:tabs>
+          <w:tab w:val="left" w:pos="980"/>
+        </w:tabs>
+        <w:rPr>
+          <w:rFonts w:ascii="Arial" w:hAnsi="Arial" w:cs="Arial"/>
+          <w:b/>
+          <w:sz w:val="24"/>
+          <w:szCs w:val="24"/>
+        </w:rPr>
+      </w:pPr>
+      <w:r>
+        <w:rPr>
+          <w:rFonts w:ascii="Arial" w:hAnsi="Arial" w:cs="Arial"/>
+          <w:b/>
+          <w:sz w:val="24"/>
+          <w:szCs w:val="24"/>
+        </w:rPr>
+        <w:t>9.3 API útvonalak és Hozzáférési-szabályozás</w:t>
+      </w:r>
+    </w:p>
+    <w:p>
+      <w:pPr>
+        <w:tabs>
+          <w:tab w:val="left" w:pos="980"/>
+        </w:tabs>
+        <w:rPr>
+          <w:rFonts w:ascii="Arial" w:hAnsi="Arial" w:cs="Arial"/>
+          <w:sz w:val="24"/>
+          <w:szCs w:val="24"/>
+        </w:rPr>
+      </w:pPr>
+      <w:r>
+        <w:rPr>
+          <w:rFonts w:ascii="Arial" w:hAnsi="Arial" w:cs="Arial"/>
+          <w:sz w:val="24"/>
+          <w:szCs w:val="24"/>
+        </w:rPr>
+        <w:t xml:space="preserve">A </w:t>
+      </w:r>
+      <w:proofErr w:type="spellStart"/>
+      <w:r>
+        <w:rPr>
+          <w:rFonts w:ascii="Arial" w:hAnsi="Arial" w:cs="Arial"/>
+          <w:sz w:val="24"/>
+          <w:szCs w:val="24"/>
+        </w:rPr>
+        <w:t>laravel</w:t>
+      </w:r>
+      <w:proofErr w:type="spellEnd"/>
+      <w:r>
+        <w:rPr>
+          <w:rFonts w:ascii="Arial" w:hAnsi="Arial" w:cs="Arial"/>
+          <w:sz w:val="24"/>
+          <w:szCs w:val="24"/>
+        </w:rPr>
+        <w:t xml:space="preserve"> API rendszere az útvonalakat logikai csoportokra pontja a biztonsági szintek alapján. Ez biztosítja, hogy az érzékeny adatok (mint </w:t>
+      </w:r>
+      <w:proofErr w:type="spellStart"/>
+      <w:r>
+        <w:rPr>
+          <w:rFonts w:ascii="Arial" w:hAnsi="Arial" w:cs="Arial"/>
+          <w:sz w:val="24"/>
+          <w:szCs w:val="24"/>
+        </w:rPr>
+        <w:t>pl</w:t>
+      </w:r>
+      <w:proofErr w:type="spellEnd"/>
+      <w:r>
+        <w:rPr>
+          <w:rFonts w:ascii="Arial" w:hAnsi="Arial" w:cs="Arial"/>
+          <w:sz w:val="24"/>
+          <w:szCs w:val="24"/>
+        </w:rPr>
+        <w:t xml:space="preserve"> napi kalóriák vagy testsúly, ne legyenek elérhetőek illetéktelenek számára</w:t>
+      </w:r>
+    </w:p>
+    <w:p>
+      <w:pPr>
+        <w:pStyle w:val="Listaszerbekezds"/>
+        <w:numPr>
+          <w:ilvl w:val="0"/>
+          <w:numId w:val="49"/>
+        </w:numPr>
+        <w:tabs>
+          <w:tab w:val="left" w:pos="980"/>
+        </w:tabs>
+        <w:rPr>
+          <w:rFonts w:ascii="Arial" w:hAnsi="Arial" w:cs="Arial"/>
+          <w:sz w:val="24"/>
+          <w:szCs w:val="24"/>
+        </w:rPr>
+      </w:pPr>
+      <w:r>
+        <w:rPr>
+          <w:rFonts w:ascii="Arial" w:hAnsi="Arial" w:cs="Arial"/>
+          <w:sz w:val="24"/>
+          <w:szCs w:val="24"/>
+        </w:rPr>
+        <w:t xml:space="preserve">Nyilvános útvonalak: </w:t>
+      </w:r>
+      <w:proofErr w:type="gramStart"/>
+      <w:r>
+        <w:rPr>
+          <w:rFonts w:ascii="Arial" w:hAnsi="Arial" w:cs="Arial"/>
+          <w:sz w:val="24"/>
+          <w:szCs w:val="24"/>
+        </w:rPr>
+        <w:t>Ide tartoznak</w:t>
+      </w:r>
+      <w:proofErr w:type="gramEnd"/>
+      <w:r>
+        <w:rPr>
+          <w:rFonts w:ascii="Arial" w:hAnsi="Arial" w:cs="Arial"/>
+          <w:sz w:val="24"/>
+          <w:szCs w:val="24"/>
+        </w:rPr>
+        <w:t xml:space="preserve"> azok a pontok, amiket bárki elérhet </w:t>
+      </w:r>
+      <w:proofErr w:type="spellStart"/>
+      <w:r>
+        <w:rPr>
+          <w:rFonts w:ascii="Arial" w:hAnsi="Arial" w:cs="Arial"/>
+          <w:sz w:val="24"/>
+          <w:szCs w:val="24"/>
+        </w:rPr>
+        <w:t>token</w:t>
+      </w:r>
+      <w:proofErr w:type="spellEnd"/>
+      <w:r>
+        <w:rPr>
+          <w:rFonts w:ascii="Arial" w:hAnsi="Arial" w:cs="Arial"/>
+          <w:sz w:val="24"/>
+          <w:szCs w:val="24"/>
+        </w:rPr>
+        <w:t xml:space="preserve"> nélkül, Ilyen a login, hiszen a </w:t>
+      </w:r>
+      <w:proofErr w:type="spellStart"/>
+      <w:r>
+        <w:rPr>
+          <w:rFonts w:ascii="Arial" w:hAnsi="Arial" w:cs="Arial"/>
+          <w:sz w:val="24"/>
+          <w:szCs w:val="24"/>
+        </w:rPr>
+        <w:t>felhasználünak</w:t>
+      </w:r>
+      <w:proofErr w:type="spellEnd"/>
+      <w:r>
+        <w:rPr>
+          <w:rFonts w:ascii="Arial" w:hAnsi="Arial" w:cs="Arial"/>
+          <w:sz w:val="24"/>
+          <w:szCs w:val="24"/>
+        </w:rPr>
+        <w:t xml:space="preserve"> még nincsen </w:t>
+      </w:r>
+      <w:proofErr w:type="spellStart"/>
+      <w:r>
+        <w:rPr>
+          <w:rFonts w:ascii="Arial" w:hAnsi="Arial" w:cs="Arial"/>
+          <w:sz w:val="24"/>
+          <w:szCs w:val="24"/>
+        </w:rPr>
+        <w:t>tokenje</w:t>
+      </w:r>
+      <w:proofErr w:type="spellEnd"/>
+      <w:r>
+        <w:rPr>
+          <w:rFonts w:ascii="Arial" w:hAnsi="Arial" w:cs="Arial"/>
+          <w:sz w:val="24"/>
+          <w:szCs w:val="24"/>
+        </w:rPr>
+        <w:t>, mielőtt bejelentkezne.</w:t>
+      </w:r>
+    </w:p>
+    <w:p>
+      <w:pPr>
+        <w:pStyle w:val="Listaszerbekezds"/>
+        <w:numPr>
+          <w:ilvl w:val="0"/>
+          <w:numId w:val="49"/>
+        </w:numPr>
+        <w:tabs>
+          <w:tab w:val="left" w:pos="980"/>
+        </w:tabs>
+        <w:rPr>
+          <w:rFonts w:ascii="Arial" w:hAnsi="Arial" w:cs="Arial"/>
+          <w:sz w:val="24"/>
+          <w:szCs w:val="24"/>
+        </w:rPr>
+      </w:pPr>
+      <w:r>
+        <w:rPr>
+          <w:rFonts w:ascii="Arial" w:hAnsi="Arial" w:cs="Arial"/>
+          <w:sz w:val="24"/>
+          <w:szCs w:val="24"/>
+        </w:rPr>
+        <w:lastRenderedPageBreak/>
+        <w:t>Védett útvonalak(</w:t>
+      </w:r>
+      <w:proofErr w:type="spellStart"/>
+      <w:r>
+        <w:rPr>
+          <w:rFonts w:ascii="Arial" w:hAnsi="Arial" w:cs="Arial"/>
+          <w:sz w:val="24"/>
+          <w:szCs w:val="24"/>
+        </w:rPr>
+        <w:t>Middleware</w:t>
+      </w:r>
+      <w:proofErr w:type="spellEnd"/>
+      <w:r>
+        <w:rPr>
+          <w:rFonts w:ascii="Arial" w:hAnsi="Arial" w:cs="Arial"/>
+          <w:sz w:val="24"/>
+          <w:szCs w:val="24"/>
+        </w:rPr>
+        <w:t xml:space="preserve">) Ez a biztonsági </w:t>
+      </w:r>
+      <w:proofErr w:type="gramStart"/>
+      <w:r>
+        <w:rPr>
+          <w:rFonts w:ascii="Arial" w:hAnsi="Arial" w:cs="Arial"/>
+          <w:sz w:val="24"/>
+          <w:szCs w:val="24"/>
+        </w:rPr>
+        <w:t>zóna</w:t>
+      </w:r>
+      <w:proofErr w:type="gramEnd"/>
+      <w:r>
+        <w:rPr>
+          <w:rFonts w:ascii="Arial" w:hAnsi="Arial" w:cs="Arial"/>
+          <w:sz w:val="24"/>
+          <w:szCs w:val="24"/>
+        </w:rPr>
+        <w:t>.</w:t>
+      </w:r>
+      <w:r>
+        <w:rPr>
+          <w:rFonts w:ascii="Arial" w:hAnsi="Arial" w:cs="Arial"/>
+          <w:sz w:val="24"/>
+          <w:szCs w:val="24"/>
+        </w:rPr>
+        <w:br/>
+        <w:t xml:space="preserve">Csak </w:t>
+      </w:r>
+      <w:proofErr w:type="spellStart"/>
+      <w:r>
+        <w:rPr>
+          <w:rFonts w:ascii="Arial" w:hAnsi="Arial" w:cs="Arial"/>
+          <w:sz w:val="24"/>
+          <w:szCs w:val="24"/>
+        </w:rPr>
+        <w:t>Bearer</w:t>
+      </w:r>
+      <w:proofErr w:type="spellEnd"/>
+      <w:r>
+        <w:rPr>
+          <w:rFonts w:ascii="Arial" w:hAnsi="Arial" w:cs="Arial"/>
+          <w:sz w:val="24"/>
+          <w:szCs w:val="24"/>
+        </w:rPr>
+        <w:t xml:space="preserve"> </w:t>
+      </w:r>
+      <w:proofErr w:type="spellStart"/>
+      <w:r>
+        <w:rPr>
+          <w:rFonts w:ascii="Arial" w:hAnsi="Arial" w:cs="Arial"/>
+          <w:sz w:val="24"/>
+          <w:szCs w:val="24"/>
+        </w:rPr>
+        <w:t>Tokennel</w:t>
+      </w:r>
+      <w:proofErr w:type="spellEnd"/>
+      <w:r>
+        <w:rPr>
+          <w:rFonts w:ascii="Arial" w:hAnsi="Arial" w:cs="Arial"/>
+          <w:sz w:val="24"/>
+          <w:szCs w:val="24"/>
+        </w:rPr>
+        <w:t xml:space="preserve"> rendelkezők használhatják. Ha </w:t>
+      </w:r>
+      <w:proofErr w:type="gramStart"/>
+      <w:r>
+        <w:rPr>
+          <w:rFonts w:ascii="Arial" w:hAnsi="Arial" w:cs="Arial"/>
+          <w:sz w:val="24"/>
+          <w:szCs w:val="24"/>
+        </w:rPr>
+        <w:t>nincs</w:t>
+      </w:r>
+      <w:proofErr w:type="gramEnd"/>
+      <w:r>
+        <w:rPr>
+          <w:rFonts w:ascii="Arial" w:hAnsi="Arial" w:cs="Arial"/>
+          <w:sz w:val="24"/>
+          <w:szCs w:val="24"/>
+        </w:rPr>
+        <w:t xml:space="preserve"> akkor a rendszer automatikusan elutasítja a kéréseket</w:t>
       </w:r>
     </w:p>
     <w:sectPr>
@@ -17628,6 +20251,119 @@
     </w:lvl>
   </w:abstractNum>
   <w:abstractNum w:abstractNumId="8" w15:restartNumberingAfterBreak="0">
+    <w:nsid w:val="1958067C"/>
+    <w:multiLevelType w:val="hybridMultilevel"/>
+    <w:tmpl w:val="EE7ED916"/>
+    <w:lvl w:ilvl="0" w:tplc="040E0001">
+      <w:start w:val="1"/>
+      <w:numFmt w:val="bullet"/>
+      <w:lvlText w:val=""/>
+      <w:lvlJc w:val="left"/>
+      <w:pPr>
+        <w:ind w:left="720" w:hanging="360"/>
+      </w:pPr>
+      <w:rPr>
+        <w:rFonts w:ascii="Symbol" w:hAnsi="Symbol" w:hint="default"/>
+      </w:rPr>
+    </w:lvl>
+    <w:lvl w:ilvl="1" w:tplc="040E0003">
+      <w:start w:val="1"/>
+      <w:numFmt w:val="bullet"/>
+      <w:lvlText w:val="o"/>
+      <w:lvlJc w:val="left"/>
+      <w:pPr>
+        <w:ind w:left="1440" w:hanging="360"/>
+      </w:pPr>
+      <w:rPr>
+        <w:rFonts w:ascii="Courier New" w:hAnsi="Courier New" w:cs="Courier New" w:hint="default"/>
+      </w:rPr>
+    </w:lvl>
+    <w:lvl w:ilvl="2" w:tplc="040E0005" w:tentative="1">
+      <w:start w:val="1"/>
+      <w:numFmt w:val="bullet"/>
+      <w:lvlText w:val=""/>
+      <w:lvlJc w:val="left"/>
+      <w:pPr>
+        <w:ind w:left="2160" w:hanging="360"/>
+      </w:pPr>
+      <w:rPr>
+        <w:rFonts w:ascii="Wingdings" w:hAnsi="Wingdings" w:hint="default"/>
+      </w:rPr>
+    </w:lvl>
+    <w:lvl w:ilvl="3" w:tplc="040E0001" w:tentative="1">
+      <w:start w:val="1"/>
+      <w:numFmt w:val="bullet"/>
+      <w:lvlText w:val=""/>
+      <w:lvlJc w:val="left"/>
+      <w:pPr>
+        <w:ind w:left="2880" w:hanging="360"/>
+      </w:pPr>
+      <w:rPr>
+        <w:rFonts w:ascii="Symbol" w:hAnsi="Symbol" w:hint="default"/>
+      </w:rPr>
+    </w:lvl>
+    <w:lvl w:ilvl="4" w:tplc="040E0003" w:tentative="1">
+      <w:start w:val="1"/>
+      <w:numFmt w:val="bullet"/>
+      <w:lvlText w:val="o"/>
+      <w:lvlJc w:val="left"/>
+      <w:pPr>
+        <w:ind w:left="3600" w:hanging="360"/>
+      </w:pPr>
+      <w:rPr>
+        <w:rFonts w:ascii="Courier New" w:hAnsi="Courier New" w:cs="Courier New" w:hint="default"/>
+      </w:rPr>
+    </w:lvl>
+    <w:lvl w:ilvl="5" w:tplc="040E0005" w:tentative="1">
+      <w:start w:val="1"/>
+      <w:numFmt w:val="bullet"/>
+      <w:lvlText w:val=""/>
+      <w:lvlJc w:val="left"/>
+      <w:pPr>
+        <w:ind w:left="4320" w:hanging="360"/>
+      </w:pPr>
+      <w:rPr>
+        <w:rFonts w:ascii="Wingdings" w:hAnsi="Wingdings" w:hint="default"/>
+      </w:rPr>
+    </w:lvl>
+    <w:lvl w:ilvl="6" w:tplc="040E0001" w:tentative="1">
+      <w:start w:val="1"/>
+      <w:numFmt w:val="bullet"/>
+      <w:lvlText w:val=""/>
+      <w:lvlJc w:val="left"/>
+      <w:pPr>
+        <w:ind w:left="5040" w:hanging="360"/>
+      </w:pPr>
+      <w:rPr>
+        <w:rFonts w:ascii="Symbol" w:hAnsi="Symbol" w:hint="default"/>
+      </w:rPr>
+    </w:lvl>
+    <w:lvl w:ilvl="7" w:tplc="040E0003" w:tentative="1">
+      <w:start w:val="1"/>
+      <w:numFmt w:val="bullet"/>
+      <w:lvlText w:val="o"/>
+      <w:lvlJc w:val="left"/>
+      <w:pPr>
+        <w:ind w:left="5760" w:hanging="360"/>
+      </w:pPr>
+      <w:rPr>
+        <w:rFonts w:ascii="Courier New" w:hAnsi="Courier New" w:cs="Courier New" w:hint="default"/>
+      </w:rPr>
+    </w:lvl>
+    <w:lvl w:ilvl="8" w:tplc="040E0005" w:tentative="1">
+      <w:start w:val="1"/>
+      <w:numFmt w:val="bullet"/>
+      <w:lvlText w:val=""/>
+      <w:lvlJc w:val="left"/>
+      <w:pPr>
+        <w:ind w:left="6480" w:hanging="360"/>
+      </w:pPr>
+      <w:rPr>
+        <w:rFonts w:ascii="Wingdings" w:hAnsi="Wingdings" w:hint="default"/>
+      </w:rPr>
+    </w:lvl>
+  </w:abstractNum>
+  <w:abstractNum w:abstractNumId="9" w15:restartNumberingAfterBreak="0">
     <w:nsid w:val="19662298"/>
     <w:multiLevelType w:val="hybridMultilevel"/>
     <w:tmpl w:val="C6820406"/>
@@ -17740,10 +20476,10 @@
       </w:rPr>
     </w:lvl>
   </w:abstractNum>
-  <w:abstractNum w:abstractNumId="9" w15:restartNumberingAfterBreak="0">
+  <w:abstractNum w:abstractNumId="10" w15:restartNumberingAfterBreak="0">
     <w:nsid w:val="1E997ECF"/>
     <w:multiLevelType w:val="hybridMultilevel"/>
-    <w:tmpl w:val="EDC6499C"/>
+    <w:tmpl w:val="2D2EC35A"/>
     <w:lvl w:ilvl="0" w:tplc="040E0001">
       <w:start w:val="1"/>
       <w:numFmt w:val="bullet"/>
@@ -17853,7 +20589,7 @@
       </w:rPr>
     </w:lvl>
   </w:abstractNum>
-  <w:abstractNum w:abstractNumId="10" w15:restartNumberingAfterBreak="0">
+  <w:abstractNum w:abstractNumId="11" w15:restartNumberingAfterBreak="0">
     <w:nsid w:val="22571C4C"/>
     <w:multiLevelType w:val="hybridMultilevel"/>
     <w:tmpl w:val="73E8F6DE"/>
@@ -17966,7 +20702,7 @@
       </w:rPr>
     </w:lvl>
   </w:abstractNum>
-  <w:abstractNum w:abstractNumId="11" w15:restartNumberingAfterBreak="0">
+  <w:abstractNum w:abstractNumId="12" w15:restartNumberingAfterBreak="0">
     <w:nsid w:val="232D1E2A"/>
     <w:multiLevelType w:val="hybridMultilevel"/>
     <w:tmpl w:val="EACC4F0E"/>
@@ -18079,7 +20815,7 @@
       </w:rPr>
     </w:lvl>
   </w:abstractNum>
-  <w:abstractNum w:abstractNumId="12" w15:restartNumberingAfterBreak="0">
+  <w:abstractNum w:abstractNumId="13" w15:restartNumberingAfterBreak="0">
     <w:nsid w:val="23F53920"/>
     <w:multiLevelType w:val="multilevel"/>
     <w:tmpl w:val="6258506A"/>
@@ -18228,7 +20964,7 @@
       </w:rPr>
     </w:lvl>
   </w:abstractNum>
-  <w:abstractNum w:abstractNumId="13" w15:restartNumberingAfterBreak="0">
+  <w:abstractNum w:abstractNumId="14" w15:restartNumberingAfterBreak="0">
     <w:nsid w:val="29113144"/>
     <w:multiLevelType w:val="multilevel"/>
     <w:tmpl w:val="B09AA246"/>
@@ -18341,7 +21077,7 @@
       </w:rPr>
     </w:lvl>
   </w:abstractNum>
-  <w:abstractNum w:abstractNumId="14" w15:restartNumberingAfterBreak="0">
+  <w:abstractNum w:abstractNumId="15" w15:restartNumberingAfterBreak="0">
     <w:nsid w:val="29BC4EA4"/>
     <w:multiLevelType w:val="hybridMultilevel"/>
     <w:tmpl w:val="7B9C6E3E"/>
@@ -18454,7 +21190,7 @@
       </w:rPr>
     </w:lvl>
   </w:abstractNum>
-  <w:abstractNum w:abstractNumId="15" w15:restartNumberingAfterBreak="0">
+  <w:abstractNum w:abstractNumId="16" w15:restartNumberingAfterBreak="0">
     <w:nsid w:val="2B4F2693"/>
     <w:multiLevelType w:val="multilevel"/>
     <w:tmpl w:val="07D0F478"/>
@@ -18603,7 +21339,7 @@
       </w:rPr>
     </w:lvl>
   </w:abstractNum>
-  <w:abstractNum w:abstractNumId="16" w15:restartNumberingAfterBreak="0">
+  <w:abstractNum w:abstractNumId="17" w15:restartNumberingAfterBreak="0">
     <w:nsid w:val="2BBC76ED"/>
     <w:multiLevelType w:val="hybridMultilevel"/>
     <w:tmpl w:val="78724566"/>
@@ -18716,7 +21452,7 @@
       </w:rPr>
     </w:lvl>
   </w:abstractNum>
-  <w:abstractNum w:abstractNumId="17" w15:restartNumberingAfterBreak="0">
+  <w:abstractNum w:abstractNumId="18" w15:restartNumberingAfterBreak="0">
     <w:nsid w:val="318D19FD"/>
     <w:multiLevelType w:val="hybridMultilevel"/>
     <w:tmpl w:val="45CAAD3C"/>
@@ -18829,7 +21565,7 @@
       </w:rPr>
     </w:lvl>
   </w:abstractNum>
-  <w:abstractNum w:abstractNumId="18" w15:restartNumberingAfterBreak="0">
+  <w:abstractNum w:abstractNumId="19" w15:restartNumberingAfterBreak="0">
     <w:nsid w:val="3227524F"/>
     <w:multiLevelType w:val="multilevel"/>
     <w:tmpl w:val="B27E2454"/>
@@ -18978,7 +21714,120 @@
       </w:rPr>
     </w:lvl>
   </w:abstractNum>
-  <w:abstractNum w:abstractNumId="19" w15:restartNumberingAfterBreak="0">
+  <w:abstractNum w:abstractNumId="20" w15:restartNumberingAfterBreak="0">
+    <w:nsid w:val="35E60762"/>
+    <w:multiLevelType w:val="hybridMultilevel"/>
+    <w:tmpl w:val="E2FEA6BC"/>
+    <w:lvl w:ilvl="0" w:tplc="040E0001">
+      <w:start w:val="1"/>
+      <w:numFmt w:val="bullet"/>
+      <w:lvlText w:val=""/>
+      <w:lvlJc w:val="left"/>
+      <w:pPr>
+        <w:ind w:left="720" w:hanging="360"/>
+      </w:pPr>
+      <w:rPr>
+        <w:rFonts w:ascii="Symbol" w:hAnsi="Symbol" w:hint="default"/>
+      </w:rPr>
+    </w:lvl>
+    <w:lvl w:ilvl="1" w:tplc="040E0003" w:tentative="1">
+      <w:start w:val="1"/>
+      <w:numFmt w:val="bullet"/>
+      <w:lvlText w:val="o"/>
+      <w:lvlJc w:val="left"/>
+      <w:pPr>
+        <w:ind w:left="1440" w:hanging="360"/>
+      </w:pPr>
+      <w:rPr>
+        <w:rFonts w:ascii="Courier New" w:hAnsi="Courier New" w:cs="Courier New" w:hint="default"/>
+      </w:rPr>
+    </w:lvl>
+    <w:lvl w:ilvl="2" w:tplc="040E0005" w:tentative="1">
+      <w:start w:val="1"/>
+      <w:numFmt w:val="bullet"/>
+      <w:lvlText w:val=""/>
+      <w:lvlJc w:val="left"/>
+      <w:pPr>
+        <w:ind w:left="2160" w:hanging="360"/>
+      </w:pPr>
+      <w:rPr>
+        <w:rFonts w:ascii="Wingdings" w:hAnsi="Wingdings" w:hint="default"/>
+      </w:rPr>
+    </w:lvl>
+    <w:lvl w:ilvl="3" w:tplc="040E0001" w:tentative="1">
+      <w:start w:val="1"/>
+      <w:numFmt w:val="bullet"/>
+      <w:lvlText w:val=""/>
+      <w:lvlJc w:val="left"/>
+      <w:pPr>
+        <w:ind w:left="2880" w:hanging="360"/>
+      </w:pPr>
+      <w:rPr>
+        <w:rFonts w:ascii="Symbol" w:hAnsi="Symbol" w:hint="default"/>
+      </w:rPr>
+    </w:lvl>
+    <w:lvl w:ilvl="4" w:tplc="040E0003" w:tentative="1">
+      <w:start w:val="1"/>
+      <w:numFmt w:val="bullet"/>
+      <w:lvlText w:val="o"/>
+      <w:lvlJc w:val="left"/>
+      <w:pPr>
+        <w:ind w:left="3600" w:hanging="360"/>
+      </w:pPr>
+      <w:rPr>
+        <w:rFonts w:ascii="Courier New" w:hAnsi="Courier New" w:cs="Courier New" w:hint="default"/>
+      </w:rPr>
+    </w:lvl>
+    <w:lvl w:ilvl="5" w:tplc="040E0005" w:tentative="1">
+      <w:start w:val="1"/>
+      <w:numFmt w:val="bullet"/>
+      <w:lvlText w:val=""/>
+      <w:lvlJc w:val="left"/>
+      <w:pPr>
+        <w:ind w:left="4320" w:hanging="360"/>
+      </w:pPr>
+      <w:rPr>
+        <w:rFonts w:ascii="Wingdings" w:hAnsi="Wingdings" w:hint="default"/>
+      </w:rPr>
+    </w:lvl>
+    <w:lvl w:ilvl="6" w:tplc="040E0001" w:tentative="1">
+      <w:start w:val="1"/>
+      <w:numFmt w:val="bullet"/>
+      <w:lvlText w:val=""/>
+      <w:lvlJc w:val="left"/>
+      <w:pPr>
+        <w:ind w:left="5040" w:hanging="360"/>
+      </w:pPr>
+      <w:rPr>
+        <w:rFonts w:ascii="Symbol" w:hAnsi="Symbol" w:hint="default"/>
+      </w:rPr>
+    </w:lvl>
+    <w:lvl w:ilvl="7" w:tplc="040E0003" w:tentative="1">
+      <w:start w:val="1"/>
+      <w:numFmt w:val="bullet"/>
+      <w:lvlText w:val="o"/>
+      <w:lvlJc w:val="left"/>
+      <w:pPr>
+        <w:ind w:left="5760" w:hanging="360"/>
+      </w:pPr>
+      <w:rPr>
+        <w:rFonts w:ascii="Courier New" w:hAnsi="Courier New" w:cs="Courier New" w:hint="default"/>
+      </w:rPr>
+    </w:lvl>
+    <w:lvl w:ilvl="8" w:tplc="040E0005" w:tentative="1">
+      <w:start w:val="1"/>
+      <w:numFmt w:val="bullet"/>
+      <w:lvlText w:val=""/>
+      <w:lvlJc w:val="left"/>
+      <w:pPr>
+        <w:ind w:left="6480" w:hanging="360"/>
+      </w:pPr>
+      <w:rPr>
+        <w:rFonts w:ascii="Wingdings" w:hAnsi="Wingdings" w:hint="default"/>
+      </w:rPr>
+    </w:lvl>
+  </w:abstractNum>
+  <w:abstractNum w:abstractNumId="21" w15:restartNumberingAfterBreak="0">
     <w:nsid w:val="364A7126"/>
     <w:multiLevelType w:val="multilevel"/>
     <w:tmpl w:val="2716F08A"/>
@@ -19127,7 +21976,7 @@
       </w:rPr>
     </w:lvl>
   </w:abstractNum>
-  <w:abstractNum w:abstractNumId="20" w15:restartNumberingAfterBreak="0">
+  <w:abstractNum w:abstractNumId="22" w15:restartNumberingAfterBreak="0">
     <w:nsid w:val="3901090C"/>
     <w:multiLevelType w:val="multilevel"/>
     <w:tmpl w:val="9486705E"/>
@@ -19276,7 +22125,7 @@
       </w:rPr>
     </w:lvl>
   </w:abstractNum>
-  <w:abstractNum w:abstractNumId="21" w15:restartNumberingAfterBreak="0">
+  <w:abstractNum w:abstractNumId="23" w15:restartNumberingAfterBreak="0">
     <w:nsid w:val="39872574"/>
     <w:multiLevelType w:val="hybridMultilevel"/>
     <w:tmpl w:val="3C7CB87C"/>
@@ -19389,7 +22238,7 @@
       </w:rPr>
     </w:lvl>
   </w:abstractNum>
-  <w:abstractNum w:abstractNumId="22" w15:restartNumberingAfterBreak="0">
+  <w:abstractNum w:abstractNumId="24" w15:restartNumberingAfterBreak="0">
     <w:nsid w:val="3BA447F8"/>
     <w:multiLevelType w:val="multilevel"/>
     <w:tmpl w:val="B09AA246"/>
@@ -19502,7 +22351,7 @@
       </w:rPr>
     </w:lvl>
   </w:abstractNum>
-  <w:abstractNum w:abstractNumId="23" w15:restartNumberingAfterBreak="0">
+  <w:abstractNum w:abstractNumId="25" w15:restartNumberingAfterBreak="0">
     <w:nsid w:val="3E6F5F0F"/>
     <w:multiLevelType w:val="hybridMultilevel"/>
     <w:tmpl w:val="1DDE526A"/>
@@ -19615,7 +22464,7 @@
       </w:rPr>
     </w:lvl>
   </w:abstractNum>
-  <w:abstractNum w:abstractNumId="24" w15:restartNumberingAfterBreak="0">
+  <w:abstractNum w:abstractNumId="26" w15:restartNumberingAfterBreak="0">
     <w:nsid w:val="3E71352E"/>
     <w:multiLevelType w:val="hybridMultilevel"/>
     <w:tmpl w:val="AD7E2896"/>
@@ -19728,7 +22577,7 @@
       </w:rPr>
     </w:lvl>
   </w:abstractNum>
-  <w:abstractNum w:abstractNumId="25" w15:restartNumberingAfterBreak="0">
+  <w:abstractNum w:abstractNumId="27" w15:restartNumberingAfterBreak="0">
     <w:nsid w:val="4021734C"/>
     <w:multiLevelType w:val="hybridMultilevel"/>
     <w:tmpl w:val="F27E9326"/>
@@ -19841,7 +22690,120 @@
       </w:rPr>
     </w:lvl>
   </w:abstractNum>
-  <w:abstractNum w:abstractNumId="26" w15:restartNumberingAfterBreak="0">
+  <w:abstractNum w:abstractNumId="28" w15:restartNumberingAfterBreak="0">
+    <w:nsid w:val="43EE4D17"/>
+    <w:multiLevelType w:val="hybridMultilevel"/>
+    <w:tmpl w:val="7FBCCC58"/>
+    <w:lvl w:ilvl="0" w:tplc="040E0001">
+      <w:start w:val="1"/>
+      <w:numFmt w:val="bullet"/>
+      <w:lvlText w:val=""/>
+      <w:lvlJc w:val="left"/>
+      <w:pPr>
+        <w:ind w:left="720" w:hanging="360"/>
+      </w:pPr>
+      <w:rPr>
+        <w:rFonts w:ascii="Symbol" w:hAnsi="Symbol" w:hint="default"/>
+      </w:rPr>
+    </w:lvl>
+    <w:lvl w:ilvl="1" w:tplc="040E0003" w:tentative="1">
+      <w:start w:val="1"/>
+      <w:numFmt w:val="bullet"/>
+      <w:lvlText w:val="o"/>
+      <w:lvlJc w:val="left"/>
+      <w:pPr>
+        <w:ind w:left="1440" w:hanging="360"/>
+      </w:pPr>
+      <w:rPr>
+        <w:rFonts w:ascii="Courier New" w:hAnsi="Courier New" w:cs="Courier New" w:hint="default"/>
+      </w:rPr>
+    </w:lvl>
+    <w:lvl w:ilvl="2" w:tplc="040E0005" w:tentative="1">
+      <w:start w:val="1"/>
+      <w:numFmt w:val="bullet"/>
+      <w:lvlText w:val=""/>
+      <w:lvlJc w:val="left"/>
+      <w:pPr>
+        <w:ind w:left="2160" w:hanging="360"/>
+      </w:pPr>
+      <w:rPr>
+        <w:rFonts w:ascii="Wingdings" w:hAnsi="Wingdings" w:hint="default"/>
+      </w:rPr>
+    </w:lvl>
+    <w:lvl w:ilvl="3" w:tplc="040E0001" w:tentative="1">
+      <w:start w:val="1"/>
+      <w:numFmt w:val="bullet"/>
+      <w:lvlText w:val=""/>
+      <w:lvlJc w:val="left"/>
+      <w:pPr>
+        <w:ind w:left="2880" w:hanging="360"/>
+      </w:pPr>
+      <w:rPr>
+        <w:rFonts w:ascii="Symbol" w:hAnsi="Symbol" w:hint="default"/>
+      </w:rPr>
+    </w:lvl>
+    <w:lvl w:ilvl="4" w:tplc="040E0003" w:tentative="1">
+      <w:start w:val="1"/>
+      <w:numFmt w:val="bullet"/>
+      <w:lvlText w:val="o"/>
+      <w:lvlJc w:val="left"/>
+      <w:pPr>
+        <w:ind w:left="3600" w:hanging="360"/>
+      </w:pPr>
+      <w:rPr>
+        <w:rFonts w:ascii="Courier New" w:hAnsi="Courier New" w:cs="Courier New" w:hint="default"/>
+      </w:rPr>
+    </w:lvl>
+    <w:lvl w:ilvl="5" w:tplc="040E0005" w:tentative="1">
+      <w:start w:val="1"/>
+      <w:numFmt w:val="bullet"/>
+      <w:lvlText w:val=""/>
+      <w:lvlJc w:val="left"/>
+      <w:pPr>
+        <w:ind w:left="4320" w:hanging="360"/>
+      </w:pPr>
+      <w:rPr>
+        <w:rFonts w:ascii="Wingdings" w:hAnsi="Wingdings" w:hint="default"/>
+      </w:rPr>
+    </w:lvl>
+    <w:lvl w:ilvl="6" w:tplc="040E0001" w:tentative="1">
+      <w:start w:val="1"/>
+      <w:numFmt w:val="bullet"/>
+      <w:lvlText w:val=""/>
+      <w:lvlJc w:val="left"/>
+      <w:pPr>
+        <w:ind w:left="5040" w:hanging="360"/>
+      </w:pPr>
+      <w:rPr>
+        <w:rFonts w:ascii="Symbol" w:hAnsi="Symbol" w:hint="default"/>
+      </w:rPr>
+    </w:lvl>
+    <w:lvl w:ilvl="7" w:tplc="040E0003" w:tentative="1">
+      <w:start w:val="1"/>
+      <w:numFmt w:val="bullet"/>
+      <w:lvlText w:val="o"/>
+      <w:lvlJc w:val="left"/>
+      <w:pPr>
+        <w:ind w:left="5760" w:hanging="360"/>
+      </w:pPr>
+      <w:rPr>
+        <w:rFonts w:ascii="Courier New" w:hAnsi="Courier New" w:cs="Courier New" w:hint="default"/>
+      </w:rPr>
+    </w:lvl>
+    <w:lvl w:ilvl="8" w:tplc="040E0005" w:tentative="1">
+      <w:start w:val="1"/>
+      <w:numFmt w:val="bullet"/>
+      <w:lvlText w:val=""/>
+      <w:lvlJc w:val="left"/>
+      <w:pPr>
+        <w:ind w:left="6480" w:hanging="360"/>
+      </w:pPr>
+      <w:rPr>
+        <w:rFonts w:ascii="Wingdings" w:hAnsi="Wingdings" w:hint="default"/>
+      </w:rPr>
+    </w:lvl>
+  </w:abstractNum>
+  <w:abstractNum w:abstractNumId="29" w15:restartNumberingAfterBreak="0">
     <w:nsid w:val="44C16264"/>
     <w:multiLevelType w:val="hybridMultilevel"/>
     <w:tmpl w:val="AD4E1EA2"/>
@@ -19954,7 +22916,7 @@
       </w:rPr>
     </w:lvl>
   </w:abstractNum>
-  <w:abstractNum w:abstractNumId="27" w15:restartNumberingAfterBreak="0">
+  <w:abstractNum w:abstractNumId="30" w15:restartNumberingAfterBreak="0">
     <w:nsid w:val="4A561007"/>
     <w:multiLevelType w:val="hybridMultilevel"/>
     <w:tmpl w:val="EE2A4610"/>
@@ -20067,7 +23029,7 @@
       </w:rPr>
     </w:lvl>
   </w:abstractNum>
-  <w:abstractNum w:abstractNumId="28" w15:restartNumberingAfterBreak="0">
+  <w:abstractNum w:abstractNumId="31" w15:restartNumberingAfterBreak="0">
     <w:nsid w:val="5025626A"/>
     <w:multiLevelType w:val="multilevel"/>
     <w:tmpl w:val="B09AA246"/>
@@ -20180,7 +23142,7 @@
       </w:rPr>
     </w:lvl>
   </w:abstractNum>
-  <w:abstractNum w:abstractNumId="29" w15:restartNumberingAfterBreak="0">
+  <w:abstractNum w:abstractNumId="32" w15:restartNumberingAfterBreak="0">
     <w:nsid w:val="511E3271"/>
     <w:multiLevelType w:val="multilevel"/>
     <w:tmpl w:val="B49A0738"/>
@@ -20329,7 +23291,7 @@
       </w:rPr>
     </w:lvl>
   </w:abstractNum>
-  <w:abstractNum w:abstractNumId="30" w15:restartNumberingAfterBreak="0">
+  <w:abstractNum w:abstractNumId="33" w15:restartNumberingAfterBreak="0">
     <w:nsid w:val="51B8575E"/>
     <w:multiLevelType w:val="hybridMultilevel"/>
     <w:tmpl w:val="E16A1F64"/>
@@ -20442,7 +23404,7 @@
       </w:rPr>
     </w:lvl>
   </w:abstractNum>
-  <w:abstractNum w:abstractNumId="31" w15:restartNumberingAfterBreak="0">
+  <w:abstractNum w:abstractNumId="34" w15:restartNumberingAfterBreak="0">
     <w:nsid w:val="56400D2B"/>
     <w:multiLevelType w:val="hybridMultilevel"/>
     <w:tmpl w:val="BD923368"/>
@@ -20555,10 +23517,10 @@
       </w:rPr>
     </w:lvl>
   </w:abstractNum>
-  <w:abstractNum w:abstractNumId="32" w15:restartNumberingAfterBreak="0">
+  <w:abstractNum w:abstractNumId="35" w15:restartNumberingAfterBreak="0">
     <w:nsid w:val="5D956FA4"/>
     <w:multiLevelType w:val="hybridMultilevel"/>
-    <w:tmpl w:val="79D8D754"/>
+    <w:tmpl w:val="FD009D04"/>
     <w:lvl w:ilvl="0" w:tplc="040E0001">
       <w:start w:val="1"/>
       <w:numFmt w:val="bullet"/>
@@ -20668,7 +23630,7 @@
       </w:rPr>
     </w:lvl>
   </w:abstractNum>
-  <w:abstractNum w:abstractNumId="33" w15:restartNumberingAfterBreak="0">
+  <w:abstractNum w:abstractNumId="36" w15:restartNumberingAfterBreak="0">
     <w:nsid w:val="61D736FD"/>
     <w:multiLevelType w:val="hybridMultilevel"/>
     <w:tmpl w:val="A672FEEE"/>
@@ -20781,7 +23743,7 @@
       </w:rPr>
     </w:lvl>
   </w:abstractNum>
-  <w:abstractNum w:abstractNumId="34" w15:restartNumberingAfterBreak="0">
+  <w:abstractNum w:abstractNumId="37" w15:restartNumberingAfterBreak="0">
     <w:nsid w:val="632725AD"/>
     <w:multiLevelType w:val="hybridMultilevel"/>
     <w:tmpl w:val="00AC43EE"/>
@@ -20894,7 +23856,7 @@
       </w:rPr>
     </w:lvl>
   </w:abstractNum>
-  <w:abstractNum w:abstractNumId="35" w15:restartNumberingAfterBreak="0">
+  <w:abstractNum w:abstractNumId="38" w15:restartNumberingAfterBreak="0">
     <w:nsid w:val="63296826"/>
     <w:multiLevelType w:val="hybridMultilevel"/>
     <w:tmpl w:val="A3744AEA"/>
@@ -21007,7 +23969,7 @@
       </w:rPr>
     </w:lvl>
   </w:abstractNum>
-  <w:abstractNum w:abstractNumId="36" w15:restartNumberingAfterBreak="0">
+  <w:abstractNum w:abstractNumId="39" w15:restartNumberingAfterBreak="0">
     <w:nsid w:val="63C66B12"/>
     <w:multiLevelType w:val="hybridMultilevel"/>
     <w:tmpl w:val="CE9837A2"/>
@@ -21120,7 +24082,7 @@
       </w:rPr>
     </w:lvl>
   </w:abstractNum>
-  <w:abstractNum w:abstractNumId="37" w15:restartNumberingAfterBreak="0">
+  <w:abstractNum w:abstractNumId="40" w15:restartNumberingAfterBreak="0">
     <w:nsid w:val="6A1F7C5A"/>
     <w:multiLevelType w:val="hybridMultilevel"/>
     <w:tmpl w:val="4028A250"/>
@@ -21233,7 +24195,7 @@
       </w:rPr>
     </w:lvl>
   </w:abstractNum>
-  <w:abstractNum w:abstractNumId="38" w15:restartNumberingAfterBreak="0">
+  <w:abstractNum w:abstractNumId="41" w15:restartNumberingAfterBreak="0">
     <w:nsid w:val="6B683815"/>
     <w:multiLevelType w:val="hybridMultilevel"/>
     <w:tmpl w:val="795891BE"/>
@@ -21346,7 +24308,7 @@
       </w:rPr>
     </w:lvl>
   </w:abstractNum>
-  <w:abstractNum w:abstractNumId="39" w15:restartNumberingAfterBreak="0">
+  <w:abstractNum w:abstractNumId="42" w15:restartNumberingAfterBreak="0">
     <w:nsid w:val="6DE53EF3"/>
     <w:multiLevelType w:val="hybridMultilevel"/>
     <w:tmpl w:val="76A62A14"/>
@@ -21459,7 +24421,7 @@
       </w:rPr>
     </w:lvl>
   </w:abstractNum>
-  <w:abstractNum w:abstractNumId="40" w15:restartNumberingAfterBreak="0">
+  <w:abstractNum w:abstractNumId="43" w15:restartNumberingAfterBreak="0">
     <w:nsid w:val="6F705E4A"/>
     <w:multiLevelType w:val="multilevel"/>
     <w:tmpl w:val="28E8CA50"/>
@@ -21608,7 +24570,7 @@
       </w:rPr>
     </w:lvl>
   </w:abstractNum>
-  <w:abstractNum w:abstractNumId="41" w15:restartNumberingAfterBreak="0">
+  <w:abstractNum w:abstractNumId="44" w15:restartNumberingAfterBreak="0">
     <w:nsid w:val="71CF7501"/>
     <w:multiLevelType w:val="hybridMultilevel"/>
     <w:tmpl w:val="1C369242"/>
@@ -21721,7 +24683,7 @@
       </w:rPr>
     </w:lvl>
   </w:abstractNum>
-  <w:abstractNum w:abstractNumId="42" w15:restartNumberingAfterBreak="0">
+  <w:abstractNum w:abstractNumId="45" w15:restartNumberingAfterBreak="0">
     <w:nsid w:val="7717738D"/>
     <w:multiLevelType w:val="hybridMultilevel"/>
     <w:tmpl w:val="5A3C1E7A"/>
@@ -21834,7 +24796,7 @@
       </w:rPr>
     </w:lvl>
   </w:abstractNum>
-  <w:abstractNum w:abstractNumId="43" w15:restartNumberingAfterBreak="0">
+  <w:abstractNum w:abstractNumId="46" w15:restartNumberingAfterBreak="0">
     <w:nsid w:val="798528C1"/>
     <w:multiLevelType w:val="hybridMultilevel"/>
     <w:tmpl w:val="7ADA6D56"/>
@@ -21947,7 +24909,7 @@
       </w:rPr>
     </w:lvl>
   </w:abstractNum>
-  <w:abstractNum w:abstractNumId="44" w15:restartNumberingAfterBreak="0">
+  <w:abstractNum w:abstractNumId="47" w15:restartNumberingAfterBreak="0">
     <w:nsid w:val="7CDF5DC8"/>
     <w:multiLevelType w:val="hybridMultilevel"/>
     <w:tmpl w:val="0FC45348"/>
@@ -22060,7 +25022,7 @@
       </w:rPr>
     </w:lvl>
   </w:abstractNum>
-  <w:abstractNum w:abstractNumId="45" w15:restartNumberingAfterBreak="0">
+  <w:abstractNum w:abstractNumId="48" w15:restartNumberingAfterBreak="0">
     <w:nsid w:val="7D075458"/>
     <w:multiLevelType w:val="multilevel"/>
     <w:tmpl w:val="EFEA6F26"/>
@@ -22210,142 +25172,151 @@
     </w:lvl>
   </w:abstractNum>
   <w:num w:numId="1">
-    <w:abstractNumId w:val="19"/>
+    <w:abstractNumId w:val="21"/>
   </w:num>
   <w:num w:numId="2">
-    <w:abstractNumId w:val="20"/>
+    <w:abstractNumId w:val="22"/>
   </w:num>
   <w:num w:numId="3">
-    <w:abstractNumId w:val="12"/>
+    <w:abstractNumId w:val="13"/>
   </w:num>
   <w:num w:numId="4">
-    <w:abstractNumId w:val="18"/>
+    <w:abstractNumId w:val="19"/>
   </w:num>
   <w:num w:numId="5">
     <w:abstractNumId w:val="7"/>
   </w:num>
   <w:num w:numId="6">
-    <w:abstractNumId w:val="15"/>
+    <w:abstractNumId w:val="16"/>
   </w:num>
   <w:num w:numId="7">
     <w:abstractNumId w:val="6"/>
   </w:num>
   <w:num w:numId="8">
-    <w:abstractNumId w:val="29"/>
+    <w:abstractNumId w:val="32"/>
   </w:num>
   <w:num w:numId="9">
-    <w:abstractNumId w:val="40"/>
+    <w:abstractNumId w:val="43"/>
   </w:num>
   <w:num w:numId="10">
     <w:abstractNumId w:val="0"/>
   </w:num>
   <w:num w:numId="11">
-    <w:abstractNumId w:val="45"/>
+    <w:abstractNumId w:val="48"/>
   </w:num>
   <w:num w:numId="12">
-    <w:abstractNumId w:val="38"/>
+    <w:abstractNumId w:val="41"/>
   </w:num>
   <w:num w:numId="13">
-    <w:abstractNumId w:val="43"/>
+    <w:abstractNumId w:val="46"/>
   </w:num>
   <w:num w:numId="14">
-    <w:abstractNumId w:val="26"/>
+    <w:abstractNumId w:val="29"/>
   </w:num>
   <w:num w:numId="15">
-    <w:abstractNumId w:val="31"/>
+    <w:abstractNumId w:val="34"/>
   </w:num>
   <w:num w:numId="16">
-    <w:abstractNumId w:val="9"/>
+    <w:abstractNumId w:val="10"/>
   </w:num>
   <w:num w:numId="17">
-    <w:abstractNumId w:val="14"/>
+    <w:abstractNumId w:val="15"/>
   </w:num>
   <w:num w:numId="18">
-    <w:abstractNumId w:val="10"/>
+    <w:abstractNumId w:val="11"/>
   </w:num>
   <w:num w:numId="19">
-    <w:abstractNumId w:val="36"/>
+    <w:abstractNumId w:val="39"/>
   </w:num>
   <w:num w:numId="20">
-    <w:abstractNumId w:val="41"/>
+    <w:abstractNumId w:val="44"/>
   </w:num>
   <w:num w:numId="21">
     <w:abstractNumId w:val="2"/>
   </w:num>
   <w:num w:numId="22">
-    <w:abstractNumId w:val="28"/>
+    <w:abstractNumId w:val="31"/>
   </w:num>
   <w:num w:numId="23">
     <w:abstractNumId w:val="4"/>
   </w:num>
   <w:num w:numId="24">
-    <w:abstractNumId w:val="33"/>
+    <w:abstractNumId w:val="36"/>
   </w:num>
   <w:num w:numId="25">
     <w:abstractNumId w:val="3"/>
   </w:num>
   <w:num w:numId="26">
-    <w:abstractNumId w:val="8"/>
+    <w:abstractNumId w:val="9"/>
   </w:num>
   <w:num w:numId="27">
-    <w:abstractNumId w:val="23"/>
+    <w:abstractNumId w:val="25"/>
   </w:num>
   <w:num w:numId="28">
-    <w:abstractNumId w:val="16"/>
+    <w:abstractNumId w:val="17"/>
   </w:num>
   <w:num w:numId="29">
-    <w:abstractNumId w:val="25"/>
+    <w:abstractNumId w:val="27"/>
   </w:num>
   <w:num w:numId="30">
     <w:abstractNumId w:val="5"/>
   </w:num>
   <w:num w:numId="31">
-    <w:abstractNumId w:val="22"/>
+    <w:abstractNumId w:val="24"/>
   </w:num>
   <w:num w:numId="32">
-    <w:abstractNumId w:val="24"/>
+    <w:abstractNumId w:val="26"/>
   </w:num>
   <w:num w:numId="33">
-    <w:abstractNumId w:val="13"/>
+    <w:abstractNumId w:val="14"/>
   </w:num>
   <w:num w:numId="34">
-    <w:abstractNumId w:val="27"/>
+    <w:abstractNumId w:val="30"/>
   </w:num>
   <w:num w:numId="35">
-    <w:abstractNumId w:val="34"/>
+    <w:abstractNumId w:val="37"/>
   </w:num>
   <w:num w:numId="36">
+    <w:abstractNumId w:val="45"/>
+  </w:num>
+  <w:num w:numId="37">
+    <w:abstractNumId w:val="38"/>
+  </w:num>
+  <w:num w:numId="38">
+    <w:abstractNumId w:val="40"/>
+  </w:num>
+  <w:num w:numId="39">
+    <w:abstractNumId w:val="47"/>
+  </w:num>
+  <w:num w:numId="40">
     <w:abstractNumId w:val="42"/>
   </w:num>
-  <w:num w:numId="37">
+  <w:num w:numId="41">
+    <w:abstractNumId w:val="18"/>
+  </w:num>
+  <w:num w:numId="42">
+    <w:abstractNumId w:val="23"/>
+  </w:num>
+  <w:num w:numId="43">
     <w:abstractNumId w:val="35"/>
   </w:num>
-  <w:num w:numId="38">
-    <w:abstractNumId w:val="37"/>
-  </w:num>
-  <w:num w:numId="39">
-    <w:abstractNumId w:val="44"/>
-  </w:num>
-  <w:num w:numId="40">
-    <w:abstractNumId w:val="39"/>
-  </w:num>
-  <w:num w:numId="41">
-    <w:abstractNumId w:val="17"/>
-  </w:num>
-  <w:num w:numId="42">
-    <w:abstractNumId w:val="21"/>
-  </w:num>
-  <w:num w:numId="43">
-    <w:abstractNumId w:val="32"/>
-  </w:num>
   <w:num w:numId="44">
-    <w:abstractNumId w:val="11"/>
+    <w:abstractNumId w:val="12"/>
   </w:num>
   <w:num w:numId="45">
     <w:abstractNumId w:val="1"/>
   </w:num>
   <w:num w:numId="46">
-    <w:abstractNumId w:val="30"/>
+    <w:abstractNumId w:val="33"/>
+  </w:num>
+  <w:num w:numId="47">
+    <w:abstractNumId w:val="20"/>
+  </w:num>
+  <w:num w:numId="48">
+    <w:abstractNumId w:val="8"/>
+  </w:num>
+  <w:num w:numId="49">
+    <w:abstractNumId w:val="28"/>
   </w:num>
 </w:numbering>
 </file>
